--- a/Horvath_Adam_Jozsef_prg_spec.docx
+++ b/Horvath_Adam_Jozsef_prg_spec.docx
@@ -5,7 +5,7 @@
     <w:p>
       <w:pPr>
         <w:pStyle w:val="Cmsor1"/>
-        <w:spacing w:before="240" w:after="360" w:line="240" w:lineRule="auto"/>
+        <w:spacing w:before="240" w:after="360"/>
         <w:jc w:val="center"/>
         <w:rPr>
           <w:rFonts w:ascii="Times New Roman" w:hAnsi="Times New Roman" w:cs="Times New Roman"/>
@@ -14,7 +14,7 @@
           <w:szCs w:val="72"/>
         </w:rPr>
       </w:pPr>
-      <w:bookmarkStart w:id="0" w:name="_Toc211528470"/>
+      <w:bookmarkStart w:id="0" w:name="_Toc212572910"/>
       <w:r>
         <w:rPr>
           <w:rFonts w:ascii="Times New Roman" w:hAnsi="Times New Roman" w:cs="Times New Roman"/>
@@ -248,7 +248,7 @@
           <w:sz w:val="52"/>
           <w:szCs w:val="52"/>
         </w:rPr>
-        <w:t>Ballisztikus számoló</w:t>
+        <w:t>Ballisztikai számítási program</w:t>
       </w:r>
     </w:p>
     <w:p>
@@ -316,7 +316,6 @@
             </w:tabs>
             <w:rPr>
               <w:rFonts w:eastAsiaTheme="minorEastAsia"/>
-              <w:noProof/>
               <w:lang w:eastAsia="hu-HU"/>
             </w:rPr>
           </w:pPr>
@@ -341,45 +340,39 @@
             </w:rPr>
             <w:fldChar w:fldCharType="separate"/>
           </w:r>
-          <w:hyperlink w:anchor="_Toc211528470" w:history="1">
+          <w:hyperlink w:anchor="_Toc212572910" w:history="1">
             <w:r>
               <w:rPr>
                 <w:rStyle w:val="Hiperhivatkozs"/>
                 <w:rFonts w:ascii="Times New Roman" w:hAnsi="Times New Roman" w:cs="Times New Roman"/>
-                <w:noProof/>
               </w:rPr>
               <w:t>A programozás alapjai 1 - BMEVIHIAA01 2025/26/1</w:t>
             </w:r>
             <w:r>
               <w:rPr>
-                <w:noProof/>
                 <w:webHidden/>
               </w:rPr>
               <w:tab/>
             </w:r>
             <w:r>
               <w:rPr>
-                <w:noProof/>
                 <w:webHidden/>
               </w:rPr>
               <w:fldChar w:fldCharType="begin"/>
             </w:r>
             <w:r>
               <w:rPr>
-                <w:noProof/>
                 <w:webHidden/>
               </w:rPr>
-              <w:instrText xml:space="preserve"> PAGEREF _Toc211528470 \h </w:instrText>
+              <w:instrText xml:space="preserve"> PAGEREF _Toc212572910 \h </w:instrText>
             </w:r>
             <w:r>
               <w:rPr>
-                <w:noProof/>
                 <w:webHidden/>
               </w:rPr>
             </w:r>
             <w:r>
               <w:rPr>
-                <w:noProof/>
                 <w:webHidden/>
               </w:rPr>
               <w:fldChar w:fldCharType="separate"/>
@@ -393,7 +386,6 @@
             </w:r>
             <w:r>
               <w:rPr>
-                <w:noProof/>
                 <w:webHidden/>
               </w:rPr>
               <w:fldChar w:fldCharType="end"/>
@@ -409,22 +401,21 @@
             </w:tabs>
             <w:rPr>
               <w:rFonts w:eastAsiaTheme="minorEastAsia"/>
-              <w:noProof/>
               <w:lang w:eastAsia="hu-HU"/>
             </w:rPr>
           </w:pPr>
-          <w:hyperlink w:anchor="_Toc211528471" w:history="1">
+          <w:hyperlink w:anchor="_Toc212572911" w:history="1">
             <w:r>
               <w:rPr>
                 <w:rStyle w:val="Hiperhivatkozs"/>
-                <w:noProof/>
+                <w:b/>
+                <w:bCs/>
               </w:rPr>
               <w:t>1.</w:t>
             </w:r>
             <w:r>
               <w:rPr>
                 <w:rFonts w:eastAsiaTheme="minorEastAsia"/>
-                <w:noProof/>
                 <w:lang w:eastAsia="hu-HU"/>
               </w:rPr>
               <w:tab/>
@@ -432,40 +423,36 @@
             <w:r>
               <w:rPr>
                 <w:rStyle w:val="Hiperhivatkozs"/>
-                <w:noProof/>
+                <w:b/>
+                <w:bCs/>
               </w:rPr>
               <w:t>Specifikáció</w:t>
             </w:r>
             <w:r>
               <w:rPr>
-                <w:noProof/>
                 <w:webHidden/>
               </w:rPr>
               <w:tab/>
             </w:r>
             <w:r>
               <w:rPr>
-                <w:noProof/>
                 <w:webHidden/>
               </w:rPr>
               <w:fldChar w:fldCharType="begin"/>
             </w:r>
             <w:r>
               <w:rPr>
-                <w:noProof/>
                 <w:webHidden/>
               </w:rPr>
-              <w:instrText xml:space="preserve"> PAGEREF _Toc211528471 \h </w:instrText>
+              <w:instrText xml:space="preserve"> PAGEREF _Toc212572911 \h </w:instrText>
             </w:r>
             <w:r>
               <w:rPr>
-                <w:noProof/>
                 <w:webHidden/>
               </w:rPr>
             </w:r>
             <w:r>
               <w:rPr>
-                <w:noProof/>
                 <w:webHidden/>
               </w:rPr>
               <w:fldChar w:fldCharType="separate"/>
@@ -479,7 +466,6 @@
             </w:r>
             <w:r>
               <w:rPr>
-                <w:noProof/>
                 <w:webHidden/>
               </w:rPr>
               <w:fldChar w:fldCharType="end"/>
@@ -493,47 +479,45 @@
               <w:tab w:val="right" w:leader="dot" w:pos="9062"/>
             </w:tabs>
             <w:rPr>
-              <w:noProof/>
+              <w:rFonts w:eastAsiaTheme="minorEastAsia"/>
+              <w:lang w:eastAsia="hu-HU"/>
             </w:rPr>
           </w:pPr>
-          <w:hyperlink w:anchor="_Toc211528472" w:history="1">
+          <w:hyperlink w:anchor="_Toc212572912" w:history="1">
             <w:r>
               <w:rPr>
                 <w:rStyle w:val="Hiperhivatkozs"/>
-                <w:noProof/>
+                <w:rFonts w:ascii="Times New Roman" w:hAnsi="Times New Roman" w:cs="Times New Roman"/>
+                <w:b/>
+                <w:bCs/>
               </w:rPr>
-              <w:t>A program célja</w:t>
+              <w:t>1.1.0 A program célja</w:t>
             </w:r>
             <w:r>
               <w:rPr>
-                <w:noProof/>
                 <w:webHidden/>
               </w:rPr>
               <w:tab/>
             </w:r>
             <w:r>
               <w:rPr>
-                <w:noProof/>
                 <w:webHidden/>
               </w:rPr>
               <w:fldChar w:fldCharType="begin"/>
             </w:r>
             <w:r>
               <w:rPr>
-                <w:noProof/>
                 <w:webHidden/>
               </w:rPr>
-              <w:instrText xml:space="preserve"> PAGEREF _Toc211528472 \h </w:instrText>
+              <w:instrText xml:space="preserve"> PAGEREF _Toc212572912 \h </w:instrText>
             </w:r>
             <w:r>
               <w:rPr>
-                <w:noProof/>
                 <w:webHidden/>
               </w:rPr>
             </w:r>
             <w:r>
               <w:rPr>
-                <w:noProof/>
                 <w:webHidden/>
               </w:rPr>
               <w:fldChar w:fldCharType="separate"/>
@@ -547,7 +531,331 @@
             </w:r>
             <w:r>
               <w:rPr>
+                <w:webHidden/>
+              </w:rPr>
+              <w:fldChar w:fldCharType="end"/>
+            </w:r>
+          </w:hyperlink>
+        </w:p>
+        <w:p>
+          <w:pPr>
+            <w:pStyle w:val="TJ3"/>
+            <w:tabs>
+              <w:tab w:val="right" w:leader="dot" w:pos="9062"/>
+            </w:tabs>
+            <w:rPr>
+              <w:rFonts w:eastAsiaTheme="minorEastAsia"/>
+              <w:lang w:eastAsia="hu-HU"/>
+            </w:rPr>
+          </w:pPr>
+          <w:hyperlink w:anchor="_Toc212572913" w:history="1">
+            <w:r>
+              <w:rPr>
+                <w:rStyle w:val="Hiperhivatkozs"/>
+                <w:rFonts w:ascii="Times New Roman" w:hAnsi="Times New Roman" w:cs="Times New Roman"/>
+                <w:b/>
+                <w:bCs/>
+              </w:rPr>
+              <w:t>1.2.0 Bemenő adatok és típusai</w:t>
+            </w:r>
+            <w:r>
+              <w:rPr>
+                <w:webHidden/>
+              </w:rPr>
+              <w:tab/>
+            </w:r>
+            <w:r>
+              <w:rPr>
+                <w:webHidden/>
+              </w:rPr>
+              <w:fldChar w:fldCharType="begin"/>
+            </w:r>
+            <w:r>
+              <w:rPr>
+                <w:webHidden/>
+              </w:rPr>
+              <w:instrText xml:space="preserve"> PAGEREF _Toc212572913 \h </w:instrText>
+            </w:r>
+            <w:r>
+              <w:rPr>
+                <w:webHidden/>
+              </w:rPr>
+            </w:r>
+            <w:r>
+              <w:rPr>
+                <w:webHidden/>
+              </w:rPr>
+              <w:fldChar w:fldCharType="separate"/>
+            </w:r>
+            <w:r>
+              <w:rPr>
                 <w:noProof/>
+                <w:webHidden/>
+              </w:rPr>
+              <w:t>3</w:t>
+            </w:r>
+            <w:r>
+              <w:rPr>
+                <w:webHidden/>
+              </w:rPr>
+              <w:fldChar w:fldCharType="end"/>
+            </w:r>
+          </w:hyperlink>
+        </w:p>
+        <w:p>
+          <w:pPr>
+            <w:pStyle w:val="TJ3"/>
+            <w:tabs>
+              <w:tab w:val="right" w:leader="dot" w:pos="9062"/>
+            </w:tabs>
+            <w:rPr>
+              <w:rFonts w:eastAsiaTheme="minorEastAsia"/>
+              <w:lang w:eastAsia="hu-HU"/>
+            </w:rPr>
+          </w:pPr>
+          <w:hyperlink w:anchor="_Toc212572914" w:history="1">
+            <w:r>
+              <w:rPr>
+                <w:rStyle w:val="Hiperhivatkozs"/>
+                <w:rFonts w:ascii="Times New Roman" w:hAnsi="Times New Roman" w:cs="Times New Roman"/>
+                <w:b/>
+                <w:bCs/>
+              </w:rPr>
+              <w:t>1.3.0. Program működése</w:t>
+            </w:r>
+            <w:r>
+              <w:rPr>
+                <w:webHidden/>
+              </w:rPr>
+              <w:tab/>
+            </w:r>
+            <w:r>
+              <w:rPr>
+                <w:webHidden/>
+              </w:rPr>
+              <w:fldChar w:fldCharType="begin"/>
+            </w:r>
+            <w:r>
+              <w:rPr>
+                <w:webHidden/>
+              </w:rPr>
+              <w:instrText xml:space="preserve"> PAGEREF _Toc212572914 \h </w:instrText>
+            </w:r>
+            <w:r>
+              <w:rPr>
+                <w:webHidden/>
+              </w:rPr>
+            </w:r>
+            <w:r>
+              <w:rPr>
+                <w:webHidden/>
+              </w:rPr>
+              <w:fldChar w:fldCharType="separate"/>
+            </w:r>
+            <w:r>
+              <w:rPr>
+                <w:noProof/>
+                <w:webHidden/>
+              </w:rPr>
+              <w:t>4</w:t>
+            </w:r>
+            <w:r>
+              <w:rPr>
+                <w:webHidden/>
+              </w:rPr>
+              <w:fldChar w:fldCharType="end"/>
+            </w:r>
+          </w:hyperlink>
+        </w:p>
+        <w:p>
+          <w:pPr>
+            <w:pStyle w:val="TJ3"/>
+            <w:tabs>
+              <w:tab w:val="right" w:leader="dot" w:pos="9062"/>
+            </w:tabs>
+            <w:rPr>
+              <w:rFonts w:eastAsiaTheme="minorEastAsia"/>
+              <w:lang w:eastAsia="hu-HU"/>
+            </w:rPr>
+          </w:pPr>
+          <w:hyperlink w:anchor="_Toc212572915" w:history="1">
+            <w:r>
+              <w:rPr>
+                <w:rStyle w:val="Hiperhivatkozs"/>
+                <w:rFonts w:ascii="Times New Roman" w:hAnsi="Times New Roman" w:cs="Times New Roman"/>
+                <w:b/>
+                <w:bCs/>
+              </w:rPr>
+              <w:t>1.4.0 Kimeneti adatok</w:t>
+            </w:r>
+            <w:r>
+              <w:rPr>
+                <w:webHidden/>
+              </w:rPr>
+              <w:tab/>
+            </w:r>
+            <w:r>
+              <w:rPr>
+                <w:webHidden/>
+              </w:rPr>
+              <w:fldChar w:fldCharType="begin"/>
+            </w:r>
+            <w:r>
+              <w:rPr>
+                <w:webHidden/>
+              </w:rPr>
+              <w:instrText xml:space="preserve"> PAGEREF _Toc212572915 \h </w:instrText>
+            </w:r>
+            <w:r>
+              <w:rPr>
+                <w:webHidden/>
+              </w:rPr>
+            </w:r>
+            <w:r>
+              <w:rPr>
+                <w:webHidden/>
+              </w:rPr>
+              <w:fldChar w:fldCharType="separate"/>
+            </w:r>
+            <w:r>
+              <w:rPr>
+                <w:noProof/>
+                <w:webHidden/>
+              </w:rPr>
+              <w:t>5</w:t>
+            </w:r>
+            <w:r>
+              <w:rPr>
+                <w:webHidden/>
+              </w:rPr>
+              <w:fldChar w:fldCharType="end"/>
+            </w:r>
+          </w:hyperlink>
+        </w:p>
+        <w:p>
+          <w:pPr>
+            <w:pStyle w:val="TJ3"/>
+            <w:tabs>
+              <w:tab w:val="right" w:leader="dot" w:pos="9062"/>
+            </w:tabs>
+            <w:rPr>
+              <w:rFonts w:eastAsiaTheme="minorEastAsia"/>
+              <w:lang w:eastAsia="hu-HU"/>
+            </w:rPr>
+          </w:pPr>
+          <w:hyperlink w:anchor="_Toc212572916" w:history="1">
+            <w:r>
+              <w:rPr>
+                <w:rStyle w:val="Hiperhivatkozs"/>
+                <w:rFonts w:ascii="Times New Roman" w:hAnsi="Times New Roman" w:cs="Times New Roman"/>
+                <w:b/>
+                <w:bCs/>
+              </w:rPr>
+              <w:t>1.5.0 Adatszerkezetek</w:t>
+            </w:r>
+            <w:r>
+              <w:rPr>
+                <w:webHidden/>
+              </w:rPr>
+              <w:tab/>
+            </w:r>
+            <w:r>
+              <w:rPr>
+                <w:webHidden/>
+              </w:rPr>
+              <w:fldChar w:fldCharType="begin"/>
+            </w:r>
+            <w:r>
+              <w:rPr>
+                <w:webHidden/>
+              </w:rPr>
+              <w:instrText xml:space="preserve"> PAGEREF _Toc212572916 \h </w:instrText>
+            </w:r>
+            <w:r>
+              <w:rPr>
+                <w:webHidden/>
+              </w:rPr>
+            </w:r>
+            <w:r>
+              <w:rPr>
+                <w:webHidden/>
+              </w:rPr>
+              <w:fldChar w:fldCharType="separate"/>
+            </w:r>
+            <w:r>
+              <w:rPr>
+                <w:noProof/>
+                <w:webHidden/>
+              </w:rPr>
+              <w:t>6</w:t>
+            </w:r>
+            <w:r>
+              <w:rPr>
+                <w:webHidden/>
+              </w:rPr>
+              <w:fldChar w:fldCharType="end"/>
+            </w:r>
+          </w:hyperlink>
+        </w:p>
+        <w:p>
+          <w:pPr>
+            <w:pStyle w:val="TJ3"/>
+            <w:tabs>
+              <w:tab w:val="right" w:leader="dot" w:pos="9062"/>
+            </w:tabs>
+            <w:rPr>
+              <w:rFonts w:eastAsiaTheme="minorEastAsia"/>
+              <w:lang w:eastAsia="hu-HU"/>
+            </w:rPr>
+          </w:pPr>
+          <w:hyperlink w:anchor="_Toc212572917" w:history="1">
+            <w:r>
+              <w:rPr>
+                <w:rStyle w:val="Hiperhivatkozs"/>
+                <w:rFonts w:ascii="Times New Roman" w:hAnsi="Times New Roman" w:cs="Times New Roman"/>
+                <w:b/>
+                <w:bCs/>
+              </w:rPr>
+              <w:t>1.6.0 Tesztelés</w:t>
+            </w:r>
+            <w:r>
+              <w:rPr>
+                <w:webHidden/>
+              </w:rPr>
+              <w:tab/>
+            </w:r>
+            <w:r>
+              <w:rPr>
+                <w:webHidden/>
+              </w:rPr>
+              <w:fldChar w:fldCharType="begin"/>
+            </w:r>
+            <w:r>
+              <w:rPr>
+                <w:webHidden/>
+              </w:rPr>
+              <w:instrText xml:space="preserve"> PAGEREF _Toc212572917 \h </w:instrText>
+            </w:r>
+            <w:r>
+              <w:rPr>
+                <w:webHidden/>
+              </w:rPr>
+            </w:r>
+            <w:r>
+              <w:rPr>
+                <w:webHidden/>
+              </w:rPr>
+              <w:fldChar w:fldCharType="separate"/>
+            </w:r>
+            <w:r>
+              <w:rPr>
+                <w:noProof/>
+                <w:webHidden/>
+              </w:rPr>
+              <w:t>6</w:t>
+            </w:r>
+            <w:r>
+              <w:rPr>
                 <w:webHidden/>
               </w:rPr>
               <w:fldChar w:fldCharType="end"/>
@@ -597,80 +905,2431 @@
     <w:p>
       <w:pPr>
         <w:pStyle w:val="CMSOR"/>
-      </w:pPr>
-      <w:r>
+        <w:rPr>
+          <w:b/>
+          <w:bCs/>
+        </w:rPr>
+      </w:pPr>
+      <w:r>
+        <w:rPr>
+          <w:b/>
+          <w:bCs/>
+        </w:rPr>
         <w:lastRenderedPageBreak/>
         <w:t xml:space="preserve"> </w:t>
       </w:r>
-      <w:bookmarkStart w:id="1" w:name="_Toc211528471"/>
-      <w:r>
+      <w:bookmarkStart w:id="1" w:name="_Toc212572911"/>
+      <w:r>
+        <w:rPr>
+          <w:b/>
+          <w:bCs/>
+        </w:rPr>
         <w:t>Specifikáció</w:t>
       </w:r>
       <w:bookmarkEnd w:id="1"/>
     </w:p>
+    <w:p/>
+    <w:p>
+      <w:r>
+        <w:rPr>
+          <w:rFonts w:ascii="Times New Roman" w:eastAsiaTheme="majorEastAsia" w:hAnsi="Times New Roman" w:cs="Times New Roman"/>
+          <w:color w:val="C00000"/>
+          <w:sz w:val="32"/>
+          <w:szCs w:val="32"/>
+        </w:rPr>
+        <w:pict w14:anchorId="42576B0F">
+          <v:rect id="_x0000_i1025" style="width:453.6pt;height:1.5pt;mso-position-horizontal:absolute;mso-position-horizontal-relative:text;mso-position-vertical:absolute;mso-position-vertical-relative:text" o:hralign="center" o:hrstd="t" o:hrnoshade="t" o:hr="t" fillcolor="#ff8686" stroked="f"/>
+        </w:pict>
+      </w:r>
+    </w:p>
+    <w:p/>
     <w:p>
       <w:pPr>
         <w:pStyle w:val="Cmsor3"/>
+        <w:ind w:left="180"/>
+        <w:rPr>
+          <w:rFonts w:ascii="Times New Roman" w:hAnsi="Times New Roman" w:cs="Times New Roman"/>
+          <w:b/>
+          <w:bCs/>
+          <w:sz w:val="32"/>
+          <w:szCs w:val="32"/>
+        </w:rPr>
+      </w:pPr>
+      <w:bookmarkStart w:id="2" w:name="_Toc212572912"/>
+      <w:r>
+        <w:rPr>
+          <w:rFonts w:ascii="Times New Roman" w:hAnsi="Times New Roman" w:cs="Times New Roman"/>
+          <w:b/>
+          <w:bCs/>
+          <w:sz w:val="32"/>
+          <w:szCs w:val="32"/>
+        </w:rPr>
+        <w:t>1.1</w:t>
+      </w:r>
+      <w:r>
+        <w:rPr>
+          <w:rFonts w:ascii="Times New Roman" w:hAnsi="Times New Roman" w:cs="Times New Roman"/>
+          <w:b/>
+          <w:bCs/>
+          <w:sz w:val="32"/>
+          <w:szCs w:val="32"/>
+        </w:rPr>
+        <w:t>.0</w:t>
+      </w:r>
+      <w:r>
+        <w:rPr>
+          <w:rFonts w:ascii="Times New Roman" w:hAnsi="Times New Roman" w:cs="Times New Roman"/>
+          <w:b/>
+          <w:bCs/>
+          <w:sz w:val="32"/>
+          <w:szCs w:val="32"/>
+        </w:rPr>
+        <w:t xml:space="preserve"> </w:t>
+      </w:r>
+      <w:r>
+        <w:rPr>
+          <w:rFonts w:ascii="Times New Roman" w:hAnsi="Times New Roman" w:cs="Times New Roman"/>
+          <w:b/>
+          <w:bCs/>
+          <w:sz w:val="32"/>
+          <w:szCs w:val="32"/>
+        </w:rPr>
+        <w:t>A program célja</w:t>
+      </w:r>
+      <w:bookmarkEnd w:id="2"/>
+    </w:p>
+    <w:p>
+      <w:pPr>
+        <w:tabs>
+          <w:tab w:val="left" w:pos="540"/>
+        </w:tabs>
+        <w:ind w:left="540"/>
+      </w:pPr>
+      <w:r>
+        <w:t>A program célja ballisztikai számítások elvégzése különböző lőállások, célpontok és lövegek adatainak felhasználásával.</w:t>
+      </w:r>
+      <w:r>
+        <w:br/>
+        <w:t>Feladata, hogy meghatározza, melyik lőállás van a legközelebb a kijelölt célponthoz, majd kiszámolja a szükséges lövési szöget és irányt a löveg paramétereinek figyelembevételével.</w:t>
+      </w:r>
+    </w:p>
+    <w:p>
+      <w:pPr>
+        <w:tabs>
+          <w:tab w:val="left" w:pos="540"/>
+        </w:tabs>
+        <w:ind w:left="540"/>
+      </w:pPr>
+      <w:r>
+        <w:t>A felhasználó megadhatja a célpontot, opcionálisan a lőállást és a löveg típusát is.</w:t>
+      </w:r>
+      <w:r>
+        <w:br/>
+        <w:t>Ha ezek hiányoznak, a program automatikusan kiválasztja a legideálisabb kombinációt.</w:t>
+      </w:r>
+      <w:r>
+        <w:br/>
+        <w:t>Amennyiben a megadott löveg vagy lőállás nem képes elérni a célpontot, a program ajánl egy paramétereiben hasonló, de alkalmasabb megoldást.</w:t>
+      </w:r>
+      <w:r>
+        <w:br/>
+        <w:t>Ha ilyen sincs, új lőállás vagy célpont rögzíthető és eltárolható.</w:t>
+      </w:r>
+    </w:p>
+    <w:p/>
+    <w:p>
+      <w:r>
+        <w:rPr>
+          <w:rFonts w:ascii="Times New Roman" w:eastAsiaTheme="majorEastAsia" w:hAnsi="Times New Roman" w:cs="Times New Roman"/>
+          <w:color w:val="0F4761" w:themeColor="accent1" w:themeShade="BF"/>
+          <w:sz w:val="32"/>
+          <w:szCs w:val="32"/>
+        </w:rPr>
+        <w:pict w14:anchorId="2E78AC62">
+          <v:rect id="_x0000_i1026" style="width:453.6pt;height:1.5pt;mso-position-horizontal:absolute;mso-position-horizontal-relative:text;mso-position-vertical:absolute;mso-position-vertical-relative:text" o:hralign="center" o:hrstd="t" o:hrnoshade="t" o:hr="t" fillcolor="#ff8686" stroked="f"/>
+        </w:pict>
+      </w:r>
+    </w:p>
+    <w:p>
+      <w:pPr>
+        <w:pStyle w:val="Cmsor3"/>
+        <w:rPr>
+          <w:rFonts w:ascii="Times New Roman" w:hAnsi="Times New Roman" w:cs="Times New Roman"/>
+          <w:b/>
+          <w:bCs/>
+          <w:sz w:val="32"/>
+          <w:szCs w:val="32"/>
+        </w:rPr>
+      </w:pPr>
+      <w:r>
         <w:rPr>
           <w:rFonts w:ascii="Times New Roman" w:hAnsi="Times New Roman" w:cs="Times New Roman"/>
           <w:sz w:val="32"/>
           <w:szCs w:val="32"/>
         </w:rPr>
-      </w:pPr>
-      <w:bookmarkStart w:id="2" w:name="_Toc211528472"/>
+        <w:br/>
+      </w:r>
+      <w:bookmarkStart w:id="3" w:name="_Toc212572913"/>
+      <w:r>
+        <w:rPr>
+          <w:rFonts w:ascii="Times New Roman" w:hAnsi="Times New Roman" w:cs="Times New Roman"/>
+          <w:b/>
+          <w:bCs/>
+          <w:sz w:val="32"/>
+          <w:szCs w:val="32"/>
+        </w:rPr>
+        <w:t xml:space="preserve">1.2.0 </w:t>
+      </w:r>
+      <w:r>
+        <w:rPr>
+          <w:rFonts w:ascii="Times New Roman" w:hAnsi="Times New Roman" w:cs="Times New Roman"/>
+          <w:b/>
+          <w:bCs/>
+          <w:sz w:val="32"/>
+          <w:szCs w:val="32"/>
+        </w:rPr>
+        <w:t>Bemenő adatok és típusai</w:t>
+      </w:r>
+      <w:bookmarkEnd w:id="3"/>
+    </w:p>
+    <w:p>
+      <w:pPr>
+        <w:ind w:left="540"/>
+      </w:pPr>
+      <w:r>
+        <w:t>A bemeneti adatok szöveges fájl(ok)</w:t>
+      </w:r>
+      <w:proofErr w:type="spellStart"/>
+      <w:r>
+        <w:t>ból</w:t>
+      </w:r>
+      <w:proofErr w:type="spellEnd"/>
+      <w:r>
+        <w:t xml:space="preserve"> származnak.</w:t>
+      </w:r>
+      <w:r>
+        <w:br/>
+        <w:t>A program a fájlokat egyszeri bejárással olvassa be, és a tartalmat dinamikus adatszerkezetekbe rendezi.</w:t>
+      </w:r>
+      <w:r>
+        <w:br/>
+        <w:t>A rekordok formátuma rugalmas, a kulcsszavak sorrendje tetszőleges, viszont minden sor</w:t>
+      </w:r>
+      <w:r>
+        <w:t xml:space="preserve"> “</w:t>
+      </w:r>
+      <w:r>
+        <w:t>;</w:t>
+      </w:r>
+      <w:r>
+        <w:t xml:space="preserve">” </w:t>
+      </w:r>
+      <w:r>
+        <w:t>jellel zárul.</w:t>
+      </w:r>
+    </w:p>
+    <w:p>
+      <w:pPr>
+        <w:ind w:left="540"/>
+      </w:pPr>
+    </w:p>
+    <w:p>
+      <w:pPr>
+        <w:pStyle w:val="Cmsor4"/>
+        <w:spacing w:before="160" w:after="80" w:line="278" w:lineRule="auto"/>
+        <w:ind w:left="270"/>
+        <w:rPr>
+          <w:rFonts w:ascii="Times New Roman" w:hAnsi="Times New Roman" w:cs="Times New Roman"/>
+          <w:i w:val="0"/>
+          <w:iCs w:val="0"/>
+          <w:sz w:val="32"/>
+          <w:szCs w:val="32"/>
+        </w:rPr>
+      </w:pPr>
+      <w:r>
+        <w:rPr>
+          <w:rFonts w:ascii="Times New Roman" w:hAnsi="Times New Roman" w:cs="Times New Roman"/>
+          <w:i w:val="0"/>
+          <w:iCs w:val="0"/>
+          <w:sz w:val="32"/>
+          <w:szCs w:val="32"/>
+        </w:rPr>
+        <w:t>1.2.1. Általános formátum</w:t>
+      </w:r>
+    </w:p>
+    <w:p>
+      <w:pPr>
+        <w:ind w:left="540"/>
+        <w:jc w:val="center"/>
+      </w:pPr>
+      <w:r>
+        <w:rPr>
+          <w:color w:val="275317" w:themeColor="accent6" w:themeShade="80"/>
+        </w:rPr>
+        <w:t>I</w:t>
+      </w:r>
+      <w:r>
+        <w:rPr>
+          <w:color w:val="EE0000"/>
+        </w:rPr>
+        <w:t>&lt;</w:t>
+      </w:r>
+      <w:r>
+        <w:rPr>
+          <w:color w:val="0A2F41" w:themeColor="accent1" w:themeShade="80"/>
+        </w:rPr>
+        <w:t>ID</w:t>
+      </w:r>
+      <w:proofErr w:type="gramStart"/>
+      <w:r>
+        <w:rPr>
+          <w:color w:val="EE0000"/>
+        </w:rPr>
+        <w:t>&gt;</w:t>
+      </w:r>
+      <w:r>
+        <w:rPr>
+          <w:color w:val="EE0000"/>
+        </w:rPr>
+        <w:t xml:space="preserve"> </w:t>
+      </w:r>
+      <w:r>
+        <w:rPr>
+          <w:color w:val="EE0000"/>
+        </w:rPr>
+        <w:t xml:space="preserve"> </w:t>
+      </w:r>
+      <w:r>
+        <w:rPr>
+          <w:color w:val="275317" w:themeColor="accent6" w:themeShade="80"/>
+        </w:rPr>
+        <w:t>L</w:t>
+      </w:r>
+      <w:proofErr w:type="gramEnd"/>
+      <w:r>
+        <w:rPr>
+          <w:color w:val="EE0000"/>
+        </w:rPr>
+        <w:t>&lt;</w:t>
+      </w:r>
+      <w:proofErr w:type="spellStart"/>
+      <w:r>
+        <w:rPr>
+          <w:color w:val="0A2F41" w:themeColor="accent1" w:themeShade="80"/>
+        </w:rPr>
+        <w:t>Label</w:t>
+      </w:r>
+      <w:proofErr w:type="spellEnd"/>
+      <w:proofErr w:type="gramStart"/>
+      <w:r>
+        <w:rPr>
+          <w:color w:val="EE0000"/>
+        </w:rPr>
+        <w:t xml:space="preserve">&gt; </w:t>
+      </w:r>
+      <w:r>
+        <w:rPr>
+          <w:color w:val="EE0000"/>
+        </w:rPr>
+        <w:t xml:space="preserve"> </w:t>
+      </w:r>
+      <w:r>
+        <w:rPr>
+          <w:color w:val="275317" w:themeColor="accent6" w:themeShade="80"/>
+        </w:rPr>
+        <w:t>CLA</w:t>
+      </w:r>
+      <w:proofErr w:type="gramEnd"/>
+      <w:r>
+        <w:rPr>
+          <w:color w:val="EE0000"/>
+        </w:rPr>
+        <w:t>&lt;</w:t>
+      </w:r>
+      <w:proofErr w:type="spellStart"/>
+      <w:r>
+        <w:rPr>
+          <w:color w:val="0A2F41" w:themeColor="accent1" w:themeShade="80"/>
+        </w:rPr>
+        <w:t>Latitude</w:t>
+      </w:r>
+      <w:proofErr w:type="spellEnd"/>
+      <w:proofErr w:type="gramStart"/>
+      <w:r>
+        <w:rPr>
+          <w:color w:val="EE0000"/>
+        </w:rPr>
+        <w:t>&gt;</w:t>
+      </w:r>
+      <w:r>
+        <w:rPr>
+          <w:color w:val="EE0000"/>
+        </w:rPr>
+        <w:t xml:space="preserve"> </w:t>
+      </w:r>
+      <w:r>
+        <w:rPr>
+          <w:color w:val="EE0000"/>
+        </w:rPr>
+        <w:t xml:space="preserve"> </w:t>
+      </w:r>
+      <w:r>
+        <w:rPr>
+          <w:color w:val="275317" w:themeColor="accent6" w:themeShade="80"/>
+        </w:rPr>
+        <w:t>CLO</w:t>
+      </w:r>
+      <w:proofErr w:type="gramEnd"/>
+      <w:r>
+        <w:rPr>
+          <w:color w:val="EE0000"/>
+        </w:rPr>
+        <w:t>&lt;</w:t>
+      </w:r>
+      <w:proofErr w:type="spellStart"/>
+      <w:r>
+        <w:rPr>
+          <w:color w:val="0A2F41" w:themeColor="accent1" w:themeShade="80"/>
+        </w:rPr>
+        <w:t>Longitude</w:t>
+      </w:r>
+      <w:proofErr w:type="spellEnd"/>
+      <w:proofErr w:type="gramStart"/>
+      <w:r>
+        <w:rPr>
+          <w:color w:val="EE0000"/>
+        </w:rPr>
+        <w:t>&gt;</w:t>
+      </w:r>
+      <w:r>
+        <w:rPr>
+          <w:color w:val="EE0000"/>
+        </w:rPr>
+        <w:t xml:space="preserve"> </w:t>
+      </w:r>
+      <w:r>
+        <w:t xml:space="preserve"> </w:t>
+      </w:r>
+      <w:r>
+        <w:rPr>
+          <w:color w:val="275317" w:themeColor="accent6" w:themeShade="80"/>
+        </w:rPr>
+        <w:t>CA</w:t>
+      </w:r>
+      <w:proofErr w:type="gramEnd"/>
+      <w:r>
+        <w:rPr>
+          <w:color w:val="EE0000"/>
+        </w:rPr>
+        <w:t>&lt;</w:t>
+      </w:r>
+      <w:proofErr w:type="spellStart"/>
+      <w:r>
+        <w:rPr>
+          <w:color w:val="0A2F41" w:themeColor="accent1" w:themeShade="80"/>
+        </w:rPr>
+        <w:t>Altitude</w:t>
+      </w:r>
+      <w:proofErr w:type="spellEnd"/>
+      <w:r>
+        <w:rPr>
+          <w:color w:val="EE0000"/>
+        </w:rPr>
+        <w:t>&gt;</w:t>
+      </w:r>
+      <w:r>
+        <w:rPr>
+          <w:color w:val="275317" w:themeColor="accent6" w:themeShade="80"/>
+        </w:rPr>
+        <w:t>;</w:t>
+      </w:r>
+    </w:p>
+    <w:p/>
+    <w:p>
+      <w:pPr>
+        <w:pStyle w:val="Cmsor4"/>
+        <w:spacing w:before="160" w:after="80" w:line="278" w:lineRule="auto"/>
+        <w:ind w:left="270"/>
+        <w:rPr>
+          <w:rFonts w:ascii="Times New Roman" w:hAnsi="Times New Roman" w:cs="Times New Roman"/>
+          <w:i w:val="0"/>
+          <w:iCs w:val="0"/>
+          <w:sz w:val="32"/>
+          <w:szCs w:val="32"/>
+        </w:rPr>
+      </w:pPr>
+      <w:r>
+        <w:rPr>
+          <w:rFonts w:ascii="Times New Roman" w:hAnsi="Times New Roman" w:cs="Times New Roman"/>
+          <w:i w:val="0"/>
+          <w:iCs w:val="0"/>
+          <w:sz w:val="32"/>
+          <w:szCs w:val="32"/>
+        </w:rPr>
+        <w:t>1.2.2. Példa</w:t>
+      </w:r>
+    </w:p>
+    <w:p>
+      <w:pPr>
+        <w:ind w:left="540"/>
+        <w:jc w:val="center"/>
+        <w:rPr>
+          <w:color w:val="275317" w:themeColor="accent6" w:themeShade="80"/>
+        </w:rPr>
+      </w:pPr>
+      <w:r>
+        <w:rPr>
+          <w:color w:val="275317" w:themeColor="accent6" w:themeShade="80"/>
+        </w:rPr>
+        <w:t xml:space="preserve">I0 </w:t>
+      </w:r>
+      <w:proofErr w:type="spellStart"/>
+      <w:r>
+        <w:rPr>
+          <w:color w:val="275317" w:themeColor="accent6" w:themeShade="80"/>
+        </w:rPr>
+        <w:t>LSchonherz</w:t>
+      </w:r>
+      <w:proofErr w:type="spellEnd"/>
+      <w:r>
+        <w:rPr>
+          <w:color w:val="275317" w:themeColor="accent6" w:themeShade="80"/>
+        </w:rPr>
+        <w:t xml:space="preserve"> CLA47.4729283</w:t>
+      </w:r>
+      <w:r>
+        <w:rPr>
+          <w:color w:val="275317" w:themeColor="accent6" w:themeShade="80"/>
+        </w:rPr>
+        <w:t xml:space="preserve"> </w:t>
+      </w:r>
+      <w:r>
+        <w:rPr>
+          <w:color w:val="275317" w:themeColor="accent6" w:themeShade="80"/>
+        </w:rPr>
+        <w:t>CLO19.0531429 CA0.0;</w:t>
+      </w:r>
+    </w:p>
+    <w:p>
+      <w:pPr>
+        <w:ind w:left="540"/>
+        <w:jc w:val="center"/>
+        <w:rPr>
+          <w:color w:val="275317" w:themeColor="accent6" w:themeShade="80"/>
+        </w:rPr>
+      </w:pPr>
+      <w:r>
+        <w:rPr>
+          <w:color w:val="275317" w:themeColor="accent6" w:themeShade="80"/>
+        </w:rPr>
+        <w:t xml:space="preserve">I1 </w:t>
+      </w:r>
+      <w:proofErr w:type="spellStart"/>
+      <w:r>
+        <w:rPr>
+          <w:color w:val="275317" w:themeColor="accent6" w:themeShade="80"/>
+        </w:rPr>
+        <w:t>L</w:t>
+      </w:r>
+      <w:r>
+        <w:rPr>
+          <w:color w:val="275317" w:themeColor="accent6" w:themeShade="80"/>
+        </w:rPr>
+        <w:t>Valami</w:t>
+      </w:r>
+      <w:proofErr w:type="spellEnd"/>
+      <w:r>
+        <w:rPr>
+          <w:color w:val="275317" w:themeColor="accent6" w:themeShade="80"/>
+        </w:rPr>
+        <w:t xml:space="preserve"> CLA</w:t>
+      </w:r>
+      <w:r>
+        <w:rPr>
+          <w:color w:val="275317" w:themeColor="accent6" w:themeShade="80"/>
+        </w:rPr>
+        <w:t>5</w:t>
+      </w:r>
+      <w:r>
+        <w:rPr>
+          <w:color w:val="275317" w:themeColor="accent6" w:themeShade="80"/>
+        </w:rPr>
+        <w:t>7.476002 CLO</w:t>
+      </w:r>
+      <w:r>
+        <w:rPr>
+          <w:color w:val="275317" w:themeColor="accent6" w:themeShade="80"/>
+        </w:rPr>
+        <w:t>2</w:t>
+      </w:r>
+      <w:r>
+        <w:rPr>
+          <w:color w:val="275317" w:themeColor="accent6" w:themeShade="80"/>
+        </w:rPr>
+        <w:t>9.070322 CA</w:t>
+      </w:r>
+      <w:r>
+        <w:rPr>
+          <w:color w:val="275317" w:themeColor="accent6" w:themeShade="80"/>
+        </w:rPr>
+        <w:t>2</w:t>
+      </w:r>
+      <w:r>
+        <w:rPr>
+          <w:color w:val="275317" w:themeColor="accent6" w:themeShade="80"/>
+        </w:rPr>
+        <w:t>.2;</w:t>
+      </w:r>
+    </w:p>
+    <w:p>
+      <w:r>
+        <w:br w:type="page"/>
+      </w:r>
+    </w:p>
+    <w:p/>
+    <w:p>
+      <w:pPr>
+        <w:pStyle w:val="Cmsor4"/>
+        <w:spacing w:before="160" w:after="80" w:line="278" w:lineRule="auto"/>
+        <w:ind w:left="270"/>
+        <w:rPr>
+          <w:rFonts w:ascii="Times New Roman" w:hAnsi="Times New Roman" w:cs="Times New Roman"/>
+          <w:i w:val="0"/>
+          <w:iCs w:val="0"/>
+          <w:sz w:val="32"/>
+          <w:szCs w:val="32"/>
+        </w:rPr>
+      </w:pPr>
+      <w:r>
+        <w:rPr>
+          <w:rFonts w:ascii="Times New Roman" w:hAnsi="Times New Roman" w:cs="Times New Roman"/>
+          <w:i w:val="0"/>
+          <w:iCs w:val="0"/>
+          <w:sz w:val="32"/>
+          <w:szCs w:val="32"/>
+        </w:rPr>
+        <w:t>1.2.3. Szabályok</w:t>
+      </w:r>
+    </w:p>
+    <w:p>
+      <w:pPr>
+        <w:ind w:left="540"/>
+      </w:pPr>
+      <w:r>
+        <w:rPr>
+          <w:color w:val="275317" w:themeColor="accent6" w:themeShade="80"/>
+        </w:rPr>
+        <w:t>//</w:t>
+      </w:r>
+      <w:r>
+        <w:t xml:space="preserve"> utáni sorokat a program figyelmen kívül hagyja.</w:t>
+      </w:r>
+    </w:p>
+    <w:p>
+      <w:pPr>
+        <w:ind w:left="540"/>
+      </w:pPr>
+      <w:r>
+        <w:rPr>
+          <w:color w:val="275317" w:themeColor="accent6" w:themeShade="80"/>
+        </w:rPr>
+        <w:t>/* ... */</w:t>
+      </w:r>
+      <w:r>
+        <w:t xml:space="preserve"> közötti blokkokat szintén kihagyja.</w:t>
+      </w:r>
+    </w:p>
+    <w:p>
+      <w:pPr>
+        <w:ind w:left="540"/>
+      </w:pPr>
+      <w:r>
+        <w:t xml:space="preserve">A </w:t>
+      </w:r>
+      <w:r>
+        <w:rPr>
+          <w:color w:val="275317" w:themeColor="accent6" w:themeShade="80"/>
+        </w:rPr>
+        <w:t xml:space="preserve">CLA, CLO, CA </w:t>
+      </w:r>
+      <w:r>
+        <w:t>értékei lebegőpontos számok.</w:t>
+      </w:r>
+    </w:p>
+    <w:p>
+      <w:pPr>
+        <w:ind w:left="540"/>
+      </w:pPr>
+      <w:r>
+        <w:t xml:space="preserve">Az </w:t>
+      </w:r>
+      <w:r>
+        <w:rPr>
+          <w:color w:val="275317" w:themeColor="accent6" w:themeShade="80"/>
+        </w:rPr>
+        <w:t xml:space="preserve">I </w:t>
+      </w:r>
+      <w:r>
+        <w:t>azonosítók normalizálva lesznek, ha duplikátum előfordul.</w:t>
+      </w:r>
+    </w:p>
+    <w:p>
+      <w:pPr>
+        <w:ind w:left="540"/>
+      </w:pPr>
+      <w:r>
+        <w:t>Az adatok sorrendje tetszőleges, a parser a kulcsok alapján dolgozik.</w:t>
+      </w:r>
+    </w:p>
+    <w:p>
+      <w:pPr>
+        <w:pStyle w:val="Cmsor4"/>
+        <w:spacing w:before="160" w:after="80" w:line="278" w:lineRule="auto"/>
+        <w:ind w:left="270"/>
+        <w:rPr>
+          <w:rFonts w:ascii="Times New Roman" w:hAnsi="Times New Roman" w:cs="Times New Roman"/>
+          <w:i w:val="0"/>
+          <w:iCs w:val="0"/>
+          <w:sz w:val="32"/>
+          <w:szCs w:val="32"/>
+        </w:rPr>
+      </w:pPr>
+      <w:r>
+        <w:rPr>
+          <w:rFonts w:ascii="Times New Roman" w:hAnsi="Times New Roman" w:cs="Times New Roman"/>
+          <w:i w:val="0"/>
+          <w:iCs w:val="0"/>
+          <w:sz w:val="32"/>
+          <w:szCs w:val="32"/>
+        </w:rPr>
+        <w:t>1.2.4. További fájlok</w:t>
+      </w:r>
+    </w:p>
+    <w:p>
+      <w:pPr>
+        <w:ind w:left="540"/>
+      </w:pPr>
+      <w:r>
+        <w:t>A program más típusú adatokat is kezelhet, például löveg paramétereket:</w:t>
+      </w:r>
+    </w:p>
+    <w:p>
+      <w:pPr>
+        <w:ind w:left="540"/>
+        <w:jc w:val="center"/>
+        <w:rPr>
+          <w:color w:val="275317" w:themeColor="accent6" w:themeShade="80"/>
+        </w:rPr>
+      </w:pPr>
+      <w:r>
+        <w:rPr>
+          <w:color w:val="275317" w:themeColor="accent6" w:themeShade="80"/>
+        </w:rPr>
+        <w:t>G0 LHE EXP_RAD10 MASS50;</w:t>
+      </w:r>
+    </w:p>
+    <w:p>
+      <w:pPr>
+        <w:ind w:left="540"/>
+        <w:jc w:val="center"/>
+        <w:rPr>
+          <w:color w:val="275317" w:themeColor="accent6" w:themeShade="80"/>
+        </w:rPr>
+      </w:pPr>
+      <w:r>
+        <w:rPr>
+          <w:color w:val="275317" w:themeColor="accent6" w:themeShade="80"/>
+        </w:rPr>
+        <w:t>G1 LNUC EXP_RAD500 MASS400;</w:t>
+      </w:r>
+    </w:p>
+    <w:p/>
+    <w:p>
+      <w:r>
+        <w:rPr>
+          <w:rFonts w:ascii="Times New Roman" w:eastAsiaTheme="majorEastAsia" w:hAnsi="Times New Roman" w:cs="Times New Roman"/>
+          <w:color w:val="0F4761" w:themeColor="accent1" w:themeShade="BF"/>
+          <w:sz w:val="32"/>
+          <w:szCs w:val="32"/>
+        </w:rPr>
+        <w:pict w14:anchorId="4A1E6CA2">
+          <v:rect id="_x0000_i1027" style="width:453.6pt;height:1.5pt;mso-position-horizontal:absolute;mso-position-horizontal-relative:text;mso-position-vertical:absolute;mso-position-vertical-relative:text" o:hralign="center" o:hrstd="t" o:hrnoshade="t" o:hr="t" fillcolor="#ff8686" stroked="f"/>
+        </w:pict>
+      </w:r>
+    </w:p>
+    <w:p>
+      <w:pPr>
+        <w:pStyle w:val="Cmsor3"/>
+        <w:rPr>
+          <w:rFonts w:ascii="Times New Roman" w:hAnsi="Times New Roman" w:cs="Times New Roman"/>
+          <w:b/>
+          <w:bCs/>
+          <w:sz w:val="32"/>
+          <w:szCs w:val="32"/>
+        </w:rPr>
+      </w:pPr>
       <w:r>
         <w:rPr>
           <w:rFonts w:ascii="Times New Roman" w:hAnsi="Times New Roman" w:cs="Times New Roman"/>
           <w:sz w:val="32"/>
           <w:szCs w:val="32"/>
         </w:rPr>
-        <w:t>A program célja</w:t>
-      </w:r>
-      <w:bookmarkEnd w:id="2"/>
+        <w:br/>
+      </w:r>
+      <w:bookmarkStart w:id="4" w:name="_Toc212572914"/>
       <w:r>
         <w:rPr>
           <w:rFonts w:ascii="Times New Roman" w:hAnsi="Times New Roman" w:cs="Times New Roman"/>
+          <w:b/>
+          <w:bCs/>
           <w:sz w:val="32"/>
           <w:szCs w:val="32"/>
         </w:rPr>
-        <w:br/>
-        <w:t>Bemenő adatok és típusai</w:t>
+        <w:t xml:space="preserve">1.3.0. </w:t>
       </w:r>
       <w:r>
         <w:rPr>
           <w:rFonts w:ascii="Times New Roman" w:hAnsi="Times New Roman" w:cs="Times New Roman"/>
+          <w:b/>
+          <w:bCs/>
           <w:sz w:val="32"/>
           <w:szCs w:val="32"/>
         </w:rPr>
-        <w:br/>
         <w:t>Program működ</w:t>
       </w:r>
       <w:r>
         <w:rPr>
           <w:rFonts w:ascii="Times New Roman" w:hAnsi="Times New Roman" w:cs="Times New Roman"/>
+          <w:b/>
+          <w:bCs/>
           <w:sz w:val="32"/>
           <w:szCs w:val="32"/>
         </w:rPr>
         <w:t>ése</w:t>
       </w:r>
-      <w:r>
+      <w:bookmarkEnd w:id="4"/>
+    </w:p>
+    <w:p>
+      <w:pPr>
+        <w:pStyle w:val="Cmsor4"/>
+        <w:spacing w:before="160" w:after="80" w:line="278" w:lineRule="auto"/>
+        <w:ind w:left="270"/>
         <w:rPr>
           <w:rFonts w:ascii="Times New Roman" w:hAnsi="Times New Roman" w:cs="Times New Roman"/>
+          <w:i w:val="0"/>
+          <w:iCs w:val="0"/>
           <w:sz w:val="32"/>
           <w:szCs w:val="32"/>
         </w:rPr>
-        <w:br/>
-        <w:t>Kimenő adatok</w:t>
-      </w:r>
+      </w:pPr>
       <w:r>
         <w:rPr>
           <w:rFonts w:ascii="Times New Roman" w:hAnsi="Times New Roman" w:cs="Times New Roman"/>
+          <w:i w:val="0"/>
+          <w:iCs w:val="0"/>
           <w:sz w:val="32"/>
           <w:szCs w:val="32"/>
         </w:rPr>
-        <w:t xml:space="preserve"> és típusai</w:t>
-      </w:r>
-    </w:p>
+        <w:t>1.3.1. Beolvasás</w:t>
+      </w:r>
+    </w:p>
+    <w:p>
+      <w:pPr>
+        <w:ind w:left="540"/>
+      </w:pPr>
+      <w:r>
+        <w:t>A program beolvassa az adatokat, majd dinamikus adatszerkezetet épít a memóriában:</w:t>
+      </w:r>
+    </w:p>
+    <w:p>
+      <w:pPr>
+        <w:pStyle w:val="Listaszerbekezds"/>
+        <w:numPr>
+          <w:ilvl w:val="0"/>
+          <w:numId w:val="10"/>
+        </w:numPr>
+      </w:pPr>
+      <w:r>
+        <w:t>lőállások listája (koordináták, lövegkészlet),</w:t>
+      </w:r>
+    </w:p>
+    <w:p>
+      <w:pPr>
+        <w:pStyle w:val="Listaszerbekezds"/>
+        <w:numPr>
+          <w:ilvl w:val="0"/>
+          <w:numId w:val="10"/>
+        </w:numPr>
+      </w:pPr>
+      <w:r>
+        <w:t>célpontok listája (koordináták, méret),</w:t>
+      </w:r>
+    </w:p>
+    <w:p>
+      <w:pPr>
+        <w:pStyle w:val="Listaszerbekezds"/>
+        <w:numPr>
+          <w:ilvl w:val="0"/>
+          <w:numId w:val="10"/>
+        </w:numPr>
+      </w:pPr>
+      <w:r>
+        <w:t xml:space="preserve">lövegek listája (típus, tömeg, hatótáv, robbanási </w:t>
+      </w:r>
+      <w:proofErr w:type="gramStart"/>
+      <w:r>
+        <w:t>sugár,</w:t>
+      </w:r>
+      <w:proofErr w:type="gramEnd"/>
+      <w:r>
+        <w:t xml:space="preserve"> stb.).</w:t>
+      </w:r>
+    </w:p>
+    <w:p>
+      <w:pPr>
+        <w:pStyle w:val="Cmsor4"/>
+        <w:spacing w:before="160" w:after="80" w:line="278" w:lineRule="auto"/>
+        <w:ind w:left="270"/>
+        <w:rPr>
+          <w:rFonts w:ascii="Times New Roman" w:hAnsi="Times New Roman" w:cs="Times New Roman"/>
+          <w:i w:val="0"/>
+          <w:iCs w:val="0"/>
+          <w:sz w:val="32"/>
+          <w:szCs w:val="32"/>
+        </w:rPr>
+      </w:pPr>
+      <w:r>
+        <w:rPr>
+          <w:rFonts w:ascii="Times New Roman" w:hAnsi="Times New Roman" w:cs="Times New Roman"/>
+          <w:i w:val="0"/>
+          <w:iCs w:val="0"/>
+          <w:sz w:val="32"/>
+          <w:szCs w:val="32"/>
+        </w:rPr>
+        <w:t>1.3.2. Kapcsolatok felépítése</w:t>
+      </w:r>
+    </w:p>
+    <w:p>
+      <w:pPr>
+        <w:ind w:left="540"/>
+      </w:pPr>
+      <w:r>
+        <w:t>A program minden célponthoz kiszámolja, melyik lőállás van a legközelebb.</w:t>
+      </w:r>
+      <w:r>
+        <w:br/>
+        <w:t>Ez alapján létrejön a célpont–lőállás párosítás.</w:t>
+      </w:r>
+    </w:p>
+    <w:p>
+      <w:pPr>
+        <w:pStyle w:val="Cmsor4"/>
+        <w:spacing w:before="160" w:after="80" w:line="278" w:lineRule="auto"/>
+        <w:ind w:left="270"/>
+        <w:rPr>
+          <w:rFonts w:ascii="Times New Roman" w:hAnsi="Times New Roman" w:cs="Times New Roman"/>
+          <w:i w:val="0"/>
+          <w:iCs w:val="0"/>
+          <w:sz w:val="32"/>
+          <w:szCs w:val="32"/>
+        </w:rPr>
+      </w:pPr>
+      <w:r>
+        <w:rPr>
+          <w:rFonts w:ascii="Times New Roman" w:hAnsi="Times New Roman" w:cs="Times New Roman"/>
+          <w:i w:val="0"/>
+          <w:iCs w:val="0"/>
+          <w:sz w:val="32"/>
+          <w:szCs w:val="32"/>
+        </w:rPr>
+        <w:t>1.3.3. Számítás</w:t>
+      </w:r>
+    </w:p>
+    <w:p>
+      <w:pPr>
+        <w:ind w:left="540"/>
+      </w:pPr>
+      <w:r>
+        <w:t>A kiválasztott vagy automatikusan választott löveg alapján történik a tényleges számítás:</w:t>
+      </w:r>
+    </w:p>
+    <w:p>
+      <w:pPr>
+        <w:pStyle w:val="Listaszerbekezds"/>
+        <w:numPr>
+          <w:ilvl w:val="0"/>
+          <w:numId w:val="11"/>
+        </w:numPr>
+      </w:pPr>
+      <w:r>
+        <w:t>távolság a célpont és lőállás között,</w:t>
+      </w:r>
+    </w:p>
+    <w:p>
+      <w:pPr>
+        <w:pStyle w:val="Listaszerbekezds"/>
+        <w:numPr>
+          <w:ilvl w:val="0"/>
+          <w:numId w:val="11"/>
+        </w:numPr>
+      </w:pPr>
+      <w:r>
+        <w:t>szükséges lövési szög,</w:t>
+      </w:r>
+    </w:p>
+    <w:p>
+      <w:pPr>
+        <w:pStyle w:val="Listaszerbekezds"/>
+        <w:numPr>
+          <w:ilvl w:val="0"/>
+          <w:numId w:val="11"/>
+        </w:numPr>
+      </w:pPr>
+      <w:r>
+        <w:t>irány,</w:t>
+      </w:r>
+    </w:p>
+    <w:p>
+      <w:pPr>
+        <w:pStyle w:val="Listaszerbekezds"/>
+        <w:numPr>
+          <w:ilvl w:val="0"/>
+          <w:numId w:val="11"/>
+        </w:numPr>
+      </w:pPr>
+      <w:r>
+        <w:t>energia és hatótáv kiértékelés.</w:t>
+      </w:r>
+    </w:p>
+    <w:p>
+      <w:r>
+        <w:br w:type="page"/>
+      </w:r>
+    </w:p>
+    <w:p/>
+    <w:p>
+      <w:pPr>
+        <w:pStyle w:val="Cmsor4"/>
+        <w:spacing w:before="160" w:after="80" w:line="278" w:lineRule="auto"/>
+        <w:ind w:left="270"/>
+        <w:rPr>
+          <w:rFonts w:ascii="Times New Roman" w:hAnsi="Times New Roman" w:cs="Times New Roman"/>
+          <w:i w:val="0"/>
+          <w:iCs w:val="0"/>
+          <w:sz w:val="32"/>
+          <w:szCs w:val="32"/>
+        </w:rPr>
+      </w:pPr>
+      <w:r>
+        <w:rPr>
+          <w:rFonts w:ascii="Times New Roman" w:hAnsi="Times New Roman" w:cs="Times New Roman"/>
+          <w:i w:val="0"/>
+          <w:iCs w:val="0"/>
+          <w:sz w:val="32"/>
+          <w:szCs w:val="32"/>
+        </w:rPr>
+        <w:t>1.3.4. Ajánlás és döntés</w:t>
+      </w:r>
+    </w:p>
+    <w:p>
+      <w:pPr>
+        <w:ind w:left="540"/>
+      </w:pPr>
+      <w:r>
+        <w:t>A program elemzi a löveg és a célpont paramétereit:</w:t>
+      </w:r>
+    </w:p>
+    <w:p>
+      <w:pPr>
+        <w:pStyle w:val="Listaszerbekezds"/>
+        <w:numPr>
+          <w:ilvl w:val="0"/>
+          <w:numId w:val="12"/>
+        </w:numPr>
+      </w:pPr>
+      <w:r>
+        <w:t>ha a löveg túl erős, olcsóbb alternatívát ajánl,</w:t>
+      </w:r>
+    </w:p>
+    <w:p>
+      <w:pPr>
+        <w:pStyle w:val="Listaszerbekezds"/>
+        <w:numPr>
+          <w:ilvl w:val="0"/>
+          <w:numId w:val="12"/>
+        </w:numPr>
+      </w:pPr>
+      <w:r>
+        <w:t>ha több kisebb löveg hatékonyabb, kombinált megoldást javasol,</w:t>
+      </w:r>
+    </w:p>
+    <w:p>
+      <w:pPr>
+        <w:pStyle w:val="Listaszerbekezds"/>
+        <w:numPr>
+          <w:ilvl w:val="0"/>
+          <w:numId w:val="12"/>
+        </w:numPr>
+      </w:pPr>
+      <w:r>
+        <w:t>ha a célpont elérhetetlen, új lőállást vagy löveget ajánl.</w:t>
+      </w:r>
+    </w:p>
+    <w:p>
+      <w:pPr>
+        <w:ind w:left="540"/>
+      </w:pPr>
+    </w:p>
+    <w:p>
+      <w:r>
+        <w:rPr>
+          <w:rFonts w:ascii="Times New Roman" w:eastAsiaTheme="majorEastAsia" w:hAnsi="Times New Roman" w:cs="Times New Roman"/>
+          <w:color w:val="0F4761" w:themeColor="accent1" w:themeShade="BF"/>
+          <w:sz w:val="32"/>
+          <w:szCs w:val="32"/>
+        </w:rPr>
+        <w:pict w14:anchorId="46764D99">
+          <v:rect id="_x0000_i1028" style="width:453.6pt;height:1.5pt;mso-position-horizontal:absolute;mso-position-horizontal-relative:text;mso-position-vertical:absolute;mso-position-vertical-relative:text" o:hralign="center" o:hrstd="t" o:hrnoshade="t" o:hr="t" fillcolor="#ff8686" stroked="f"/>
+        </w:pict>
+      </w:r>
+    </w:p>
+    <w:p>
+      <w:pPr>
+        <w:ind w:left="540"/>
+      </w:pPr>
+    </w:p>
+    <w:p>
+      <w:pPr>
+        <w:pStyle w:val="Cmsor3"/>
+        <w:rPr>
+          <w:rFonts w:ascii="Times New Roman" w:hAnsi="Times New Roman" w:cs="Times New Roman"/>
+          <w:b/>
+          <w:bCs/>
+          <w:sz w:val="32"/>
+          <w:szCs w:val="32"/>
+        </w:rPr>
+      </w:pPr>
+      <w:bookmarkStart w:id="5" w:name="_Toc212572915"/>
+      <w:r>
+        <w:rPr>
+          <w:rFonts w:ascii="Times New Roman" w:hAnsi="Times New Roman" w:cs="Times New Roman"/>
+          <w:b/>
+          <w:bCs/>
+          <w:sz w:val="32"/>
+          <w:szCs w:val="32"/>
+        </w:rPr>
+        <w:t>1.</w:t>
+      </w:r>
+      <w:r>
+        <w:rPr>
+          <w:rFonts w:ascii="Times New Roman" w:hAnsi="Times New Roman" w:cs="Times New Roman"/>
+          <w:b/>
+          <w:bCs/>
+          <w:sz w:val="32"/>
+          <w:szCs w:val="32"/>
+        </w:rPr>
+        <w:t>4.</w:t>
+      </w:r>
+      <w:r>
+        <w:rPr>
+          <w:rFonts w:ascii="Times New Roman" w:hAnsi="Times New Roman" w:cs="Times New Roman"/>
+          <w:b/>
+          <w:bCs/>
+          <w:sz w:val="32"/>
+          <w:szCs w:val="32"/>
+        </w:rPr>
+        <w:t>0</w:t>
+      </w:r>
+      <w:r>
+        <w:rPr>
+          <w:rFonts w:ascii="Times New Roman" w:hAnsi="Times New Roman" w:cs="Times New Roman"/>
+          <w:b/>
+          <w:bCs/>
+          <w:sz w:val="32"/>
+          <w:szCs w:val="32"/>
+        </w:rPr>
+        <w:t xml:space="preserve"> Kimeneti adatok</w:t>
+      </w:r>
+      <w:bookmarkEnd w:id="5"/>
+    </w:p>
+    <w:p>
+      <w:pPr>
+        <w:ind w:left="540"/>
+      </w:pPr>
+      <w:r>
+        <w:t xml:space="preserve">A számítás eredményeit a program </w:t>
+      </w:r>
+      <w:r>
+        <w:rPr>
+          <w:b/>
+          <w:bCs/>
+        </w:rPr>
+        <w:t>alapból nem menti</w:t>
+      </w:r>
+      <w:r>
+        <w:t>, csak megjeleníti.</w:t>
+      </w:r>
+      <w:r>
+        <w:br/>
+        <w:t>A felhasználó választhat, hogy szeretné-e menteni az eredményeket.</w:t>
+      </w:r>
+    </w:p>
+    <w:p>
+      <w:pPr>
+        <w:pStyle w:val="Cmsor4"/>
+        <w:tabs>
+          <w:tab w:val="left" w:pos="270"/>
+        </w:tabs>
+        <w:spacing w:before="160" w:after="80" w:line="278" w:lineRule="auto"/>
+        <w:ind w:left="270"/>
+        <w:rPr>
+          <w:rFonts w:ascii="Times New Roman" w:hAnsi="Times New Roman" w:cs="Times New Roman"/>
+          <w:i w:val="0"/>
+          <w:iCs w:val="0"/>
+          <w:sz w:val="32"/>
+          <w:szCs w:val="32"/>
+        </w:rPr>
+      </w:pPr>
+      <w:r>
+        <w:rPr>
+          <w:rFonts w:ascii="Times New Roman" w:hAnsi="Times New Roman" w:cs="Times New Roman"/>
+          <w:i w:val="0"/>
+          <w:iCs w:val="0"/>
+          <w:sz w:val="32"/>
+          <w:szCs w:val="32"/>
+        </w:rPr>
+        <w:t>1.</w:t>
+      </w:r>
+      <w:r>
+        <w:rPr>
+          <w:rFonts w:ascii="Times New Roman" w:hAnsi="Times New Roman" w:cs="Times New Roman"/>
+          <w:i w:val="0"/>
+          <w:iCs w:val="0"/>
+          <w:sz w:val="32"/>
+          <w:szCs w:val="32"/>
+        </w:rPr>
+        <w:t>4.1. Mentési lehetőségek</w:t>
+      </w:r>
+    </w:p>
+    <w:p>
+      <w:pPr>
+        <w:ind w:left="540"/>
+      </w:pPr>
+      <w:r>
+        <w:rPr>
+          <w:b/>
+          <w:bCs/>
+        </w:rPr>
+        <w:t>Új fájlba mentés:</w:t>
+      </w:r>
+      <w:r>
+        <w:t xml:space="preserve"> </w:t>
+      </w:r>
+      <w:r>
+        <w:tab/>
+      </w:r>
+      <w:r>
+        <w:t>a felhasználó megadja a fájlnevet.</w:t>
+      </w:r>
+    </w:p>
+    <w:p>
+      <w:pPr>
+        <w:ind w:left="540"/>
+      </w:pPr>
+      <w:r>
+        <w:rPr>
+          <w:b/>
+          <w:bCs/>
+        </w:rPr>
+        <w:t>Felülírás:</w:t>
+      </w:r>
+      <w:r>
+        <w:t xml:space="preserve"> </w:t>
+      </w:r>
+      <w:r>
+        <w:tab/>
+      </w:r>
+      <w:r>
+        <w:tab/>
+      </w:r>
+      <w:r>
+        <w:t>ha a fájl már létezik, rákérdez, hogy felülírja-e.</w:t>
+      </w:r>
+    </w:p>
+    <w:p>
+      <w:pPr>
+        <w:ind w:left="540"/>
+      </w:pPr>
+      <w:r>
+        <w:rPr>
+          <w:b/>
+          <w:bCs/>
+        </w:rPr>
+        <w:t>Hozzáfűzés:</w:t>
+      </w:r>
+      <w:r>
+        <w:rPr>
+          <w:b/>
+          <w:bCs/>
+        </w:rPr>
+        <w:tab/>
+      </w:r>
+      <w:r>
+        <w:rPr>
+          <w:b/>
+          <w:bCs/>
+        </w:rPr>
+        <w:tab/>
+      </w:r>
+      <w:r>
+        <w:t xml:space="preserve"> lehetőség van az új adatok hozzáírására a fájl végéhez.</w:t>
+      </w:r>
+    </w:p>
+    <w:p>
+      <w:pPr>
+        <w:pStyle w:val="Cmsor4"/>
+        <w:spacing w:before="160" w:after="80" w:line="278" w:lineRule="auto"/>
+        <w:ind w:left="270"/>
+        <w:rPr>
+          <w:rFonts w:ascii="Times New Roman" w:hAnsi="Times New Roman" w:cs="Times New Roman"/>
+          <w:i w:val="0"/>
+          <w:iCs w:val="0"/>
+          <w:sz w:val="32"/>
+          <w:szCs w:val="32"/>
+        </w:rPr>
+      </w:pPr>
+      <w:r>
+        <w:rPr>
+          <w:rFonts w:ascii="Times New Roman" w:hAnsi="Times New Roman" w:cs="Times New Roman"/>
+          <w:i w:val="0"/>
+          <w:iCs w:val="0"/>
+          <w:sz w:val="32"/>
+          <w:szCs w:val="32"/>
+        </w:rPr>
+        <w:t>1.</w:t>
+      </w:r>
+      <w:r>
+        <w:rPr>
+          <w:rFonts w:ascii="Times New Roman" w:hAnsi="Times New Roman" w:cs="Times New Roman"/>
+          <w:i w:val="0"/>
+          <w:iCs w:val="0"/>
+          <w:sz w:val="32"/>
+          <w:szCs w:val="32"/>
+        </w:rPr>
+        <w:t>4.2. Kimeneti formátum</w:t>
+      </w:r>
+    </w:p>
+    <w:p>
+      <w:r>
+        <w:pict w14:anchorId="296B37C0">
+          <v:rect id="_x0000_i1029" style="width:0;height:1.5pt" o:hralign="center" o:hrstd="t" o:hr="t" fillcolor="#a0a0a0" stroked="f"/>
+        </w:pict>
+      </w:r>
+    </w:p>
+    <w:p>
+      <w:pPr>
+        <w:tabs>
+          <w:tab w:val="left" w:pos="4320"/>
+        </w:tabs>
+        <w:rPr>
+          <w:color w:val="275317" w:themeColor="accent6" w:themeShade="80"/>
+        </w:rPr>
+      </w:pPr>
+      <w:r>
+        <w:rPr>
+          <w:color w:val="275317" w:themeColor="accent6" w:themeShade="80"/>
+        </w:rPr>
+        <w:t>2000</w:t>
+      </w:r>
+      <w:r>
+        <w:rPr>
+          <w:color w:val="275317" w:themeColor="accent6" w:themeShade="80"/>
+        </w:rPr>
+        <w:t>.</w:t>
+      </w:r>
+      <w:r>
+        <w:rPr>
+          <w:color w:val="275317" w:themeColor="accent6" w:themeShade="80"/>
+        </w:rPr>
+        <w:t>01.01. 00:00:00--------------------------</w:t>
+      </w:r>
+    </w:p>
+    <w:p>
+      <w:pPr>
+        <w:ind w:left="540"/>
+        <w:rPr>
+          <w:color w:val="275317" w:themeColor="accent6" w:themeShade="80"/>
+        </w:rPr>
+      </w:pPr>
+      <w:r>
+        <w:rPr>
+          <w:color w:val="275317" w:themeColor="accent6" w:themeShade="80"/>
+        </w:rPr>
+        <w:t># Löveg: 120mm_HE</w:t>
+      </w:r>
+    </w:p>
+    <w:p>
+      <w:pPr>
+        <w:ind w:left="540"/>
+        <w:rPr>
+          <w:color w:val="275317" w:themeColor="accent6" w:themeShade="80"/>
+        </w:rPr>
+      </w:pPr>
+      <w:r>
+        <w:rPr>
+          <w:color w:val="275317" w:themeColor="accent6" w:themeShade="80"/>
+        </w:rPr>
+        <w:t># Célpont: LTeSt_DaTa1</w:t>
+      </w:r>
+    </w:p>
+    <w:p>
+      <w:pPr>
+        <w:ind w:left="540"/>
+        <w:rPr>
+          <w:color w:val="275317" w:themeColor="accent6" w:themeShade="80"/>
+        </w:rPr>
+      </w:pPr>
+      <w:r>
+        <w:rPr>
+          <w:color w:val="275317" w:themeColor="accent6" w:themeShade="80"/>
+        </w:rPr>
+        <w:t xml:space="preserve"># Lőállás: </w:t>
+      </w:r>
+      <w:proofErr w:type="spellStart"/>
+      <w:r>
+        <w:rPr>
+          <w:color w:val="275317" w:themeColor="accent6" w:themeShade="80"/>
+        </w:rPr>
+        <w:t>L</w:t>
+      </w:r>
+      <w:r>
+        <w:rPr>
+          <w:color w:val="275317" w:themeColor="accent6" w:themeShade="80"/>
+        </w:rPr>
+        <w:t>Schonherz</w:t>
+      </w:r>
+      <w:proofErr w:type="spellEnd"/>
+    </w:p>
+    <w:p>
+      <w:pPr>
+        <w:ind w:left="540"/>
+        <w:rPr>
+          <w:color w:val="275317" w:themeColor="accent6" w:themeShade="80"/>
+        </w:rPr>
+      </w:pPr>
+      <w:r>
+        <w:rPr>
+          <w:color w:val="275317" w:themeColor="accent6" w:themeShade="80"/>
+        </w:rPr>
+        <w:t># Távolság: 2050.42 m</w:t>
+      </w:r>
+    </w:p>
+    <w:p>
+      <w:pPr>
+        <w:ind w:left="540"/>
+        <w:rPr>
+          <w:color w:val="275317" w:themeColor="accent6" w:themeShade="80"/>
+        </w:rPr>
+      </w:pPr>
+      <w:r>
+        <w:rPr>
+          <w:color w:val="275317" w:themeColor="accent6" w:themeShade="80"/>
+        </w:rPr>
+        <w:t># Szög: 35.8°</w:t>
+      </w:r>
+    </w:p>
+    <w:p>
+      <w:pPr>
+        <w:ind w:left="540"/>
+        <w:rPr>
+          <w:color w:val="275317" w:themeColor="accent6" w:themeShade="80"/>
+        </w:rPr>
+      </w:pPr>
+      <w:r>
+        <w:rPr>
+          <w:color w:val="275317" w:themeColor="accent6" w:themeShade="80"/>
+        </w:rPr>
+        <w:t># Irány: 78.3°</w:t>
+      </w:r>
+    </w:p>
+    <w:p>
+      <w:pPr>
+        <w:ind w:left="540"/>
+        <w:rPr>
+          <w:color w:val="275317" w:themeColor="accent6" w:themeShade="80"/>
+        </w:rPr>
+      </w:pPr>
+      <w:r>
+        <w:rPr>
+          <w:color w:val="275317" w:themeColor="accent6" w:themeShade="80"/>
+        </w:rPr>
+        <w:t># Javaslat: Megfelelő</w:t>
+      </w:r>
+    </w:p>
+    <w:p>
+      <w:r>
+        <w:rPr>
+          <w:color w:val="275317" w:themeColor="accent6" w:themeShade="80"/>
+        </w:rPr>
+        <w:t>-----------------------------------------------------</w:t>
+      </w:r>
+    </w:p>
+    <w:p>
+      <w:r>
+        <w:pict w14:anchorId="387BFF82">
+          <v:rect id="_x0000_i1030" style="width:0;height:1.5pt" o:hralign="center" o:hrstd="t" o:hr="t" fillcolor="#a0a0a0" stroked="f"/>
+        </w:pict>
+      </w:r>
+    </w:p>
+    <w:p>
+      <w:pPr>
+        <w:rPr>
+          <w:rFonts w:ascii="Times New Roman" w:eastAsiaTheme="majorEastAsia" w:hAnsi="Times New Roman" w:cs="Times New Roman"/>
+          <w:color w:val="0F4761" w:themeColor="accent1" w:themeShade="BF"/>
+          <w:sz w:val="32"/>
+          <w:szCs w:val="32"/>
+        </w:rPr>
+      </w:pPr>
+      <w:r>
+        <w:rPr>
+          <w:rFonts w:ascii="Times New Roman" w:eastAsiaTheme="majorEastAsia" w:hAnsi="Times New Roman" w:cs="Times New Roman"/>
+          <w:color w:val="0F4761" w:themeColor="accent1" w:themeShade="BF"/>
+          <w:sz w:val="32"/>
+          <w:szCs w:val="32"/>
+        </w:rPr>
+        <w:br w:type="page"/>
+      </w:r>
+    </w:p>
+    <w:p>
+      <w:pPr>
+        <w:rPr>
+          <w:rFonts w:ascii="Times New Roman" w:eastAsiaTheme="majorEastAsia" w:hAnsi="Times New Roman" w:cs="Times New Roman"/>
+          <w:color w:val="0F4761" w:themeColor="accent1" w:themeShade="BF"/>
+          <w:sz w:val="32"/>
+          <w:szCs w:val="32"/>
+        </w:rPr>
+      </w:pPr>
+      <w:r>
+        <w:rPr>
+          <w:rFonts w:ascii="Times New Roman" w:eastAsiaTheme="majorEastAsia" w:hAnsi="Times New Roman" w:cs="Times New Roman"/>
+          <w:color w:val="0F4761" w:themeColor="accent1" w:themeShade="BF"/>
+          <w:sz w:val="32"/>
+          <w:szCs w:val="32"/>
+        </w:rPr>
+        <w:lastRenderedPageBreak/>
+        <w:pict w14:anchorId="526F3AF2">
+          <v:rect id="_x0000_i1031" style="width:453.6pt;height:1.5pt;mso-position-horizontal:absolute;mso-position-horizontal-relative:text;mso-position-vertical:absolute;mso-position-vertical-relative:text" o:hralign="center" o:hrstd="t" o:hrnoshade="t" o:hr="t" fillcolor="#ff8686" stroked="f"/>
+        </w:pict>
+      </w:r>
+    </w:p>
+    <w:p>
+      <w:pPr>
+        <w:rPr>
+          <w:rFonts w:ascii="Times New Roman" w:eastAsiaTheme="majorEastAsia" w:hAnsi="Times New Roman" w:cs="Times New Roman"/>
+          <w:color w:val="0F4761" w:themeColor="accent1" w:themeShade="BF"/>
+          <w:sz w:val="32"/>
+          <w:szCs w:val="32"/>
+        </w:rPr>
+      </w:pPr>
+    </w:p>
+    <w:p>
+      <w:pPr>
+        <w:pStyle w:val="Cmsor3"/>
+        <w:spacing w:line="278" w:lineRule="auto"/>
+        <w:rPr>
+          <w:rFonts w:ascii="Times New Roman" w:hAnsi="Times New Roman" w:cs="Times New Roman"/>
+          <w:b/>
+          <w:bCs/>
+          <w:sz w:val="32"/>
+          <w:szCs w:val="32"/>
+        </w:rPr>
+      </w:pPr>
+      <w:bookmarkStart w:id="6" w:name="_Toc212572916"/>
+      <w:r>
+        <w:rPr>
+          <w:rFonts w:ascii="Times New Roman" w:hAnsi="Times New Roman" w:cs="Times New Roman"/>
+          <w:b/>
+          <w:bCs/>
+          <w:sz w:val="32"/>
+          <w:szCs w:val="32"/>
+        </w:rPr>
+        <w:t>1.</w:t>
+      </w:r>
+      <w:r>
+        <w:rPr>
+          <w:rFonts w:ascii="Times New Roman" w:hAnsi="Times New Roman" w:cs="Times New Roman"/>
+          <w:b/>
+          <w:bCs/>
+          <w:sz w:val="32"/>
+          <w:szCs w:val="32"/>
+        </w:rPr>
+        <w:t>5.</w:t>
+      </w:r>
+      <w:r>
+        <w:rPr>
+          <w:rFonts w:ascii="Times New Roman" w:hAnsi="Times New Roman" w:cs="Times New Roman"/>
+          <w:b/>
+          <w:bCs/>
+          <w:sz w:val="32"/>
+          <w:szCs w:val="32"/>
+        </w:rPr>
+        <w:t>0</w:t>
+      </w:r>
+      <w:r>
+        <w:rPr>
+          <w:rFonts w:ascii="Times New Roman" w:hAnsi="Times New Roman" w:cs="Times New Roman"/>
+          <w:b/>
+          <w:bCs/>
+          <w:sz w:val="32"/>
+          <w:szCs w:val="32"/>
+        </w:rPr>
+        <w:t xml:space="preserve"> Adatszerkezetek</w:t>
+      </w:r>
+      <w:bookmarkEnd w:id="6"/>
+    </w:p>
+    <w:p>
+      <w:pPr>
+        <w:ind w:left="540"/>
+      </w:pPr>
+      <w:r>
+        <w:t>A program a beolvasott adatokat láncolt listákban tárolja, az adatok közti kapcsolatokat pointerekkel oldja meg.</w:t>
+      </w:r>
+      <w:r>
+        <w:br/>
+        <w:t xml:space="preserve">Ez biztosítja, hogy az adatok ne legyenek többször tárolva, és az algoritmus hatékonyan </w:t>
+      </w:r>
+      <w:proofErr w:type="spellStart"/>
+      <w:r>
+        <w:t>műkö</w:t>
+      </w:r>
+      <w:r>
+        <w:t>dj</w:t>
+      </w:r>
+      <w:r>
+        <w:t>ön</w:t>
+      </w:r>
+      <w:proofErr w:type="spellEnd"/>
+      <w:r>
+        <w:t>.</w:t>
+      </w:r>
+      <w:r>
+        <w:br/>
+        <w:t>A program kilépéskor felszabadítja a lefoglalt memóriát,</w:t>
+      </w:r>
+      <w:r>
+        <w:t xml:space="preserve"> hogy ne legyen</w:t>
+      </w:r>
+      <w:r>
+        <w:t xml:space="preserve"> memória-szivárgás.</w:t>
+      </w:r>
+    </w:p>
+    <w:p/>
+    <w:p>
+      <w:bookmarkStart w:id="7" w:name="_Toc212568561"/>
+      <w:r>
+        <w:pict w14:anchorId="0805F7D8">
+          <v:rect id="_x0000_i1032" style="width:453.6pt;height:1.5pt;mso-position-horizontal:absolute;mso-position-horizontal-relative:text;mso-position-vertical:absolute;mso-position-vertical-relative:text" o:hralign="center" o:hrstd="t" o:hrnoshade="t" o:hr="t" fillcolor="#ff8686" stroked="f"/>
+        </w:pict>
+      </w:r>
+      <w:bookmarkEnd w:id="7"/>
+    </w:p>
+    <w:p/>
+    <w:p>
+      <w:pPr>
+        <w:pStyle w:val="Cmsor3"/>
+        <w:spacing w:line="278" w:lineRule="auto"/>
+        <w:rPr>
+          <w:rFonts w:ascii="Times New Roman" w:hAnsi="Times New Roman" w:cs="Times New Roman"/>
+          <w:b/>
+          <w:bCs/>
+          <w:sz w:val="32"/>
+          <w:szCs w:val="32"/>
+        </w:rPr>
+      </w:pPr>
+      <w:bookmarkStart w:id="8" w:name="_Toc212572917"/>
+      <w:r>
+        <w:rPr>
+          <w:rFonts w:ascii="Times New Roman" w:hAnsi="Times New Roman" w:cs="Times New Roman"/>
+          <w:b/>
+          <w:bCs/>
+          <w:sz w:val="32"/>
+          <w:szCs w:val="32"/>
+        </w:rPr>
+        <w:t>1.</w:t>
+      </w:r>
+      <w:r>
+        <w:rPr>
+          <w:rFonts w:ascii="Times New Roman" w:hAnsi="Times New Roman" w:cs="Times New Roman"/>
+          <w:b/>
+          <w:bCs/>
+          <w:sz w:val="32"/>
+          <w:szCs w:val="32"/>
+        </w:rPr>
+        <w:t>6.</w:t>
+      </w:r>
+      <w:r>
+        <w:rPr>
+          <w:rFonts w:ascii="Times New Roman" w:hAnsi="Times New Roman" w:cs="Times New Roman"/>
+          <w:b/>
+          <w:bCs/>
+          <w:sz w:val="32"/>
+          <w:szCs w:val="32"/>
+        </w:rPr>
+        <w:t>0</w:t>
+      </w:r>
+      <w:r>
+        <w:rPr>
+          <w:rFonts w:ascii="Times New Roman" w:hAnsi="Times New Roman" w:cs="Times New Roman"/>
+          <w:b/>
+          <w:bCs/>
+          <w:sz w:val="32"/>
+          <w:szCs w:val="32"/>
+        </w:rPr>
+        <w:t xml:space="preserve"> Tesztelés</w:t>
+      </w:r>
+      <w:bookmarkEnd w:id="8"/>
+    </w:p>
+    <w:p>
+      <w:pPr>
+        <w:ind w:left="540"/>
+      </w:pPr>
+      <w:r>
+        <w:t>A program működésének ellenőrzésére külön tesztfájlok készültek.</w:t>
+      </w:r>
+      <w:r>
+        <w:br/>
+        <w:t>Példa tesztadat:</w:t>
+      </w:r>
+    </w:p>
+    <w:p>
+      <w:pPr>
+        <w:jc w:val="center"/>
+        <w:rPr>
+          <w:color w:val="275317" w:themeColor="accent6" w:themeShade="80"/>
+        </w:rPr>
+      </w:pPr>
+      <w:r>
+        <w:rPr>
+          <w:color w:val="275317" w:themeColor="accent6" w:themeShade="80"/>
+        </w:rPr>
+        <w:t>I0 LTeSt_DaTa0 CLA40.05 CLO20.0 CA-5.023044;</w:t>
+      </w:r>
+    </w:p>
+    <w:p>
+      <w:pPr>
+        <w:jc w:val="center"/>
+        <w:rPr>
+          <w:color w:val="275317" w:themeColor="accent6" w:themeShade="80"/>
+        </w:rPr>
+      </w:pPr>
+      <w:r>
+        <w:rPr>
+          <w:color w:val="275317" w:themeColor="accent6" w:themeShade="80"/>
+        </w:rPr>
+        <w:t>CLO20.0 CA-5.023044 I1 CLA40.05 LTeSt_DaTa1;</w:t>
+      </w:r>
+    </w:p>
+    <w:p>
+      <w:pPr>
+        <w:ind w:left="540"/>
+      </w:pPr>
+      <w:r>
+        <w:t>Ezek a fájlok ellenőrzik:</w:t>
+      </w:r>
+    </w:p>
+    <w:p>
+      <w:pPr>
+        <w:pStyle w:val="Listaszerbekezds"/>
+        <w:numPr>
+          <w:ilvl w:val="0"/>
+          <w:numId w:val="13"/>
+        </w:numPr>
+      </w:pPr>
+      <w:r>
+        <w:t>hibás vagy kevert sorrendű bemenetek kezelését,</w:t>
+      </w:r>
+    </w:p>
+    <w:p>
+      <w:pPr>
+        <w:pStyle w:val="Listaszerbekezds"/>
+        <w:numPr>
+          <w:ilvl w:val="0"/>
+          <w:numId w:val="13"/>
+        </w:numPr>
+      </w:pPr>
+      <w:r>
+        <w:t>kommentek figyelmen kívül hagyását,</w:t>
+      </w:r>
+    </w:p>
+    <w:p>
+      <w:pPr>
+        <w:pStyle w:val="Listaszerbekezds"/>
+        <w:numPr>
+          <w:ilvl w:val="0"/>
+          <w:numId w:val="13"/>
+        </w:numPr>
+      </w:pPr>
+      <w:r>
+        <w:t>duplikált azonosítók javítását,</w:t>
+      </w:r>
+    </w:p>
+    <w:p>
+      <w:pPr>
+        <w:pStyle w:val="Listaszerbekezds"/>
+        <w:numPr>
+          <w:ilvl w:val="0"/>
+          <w:numId w:val="13"/>
+        </w:numPr>
+      </w:pPr>
+      <w:r>
+        <w:t>számítások helyességét és ajánlási logikát.</w:t>
+      </w:r>
+    </w:p>
+    <w:p/>
+    <w:p>
+      <w:pPr>
+        <w:pStyle w:val="Cmsor4"/>
+        <w:ind w:left="360"/>
+        <w:rPr>
+          <w:rFonts w:ascii="Times New Roman" w:hAnsi="Times New Roman" w:cs="Times New Roman"/>
+          <w:i w:val="0"/>
+          <w:iCs w:val="0"/>
+          <w:sz w:val="32"/>
+          <w:szCs w:val="32"/>
+        </w:rPr>
+      </w:pPr>
+      <w:r>
+        <w:rPr>
+          <w:rFonts w:ascii="Times New Roman" w:hAnsi="Times New Roman" w:cs="Times New Roman"/>
+          <w:i w:val="0"/>
+          <w:iCs w:val="0"/>
+          <w:sz w:val="32"/>
+          <w:szCs w:val="32"/>
+        </w:rPr>
+        <w:t xml:space="preserve">1.6.1 </w:t>
+      </w:r>
+      <w:proofErr w:type="spellStart"/>
+      <w:r>
+        <w:rPr>
+          <w:rFonts w:ascii="Times New Roman" w:hAnsi="Times New Roman" w:cs="Times New Roman"/>
+          <w:i w:val="0"/>
+          <w:iCs w:val="0"/>
+          <w:sz w:val="32"/>
+          <w:szCs w:val="32"/>
+        </w:rPr>
+        <w:t>Interpreter</w:t>
+      </w:r>
+      <w:proofErr w:type="spellEnd"/>
+      <w:r>
+        <w:rPr>
+          <w:rFonts w:ascii="Times New Roman" w:hAnsi="Times New Roman" w:cs="Times New Roman"/>
+          <w:i w:val="0"/>
+          <w:iCs w:val="0"/>
+          <w:sz w:val="32"/>
+          <w:szCs w:val="32"/>
+        </w:rPr>
+        <w:t xml:space="preserve"> teszt</w:t>
+      </w:r>
+    </w:p>
+    <w:p>
+      <w:r>
+        <w:pict w14:anchorId="0C27341C">
+          <v:rect id="_x0000_i1033" style="width:0;height:1.5pt" o:hralign="center" o:hrstd="t" o:hr="t" fillcolor="#a0a0a0" stroked="f"/>
+        </w:pict>
+      </w:r>
+    </w:p>
+    <w:p>
+      <w:pPr>
+        <w:pStyle w:val="Listaszerbekezds"/>
+        <w:numPr>
+          <w:ilvl w:val="0"/>
+          <w:numId w:val="15"/>
+        </w:numPr>
+        <w:tabs>
+          <w:tab w:val="left" w:pos="990"/>
+        </w:tabs>
+        <w:ind w:left="720" w:hanging="180"/>
+        <w:rPr>
+          <w:color w:val="0F4761" w:themeColor="accent1" w:themeShade="BF"/>
+        </w:rPr>
+      </w:pPr>
+      <w:r>
+        <w:rPr>
+          <w:color w:val="0F4761" w:themeColor="accent1" w:themeShade="BF"/>
+        </w:rPr>
+        <w:t>Teszt dokumentum:</w:t>
+      </w:r>
+    </w:p>
+    <w:p>
+      <w:pPr>
+        <w:ind w:left="900"/>
+        <w:rPr>
+          <w:color w:val="275317" w:themeColor="accent6" w:themeShade="80"/>
+        </w:rPr>
+      </w:pPr>
+      <w:r>
+        <w:rPr>
+          <w:color w:val="275317" w:themeColor="accent6" w:themeShade="80"/>
+        </w:rPr>
+        <w:t>//------------Input test--------------</w:t>
+      </w:r>
+    </w:p>
+    <w:p>
+      <w:pPr>
+        <w:ind w:left="900"/>
+        <w:rPr>
+          <w:color w:val="275317" w:themeColor="accent6" w:themeShade="80"/>
+        </w:rPr>
+      </w:pPr>
+      <w:r>
+        <w:rPr>
+          <w:color w:val="275317" w:themeColor="accent6" w:themeShade="80"/>
+        </w:rPr>
+        <w:t>//</w:t>
+      </w:r>
+      <w:proofErr w:type="spellStart"/>
+      <w:r>
+        <w:rPr>
+          <w:color w:val="275317" w:themeColor="accent6" w:themeShade="80"/>
+        </w:rPr>
+        <w:t>this</w:t>
+      </w:r>
+      <w:proofErr w:type="spellEnd"/>
+      <w:r>
+        <w:rPr>
+          <w:color w:val="275317" w:themeColor="accent6" w:themeShade="80"/>
+        </w:rPr>
+        <w:t xml:space="preserve"> is a comment</w:t>
+      </w:r>
+    </w:p>
+    <w:p>
+      <w:pPr>
+        <w:ind w:left="900"/>
+        <w:rPr>
+          <w:color w:val="275317" w:themeColor="accent6" w:themeShade="80"/>
+        </w:rPr>
+      </w:pPr>
+      <w:r>
+        <w:rPr>
+          <w:color w:val="275317" w:themeColor="accent6" w:themeShade="80"/>
+        </w:rPr>
+        <w:t>/*</w:t>
+      </w:r>
+    </w:p>
+    <w:p>
+      <w:pPr>
+        <w:ind w:left="900"/>
+        <w:rPr>
+          <w:color w:val="275317" w:themeColor="accent6" w:themeShade="80"/>
+        </w:rPr>
+      </w:pPr>
+      <w:proofErr w:type="spellStart"/>
+      <w:r>
+        <w:rPr>
+          <w:color w:val="275317" w:themeColor="accent6" w:themeShade="80"/>
+        </w:rPr>
+        <w:t>this</w:t>
+      </w:r>
+      <w:proofErr w:type="spellEnd"/>
+      <w:r>
+        <w:rPr>
+          <w:color w:val="275317" w:themeColor="accent6" w:themeShade="80"/>
+        </w:rPr>
+        <w:t xml:space="preserve"> is a comment </w:t>
+      </w:r>
+      <w:proofErr w:type="spellStart"/>
+      <w:r>
+        <w:rPr>
+          <w:color w:val="275317" w:themeColor="accent6" w:themeShade="80"/>
+        </w:rPr>
+        <w:t>too</w:t>
+      </w:r>
+      <w:proofErr w:type="spellEnd"/>
+    </w:p>
+    <w:p>
+      <w:pPr>
+        <w:ind w:left="900"/>
+        <w:rPr>
+          <w:color w:val="275317" w:themeColor="accent6" w:themeShade="80"/>
+        </w:rPr>
+      </w:pPr>
+      <w:r>
+        <w:rPr>
+          <w:color w:val="275317" w:themeColor="accent6" w:themeShade="80"/>
+        </w:rPr>
+        <w:t xml:space="preserve">I0 </w:t>
+      </w:r>
+      <w:proofErr w:type="spellStart"/>
+      <w:r>
+        <w:rPr>
+          <w:color w:val="275317" w:themeColor="accent6" w:themeShade="80"/>
+        </w:rPr>
+        <w:t>LTeSt_DaTa</w:t>
+      </w:r>
+      <w:proofErr w:type="spellEnd"/>
+      <w:r>
+        <w:rPr>
+          <w:color w:val="275317" w:themeColor="accent6" w:themeShade="80"/>
+        </w:rPr>
+        <w:t xml:space="preserve"> CLA40.05 CLO20.0 CA0-5.023044;</w:t>
+      </w:r>
+    </w:p>
+    <w:p>
+      <w:pPr>
+        <w:ind w:left="900"/>
+        <w:rPr>
+          <w:color w:val="275317" w:themeColor="accent6" w:themeShade="80"/>
+        </w:rPr>
+      </w:pPr>
+      <w:r>
+        <w:rPr>
+          <w:color w:val="275317" w:themeColor="accent6" w:themeShade="80"/>
+        </w:rPr>
+        <w:t>*/</w:t>
+      </w:r>
+    </w:p>
+    <w:p>
+      <w:pPr>
+        <w:ind w:left="900"/>
+        <w:rPr>
+          <w:color w:val="275317" w:themeColor="accent6" w:themeShade="80"/>
+        </w:rPr>
+      </w:pPr>
+      <w:r>
+        <w:rPr>
+          <w:color w:val="275317" w:themeColor="accent6" w:themeShade="80"/>
+        </w:rPr>
+        <w:t>I0 LTeSt_DaTa0 CLA40.05 CLO20.0 CA0-5.023044;</w:t>
+      </w:r>
+    </w:p>
+    <w:p>
+      <w:pPr>
+        <w:ind w:left="900"/>
+        <w:rPr>
+          <w:color w:val="275317" w:themeColor="accent6" w:themeShade="80"/>
+        </w:rPr>
+      </w:pPr>
+      <w:r>
+        <w:rPr>
+          <w:color w:val="275317" w:themeColor="accent6" w:themeShade="80"/>
+        </w:rPr>
+        <w:t>CLO20.0 CA0-5.023044          I1 CLA40.05      LTeSt_DaTa1;</w:t>
+      </w:r>
+    </w:p>
+    <w:p>
+      <w:pPr>
+        <w:rPr>
+          <w:color w:val="275317" w:themeColor="accent6" w:themeShade="80"/>
+        </w:rPr>
+      </w:pPr>
+      <w:r>
+        <w:rPr>
+          <w:color w:val="275317" w:themeColor="accent6" w:themeShade="80"/>
+        </w:rPr>
+        <w:br w:type="page"/>
+      </w:r>
+    </w:p>
+    <w:p>
+      <w:pPr>
+        <w:ind w:left="540"/>
+        <w:rPr>
+          <w:color w:val="275317" w:themeColor="accent6" w:themeShade="80"/>
+        </w:rPr>
+      </w:pPr>
+    </w:p>
+    <w:p>
+      <w:pPr>
+        <w:pStyle w:val="Listaszerbekezds"/>
+        <w:numPr>
+          <w:ilvl w:val="0"/>
+          <w:numId w:val="15"/>
+        </w:numPr>
+        <w:ind w:left="720" w:hanging="180"/>
+        <w:rPr>
+          <w:color w:val="0D0D0D" w:themeColor="text1" w:themeTint="F2"/>
+        </w:rPr>
+      </w:pPr>
+      <w:r>
+        <w:rPr>
+          <w:color w:val="0F4761" w:themeColor="accent1" w:themeShade="BF"/>
+        </w:rPr>
+        <w:t>Valós e</w:t>
+      </w:r>
+      <w:r>
+        <w:rPr>
+          <w:color w:val="0F4761" w:themeColor="accent1" w:themeShade="BF"/>
+        </w:rPr>
+        <w:t>redmény:</w:t>
+      </w:r>
+    </w:p>
+    <w:p>
+      <w:pPr>
+        <w:ind w:left="900"/>
+        <w:rPr>
+          <w:color w:val="275317" w:themeColor="accent6" w:themeShade="80"/>
+        </w:rPr>
+      </w:pPr>
+      <w:r>
+        <w:rPr>
+          <w:color w:val="275317" w:themeColor="accent6" w:themeShade="80"/>
+        </w:rPr>
+        <w:t>Starting test...</w:t>
+      </w:r>
+    </w:p>
+    <w:p>
+      <w:pPr>
+        <w:ind w:left="900"/>
+        <w:rPr>
+          <w:color w:val="275317" w:themeColor="accent6" w:themeShade="80"/>
+        </w:rPr>
+      </w:pPr>
+      <w:r>
+        <w:rPr>
+          <w:color w:val="275317" w:themeColor="accent6" w:themeShade="80"/>
+        </w:rPr>
+        <w:t>[Line comment</w:t>
+      </w:r>
+      <w:proofErr w:type="gramStart"/>
+      <w:r>
+        <w:rPr>
+          <w:color w:val="275317" w:themeColor="accent6" w:themeShade="80"/>
+        </w:rPr>
+        <w:t>] :</w:t>
+      </w:r>
+      <w:proofErr w:type="gramEnd"/>
+    </w:p>
+    <w:p>
+      <w:pPr>
+        <w:ind w:left="900"/>
+        <w:rPr>
+          <w:color w:val="275317" w:themeColor="accent6" w:themeShade="80"/>
+        </w:rPr>
+      </w:pPr>
+      <w:r>
+        <w:rPr>
+          <w:color w:val="275317" w:themeColor="accent6" w:themeShade="80"/>
+        </w:rPr>
+        <w:t>------------Input test--------------</w:t>
+      </w:r>
+    </w:p>
+    <w:p>
+      <w:pPr>
+        <w:ind w:left="900"/>
+        <w:rPr>
+          <w:color w:val="275317" w:themeColor="accent6" w:themeShade="80"/>
+        </w:rPr>
+      </w:pPr>
+      <w:r>
+        <w:rPr>
+          <w:color w:val="275317" w:themeColor="accent6" w:themeShade="80"/>
+        </w:rPr>
+        <w:t>[Line comment</w:t>
+      </w:r>
+      <w:proofErr w:type="gramStart"/>
+      <w:r>
+        <w:rPr>
+          <w:color w:val="275317" w:themeColor="accent6" w:themeShade="80"/>
+        </w:rPr>
+        <w:t>] :</w:t>
+      </w:r>
+      <w:proofErr w:type="gramEnd"/>
+    </w:p>
+    <w:p>
+      <w:pPr>
+        <w:ind w:left="900"/>
+        <w:rPr>
+          <w:color w:val="275317" w:themeColor="accent6" w:themeShade="80"/>
+        </w:rPr>
+      </w:pPr>
+      <w:proofErr w:type="spellStart"/>
+      <w:r>
+        <w:rPr>
+          <w:color w:val="275317" w:themeColor="accent6" w:themeShade="80"/>
+        </w:rPr>
+        <w:t>this</w:t>
+      </w:r>
+      <w:proofErr w:type="spellEnd"/>
+      <w:r>
+        <w:rPr>
+          <w:color w:val="275317" w:themeColor="accent6" w:themeShade="80"/>
+        </w:rPr>
+        <w:t xml:space="preserve"> is a comment</w:t>
+      </w:r>
+    </w:p>
+    <w:p>
+      <w:pPr>
+        <w:ind w:left="900"/>
+        <w:rPr>
+          <w:color w:val="275317" w:themeColor="accent6" w:themeShade="80"/>
+        </w:rPr>
+      </w:pPr>
+      <w:r>
+        <w:rPr>
+          <w:color w:val="275317" w:themeColor="accent6" w:themeShade="80"/>
+        </w:rPr>
+        <w:t>[</w:t>
+      </w:r>
+      <w:proofErr w:type="spellStart"/>
+      <w:r>
+        <w:rPr>
+          <w:color w:val="275317" w:themeColor="accent6" w:themeShade="80"/>
+        </w:rPr>
+        <w:t>Block</w:t>
+      </w:r>
+      <w:proofErr w:type="spellEnd"/>
+      <w:r>
+        <w:rPr>
+          <w:color w:val="275317" w:themeColor="accent6" w:themeShade="80"/>
+        </w:rPr>
+        <w:t xml:space="preserve"> comment</w:t>
+      </w:r>
+      <w:proofErr w:type="gramStart"/>
+      <w:r>
+        <w:rPr>
+          <w:color w:val="275317" w:themeColor="accent6" w:themeShade="80"/>
+        </w:rPr>
+        <w:t>] :</w:t>
+      </w:r>
+      <w:proofErr w:type="gramEnd"/>
+    </w:p>
+    <w:p>
+      <w:pPr>
+        <w:ind w:left="900"/>
+        <w:rPr>
+          <w:color w:val="275317" w:themeColor="accent6" w:themeShade="80"/>
+        </w:rPr>
+      </w:pPr>
+      <w:proofErr w:type="spellStart"/>
+      <w:r>
+        <w:rPr>
+          <w:color w:val="275317" w:themeColor="accent6" w:themeShade="80"/>
+        </w:rPr>
+        <w:t>this</w:t>
+      </w:r>
+      <w:proofErr w:type="spellEnd"/>
+      <w:r>
+        <w:rPr>
+          <w:color w:val="275317" w:themeColor="accent6" w:themeShade="80"/>
+        </w:rPr>
+        <w:t xml:space="preserve"> is a comment </w:t>
+      </w:r>
+      <w:proofErr w:type="spellStart"/>
+      <w:r>
+        <w:rPr>
+          <w:color w:val="275317" w:themeColor="accent6" w:themeShade="80"/>
+        </w:rPr>
+        <w:t>too</w:t>
+      </w:r>
+      <w:proofErr w:type="spellEnd"/>
+    </w:p>
+    <w:p>
+      <w:pPr>
+        <w:ind w:left="900"/>
+        <w:rPr>
+          <w:color w:val="275317" w:themeColor="accent6" w:themeShade="80"/>
+        </w:rPr>
+      </w:pPr>
+    </w:p>
+    <w:p>
+      <w:pPr>
+        <w:ind w:left="900"/>
+        <w:rPr>
+          <w:color w:val="275317" w:themeColor="accent6" w:themeShade="80"/>
+        </w:rPr>
+      </w:pPr>
+      <w:r>
+        <w:rPr>
+          <w:color w:val="275317" w:themeColor="accent6" w:themeShade="80"/>
+        </w:rPr>
+        <w:t xml:space="preserve">I0 </w:t>
+      </w:r>
+      <w:proofErr w:type="spellStart"/>
+      <w:r>
+        <w:rPr>
+          <w:color w:val="275317" w:themeColor="accent6" w:themeShade="80"/>
+        </w:rPr>
+        <w:t>LTeSt_DaTa</w:t>
+      </w:r>
+      <w:proofErr w:type="spellEnd"/>
+      <w:r>
+        <w:rPr>
+          <w:color w:val="275317" w:themeColor="accent6" w:themeShade="80"/>
+        </w:rPr>
+        <w:t xml:space="preserve"> CLA40.05 CLO20.0 CA0-5.023044;</w:t>
+      </w:r>
+    </w:p>
+    <w:p>
+      <w:pPr>
+        <w:ind w:left="900"/>
+        <w:rPr>
+          <w:color w:val="275317" w:themeColor="accent6" w:themeShade="80"/>
+        </w:rPr>
+      </w:pPr>
+      <w:proofErr w:type="spellStart"/>
+      <w:r>
+        <w:rPr>
+          <w:color w:val="275317" w:themeColor="accent6" w:themeShade="80"/>
+        </w:rPr>
+        <w:t>capacity</w:t>
+      </w:r>
+      <w:proofErr w:type="spellEnd"/>
+      <w:r>
+        <w:rPr>
+          <w:color w:val="275317" w:themeColor="accent6" w:themeShade="80"/>
+        </w:rPr>
+        <w:t xml:space="preserve">: 10, </w:t>
+      </w:r>
+      <w:proofErr w:type="spellStart"/>
+      <w:r>
+        <w:rPr>
+          <w:color w:val="275317" w:themeColor="accent6" w:themeShade="80"/>
+        </w:rPr>
+        <w:t>items</w:t>
+      </w:r>
+      <w:proofErr w:type="spellEnd"/>
+      <w:r>
+        <w:rPr>
+          <w:color w:val="275317" w:themeColor="accent6" w:themeShade="80"/>
+        </w:rPr>
+        <w:t>: 2</w:t>
+      </w:r>
+    </w:p>
+    <w:p>
+      <w:pPr>
+        <w:ind w:left="900"/>
+        <w:rPr>
+          <w:color w:val="275317" w:themeColor="accent6" w:themeShade="80"/>
+        </w:rPr>
+      </w:pPr>
+      <w:r>
+        <w:rPr>
+          <w:color w:val="275317" w:themeColor="accent6" w:themeShade="80"/>
+        </w:rPr>
+        <w:t>0 TeSt_DaTa0</w:t>
+      </w:r>
+    </w:p>
+    <w:p>
+      <w:pPr>
+        <w:ind w:left="900"/>
+        <w:rPr>
+          <w:color w:val="275317" w:themeColor="accent6" w:themeShade="80"/>
+        </w:rPr>
+      </w:pPr>
+      <w:r>
+        <w:rPr>
+          <w:color w:val="275317" w:themeColor="accent6" w:themeShade="80"/>
+        </w:rPr>
+        <w:t>1 TeSt_DaTa1</w:t>
+      </w:r>
+    </w:p>
+    <w:p>
+      <w:pPr>
+        <w:ind w:left="900"/>
+        <w:rPr>
+          <w:color w:val="275317" w:themeColor="accent6" w:themeShade="80"/>
+        </w:rPr>
+      </w:pPr>
+      <w:r>
+        <w:rPr>
+          <w:color w:val="275317" w:themeColor="accent6" w:themeShade="80"/>
+        </w:rPr>
+        <w:t>----------------------------------</w:t>
+      </w:r>
+    </w:p>
+    <w:p>
+      <w:pPr>
+        <w:ind w:left="900"/>
+        <w:rPr>
+          <w:color w:val="275317" w:themeColor="accent6" w:themeShade="80"/>
+        </w:rPr>
+      </w:pPr>
+      <w:r>
+        <w:rPr>
+          <w:color w:val="275317" w:themeColor="accent6" w:themeShade="80"/>
+        </w:rPr>
+        <w:t xml:space="preserve">Test </w:t>
+      </w:r>
+      <w:proofErr w:type="spellStart"/>
+      <w:r>
+        <w:rPr>
+          <w:color w:val="275317" w:themeColor="accent6" w:themeShade="80"/>
+        </w:rPr>
+        <w:t>succ</w:t>
+      </w:r>
+      <w:r>
+        <w:rPr>
+          <w:color w:val="275317" w:themeColor="accent6" w:themeShade="80"/>
+        </w:rPr>
+        <w:t>e</w:t>
+      </w:r>
+      <w:r>
+        <w:rPr>
+          <w:color w:val="275317" w:themeColor="accent6" w:themeShade="80"/>
+        </w:rPr>
+        <w:t>eded</w:t>
+      </w:r>
+      <w:proofErr w:type="spellEnd"/>
+      <w:r>
+        <w:rPr>
+          <w:color w:val="275317" w:themeColor="accent6" w:themeShade="80"/>
+        </w:rPr>
+        <w:t>!</w:t>
+      </w:r>
+    </w:p>
+    <w:p>
+      <w:pPr>
+        <w:ind w:left="900"/>
+        <w:rPr>
+          <w:color w:val="275317" w:themeColor="accent6" w:themeShade="80"/>
+        </w:rPr>
+      </w:pPr>
+      <w:r>
+        <w:rPr>
+          <w:color w:val="275317" w:themeColor="accent6" w:themeShade="80"/>
+        </w:rPr>
+        <w:t>----------------------------------</w:t>
+      </w:r>
+    </w:p>
+    <w:p>
+      <w:r>
+        <w:pict w14:anchorId="531FDB16">
+          <v:rect id="_x0000_i1034" style="width:0;height:1.5pt" o:hralign="center" o:hrstd="t" o:hr="t" fillcolor="#a0a0a0" stroked="f"/>
+        </w:pict>
+      </w:r>
+    </w:p>
+    <w:p/>
+    <w:p>
+      <w:pPr>
+        <w:rPr>
+          <w:rFonts w:ascii="Times New Roman" w:eastAsiaTheme="majorEastAsia" w:hAnsi="Times New Roman" w:cs="Times New Roman"/>
+          <w:color w:val="0F4761" w:themeColor="accent1" w:themeShade="BF"/>
+          <w:sz w:val="32"/>
+          <w:szCs w:val="32"/>
+        </w:rPr>
+      </w:pPr>
+      <w:r>
+        <w:rPr>
+          <w:rFonts w:ascii="Times New Roman" w:eastAsiaTheme="majorEastAsia" w:hAnsi="Times New Roman" w:cs="Times New Roman"/>
+          <w:color w:val="0F4761" w:themeColor="accent1" w:themeShade="BF"/>
+          <w:sz w:val="32"/>
+          <w:szCs w:val="32"/>
+        </w:rPr>
+        <w:pict w14:anchorId="2F5E672F">
+          <v:rect id="_x0000_i1035" style="width:453.6pt;height:1.5pt;mso-position-horizontal:absolute;mso-position-horizontal-relative:text;mso-position-vertical:absolute;mso-position-vertical-relative:text" o:hralign="center" o:hrstd="t" o:hrnoshade="t" o:hr="t" fillcolor="#ff8686" stroked="f"/>
+        </w:pict>
+      </w:r>
+    </w:p>
+    <w:p>
+      <w:pPr>
+        <w:rPr>
+          <w:rFonts w:ascii="Times New Roman" w:eastAsiaTheme="majorEastAsia" w:hAnsi="Times New Roman" w:cs="Times New Roman"/>
+          <w:color w:val="0F4761" w:themeColor="accent1" w:themeShade="BF"/>
+          <w:sz w:val="32"/>
+          <w:szCs w:val="32"/>
+        </w:rPr>
+      </w:pPr>
+    </w:p>
+    <w:p/>
     <w:p>
       <w:pPr>
         <w:rPr>
@@ -698,7 +3357,7 @@
   <w:endnote w:type="separator" w:id="-1">
     <w:p>
       <w:pPr>
-        <w:spacing w:after="0" w:line="240" w:lineRule="auto"/>
+        <w:spacing w:after="0"/>
       </w:pPr>
       <w:r>
         <w:separator/>
@@ -708,7 +3367,7 @@
   <w:endnote w:type="continuationSeparator" w:id="0">
     <w:p>
       <w:pPr>
-        <w:spacing w:after="0" w:line="240" w:lineRule="auto"/>
+        <w:spacing w:after="0"/>
       </w:pPr>
       <w:r>
         <w:continuationSeparator/>
@@ -843,7 +3502,7 @@
   <w:footnote w:type="separator" w:id="-1">
     <w:p>
       <w:pPr>
-        <w:spacing w:after="0" w:line="240" w:lineRule="auto"/>
+        <w:spacing w:after="0"/>
       </w:pPr>
       <w:r>
         <w:separator/>
@@ -853,7 +3512,7 @@
   <w:footnote w:type="continuationSeparator" w:id="0">
     <w:p>
       <w:pPr>
-        <w:spacing w:after="0" w:line="240" w:lineRule="auto"/>
+        <w:spacing w:after="0"/>
       </w:pPr>
       <w:r>
         <w:continuationSeparator/>
@@ -869,23 +3528,9 @@
     <w:pPr>
       <w:pStyle w:val="lfej"/>
       <w:jc w:val="center"/>
-      <w:rPr>
-        <w:lang w:val="en-US"/>
-      </w:rPr>
     </w:pPr>
-    <w:proofErr w:type="spellStart"/>
     <w:r>
-      <w:rPr>
-        <w:lang w:val="en-US"/>
-      </w:rPr>
-      <w:t>Ballisztikus</w:t>
-    </w:r>
-    <w:proofErr w:type="spellEnd"/>
-    <w:r>
-      <w:rPr>
-        <w:lang w:val="en-US"/>
-      </w:rPr>
-      <w:t xml:space="preserve"> calculator</w:t>
+      <w:t>Ballisztikai kalkulátor</w:t>
     </w:r>
   </w:p>
 </w:hdr>
@@ -894,10 +3539,498 @@
 <file path=word/numbering.xml><?xml version="1.0" encoding="utf-8"?>
 <w:numbering xmlns:wpc="http://schemas.microsoft.com/office/word/2010/wordprocessingCanvas" xmlns:cx="http://schemas.microsoft.com/office/drawing/2014/chartex" xmlns:cx1="http://schemas.microsoft.com/office/drawing/2015/9/8/chartex" xmlns:cx2="http://schemas.microsoft.com/office/drawing/2015/10/21/chartex" xmlns:cx3="http://schemas.microsoft.com/office/drawing/2016/5/9/chartex" xmlns:cx4="http://schemas.microsoft.com/office/drawing/2016/5/10/chartex" xmlns:cx5="http://schemas.microsoft.com/office/drawing/2016/5/11/chartex" xmlns:cx6="http://schemas.microsoft.com/office/drawing/2016/5/12/chartex" xmlns:cx7="http://schemas.microsoft.com/office/drawing/2016/5/13/chartex" xmlns:cx8="http://schemas.microsoft.com/office/drawing/2016/5/14/chartex" xmlns:mc="http://schemas.openxmlformats.org/markup-compatibility/2006" xmlns:aink="http://schemas.microsoft.com/office/drawing/2016/ink" xmlns:am3d="http://schemas.microsoft.com/office/drawing/2017/model3d" xmlns:o="urn:schemas-microsoft-com:office:office" xmlns:oel="http://schemas.microsoft.com/office/2019/extlst" xmlns:r="http://schemas.openxmlformats.org/officeDocument/2006/relationships" xmlns:m="http://schemas.openxmlformats.org/officeDocument/2006/math" xmlns:v="urn:schemas-microsoft-com:vml" xmlns:wp14="http://schemas.microsoft.com/office/word/2010/wordprocessingDrawing" xmlns:wp="http://schemas.openxmlformats.org/drawingml/2006/wordprocessingDrawing" xmlns:w10="urn:schemas-microsoft-com:office:word" xmlns:w="http://schemas.openxmlformats.org/wordprocessingml/2006/main" xmlns:w14="http://schemas.microsoft.com/office/word/2010/wordml" xmlns:w15="http://schemas.microsoft.com/office/word/2012/wordml" xmlns:w16cex="http://schemas.microsoft.com/office/word/2018/wordml/cex" xmlns:w16cid="http://schemas.microsoft.com/office/word/2016/wordml/cid" xmlns:w16="http://schemas.microsoft.com/office/word/2018/wordml" xmlns:w16du="http://schemas.microsoft.com/office/word/2023/wordml/word16du" xmlns:w16sdtdh="http://schemas.microsoft.com/office/word/2020/wordml/sdtdatahash" xmlns:w16sdtfl="http://schemas.microsoft.com/office/word/2024/wordml/sdtformatlock" xmlns:w16se="http://schemas.microsoft.com/office/word/2015/wordml/symex" xmlns:wpg="http://schemas.microsoft.com/office/word/2010/wordprocessingGroup" xmlns:wpi="http://schemas.microsoft.com/office/word/2010/wordprocessingInk" xmlns:wne="http://schemas.microsoft.com/office/word/2006/wordml" xmlns:wps="http://schemas.microsoft.com/office/word/2010/wordprocessingShape" mc:Ignorable="w14 w15 w16se w16cid w16 w16cex w16sdtdh w16sdtfl w16du wp14">
   <w:abstractNum w:abstractNumId="0" w15:restartNumberingAfterBreak="0">
+    <w:nsid w:val="023F6AA5"/>
+    <w:multiLevelType w:val="hybridMultilevel"/>
+    <w:tmpl w:val="D67004E8"/>
+    <w:lvl w:ilvl="0" w:tplc="04090001">
+      <w:start w:val="1"/>
+      <w:numFmt w:val="bullet"/>
+      <w:lvlText w:val=""/>
+      <w:lvlJc w:val="left"/>
+      <w:pPr>
+        <w:ind w:left="1350" w:hanging="360"/>
+      </w:pPr>
+      <w:rPr>
+        <w:rFonts w:ascii="Symbol" w:hAnsi="Symbol" w:hint="default"/>
+      </w:rPr>
+    </w:lvl>
+    <w:lvl w:ilvl="1" w:tplc="04090003" w:tentative="1">
+      <w:start w:val="1"/>
+      <w:numFmt w:val="bullet"/>
+      <w:lvlText w:val="o"/>
+      <w:lvlJc w:val="left"/>
+      <w:pPr>
+        <w:ind w:left="2070" w:hanging="360"/>
+      </w:pPr>
+      <w:rPr>
+        <w:rFonts w:ascii="Courier New" w:hAnsi="Courier New" w:cs="Courier New" w:hint="default"/>
+      </w:rPr>
+    </w:lvl>
+    <w:lvl w:ilvl="2" w:tplc="04090005" w:tentative="1">
+      <w:start w:val="1"/>
+      <w:numFmt w:val="bullet"/>
+      <w:lvlText w:val=""/>
+      <w:lvlJc w:val="left"/>
+      <w:pPr>
+        <w:ind w:left="2790" w:hanging="360"/>
+      </w:pPr>
+      <w:rPr>
+        <w:rFonts w:ascii="Wingdings" w:hAnsi="Wingdings" w:hint="default"/>
+      </w:rPr>
+    </w:lvl>
+    <w:lvl w:ilvl="3" w:tplc="04090001" w:tentative="1">
+      <w:start w:val="1"/>
+      <w:numFmt w:val="bullet"/>
+      <w:lvlText w:val=""/>
+      <w:lvlJc w:val="left"/>
+      <w:pPr>
+        <w:ind w:left="3510" w:hanging="360"/>
+      </w:pPr>
+      <w:rPr>
+        <w:rFonts w:ascii="Symbol" w:hAnsi="Symbol" w:hint="default"/>
+      </w:rPr>
+    </w:lvl>
+    <w:lvl w:ilvl="4" w:tplc="04090003" w:tentative="1">
+      <w:start w:val="1"/>
+      <w:numFmt w:val="bullet"/>
+      <w:lvlText w:val="o"/>
+      <w:lvlJc w:val="left"/>
+      <w:pPr>
+        <w:ind w:left="4230" w:hanging="360"/>
+      </w:pPr>
+      <w:rPr>
+        <w:rFonts w:ascii="Courier New" w:hAnsi="Courier New" w:cs="Courier New" w:hint="default"/>
+      </w:rPr>
+    </w:lvl>
+    <w:lvl w:ilvl="5" w:tplc="04090005" w:tentative="1">
+      <w:start w:val="1"/>
+      <w:numFmt w:val="bullet"/>
+      <w:lvlText w:val=""/>
+      <w:lvlJc w:val="left"/>
+      <w:pPr>
+        <w:ind w:left="4950" w:hanging="360"/>
+      </w:pPr>
+      <w:rPr>
+        <w:rFonts w:ascii="Wingdings" w:hAnsi="Wingdings" w:hint="default"/>
+      </w:rPr>
+    </w:lvl>
+    <w:lvl w:ilvl="6" w:tplc="04090001" w:tentative="1">
+      <w:start w:val="1"/>
+      <w:numFmt w:val="bullet"/>
+      <w:lvlText w:val=""/>
+      <w:lvlJc w:val="left"/>
+      <w:pPr>
+        <w:ind w:left="5670" w:hanging="360"/>
+      </w:pPr>
+      <w:rPr>
+        <w:rFonts w:ascii="Symbol" w:hAnsi="Symbol" w:hint="default"/>
+      </w:rPr>
+    </w:lvl>
+    <w:lvl w:ilvl="7" w:tplc="04090003" w:tentative="1">
+      <w:start w:val="1"/>
+      <w:numFmt w:val="bullet"/>
+      <w:lvlText w:val="o"/>
+      <w:lvlJc w:val="left"/>
+      <w:pPr>
+        <w:ind w:left="6390" w:hanging="360"/>
+      </w:pPr>
+      <w:rPr>
+        <w:rFonts w:ascii="Courier New" w:hAnsi="Courier New" w:cs="Courier New" w:hint="default"/>
+      </w:rPr>
+    </w:lvl>
+    <w:lvl w:ilvl="8" w:tplc="04090005" w:tentative="1">
+      <w:start w:val="1"/>
+      <w:numFmt w:val="bullet"/>
+      <w:lvlText w:val=""/>
+      <w:lvlJc w:val="left"/>
+      <w:pPr>
+        <w:ind w:left="7110" w:hanging="360"/>
+      </w:pPr>
+      <w:rPr>
+        <w:rFonts w:ascii="Wingdings" w:hAnsi="Wingdings" w:hint="default"/>
+      </w:rPr>
+    </w:lvl>
+  </w:abstractNum>
+  <w:abstractNum w:abstractNumId="1" w15:restartNumberingAfterBreak="0">
+    <w:nsid w:val="09F66468"/>
+    <w:multiLevelType w:val="hybridMultilevel"/>
+    <w:tmpl w:val="558E8E5A"/>
+    <w:lvl w:ilvl="0" w:tplc="04090001">
+      <w:start w:val="1"/>
+      <w:numFmt w:val="bullet"/>
+      <w:lvlText w:val=""/>
+      <w:lvlJc w:val="left"/>
+      <w:pPr>
+        <w:ind w:left="1260" w:hanging="360"/>
+      </w:pPr>
+      <w:rPr>
+        <w:rFonts w:ascii="Symbol" w:hAnsi="Symbol" w:hint="default"/>
+      </w:rPr>
+    </w:lvl>
+    <w:lvl w:ilvl="1" w:tplc="04090003" w:tentative="1">
+      <w:start w:val="1"/>
+      <w:numFmt w:val="bullet"/>
+      <w:lvlText w:val="o"/>
+      <w:lvlJc w:val="left"/>
+      <w:pPr>
+        <w:ind w:left="1980" w:hanging="360"/>
+      </w:pPr>
+      <w:rPr>
+        <w:rFonts w:ascii="Courier New" w:hAnsi="Courier New" w:cs="Courier New" w:hint="default"/>
+      </w:rPr>
+    </w:lvl>
+    <w:lvl w:ilvl="2" w:tplc="04090005" w:tentative="1">
+      <w:start w:val="1"/>
+      <w:numFmt w:val="bullet"/>
+      <w:lvlText w:val=""/>
+      <w:lvlJc w:val="left"/>
+      <w:pPr>
+        <w:ind w:left="2700" w:hanging="360"/>
+      </w:pPr>
+      <w:rPr>
+        <w:rFonts w:ascii="Wingdings" w:hAnsi="Wingdings" w:hint="default"/>
+      </w:rPr>
+    </w:lvl>
+    <w:lvl w:ilvl="3" w:tplc="04090001" w:tentative="1">
+      <w:start w:val="1"/>
+      <w:numFmt w:val="bullet"/>
+      <w:lvlText w:val=""/>
+      <w:lvlJc w:val="left"/>
+      <w:pPr>
+        <w:ind w:left="3420" w:hanging="360"/>
+      </w:pPr>
+      <w:rPr>
+        <w:rFonts w:ascii="Symbol" w:hAnsi="Symbol" w:hint="default"/>
+      </w:rPr>
+    </w:lvl>
+    <w:lvl w:ilvl="4" w:tplc="04090003" w:tentative="1">
+      <w:start w:val="1"/>
+      <w:numFmt w:val="bullet"/>
+      <w:lvlText w:val="o"/>
+      <w:lvlJc w:val="left"/>
+      <w:pPr>
+        <w:ind w:left="4140" w:hanging="360"/>
+      </w:pPr>
+      <w:rPr>
+        <w:rFonts w:ascii="Courier New" w:hAnsi="Courier New" w:cs="Courier New" w:hint="default"/>
+      </w:rPr>
+    </w:lvl>
+    <w:lvl w:ilvl="5" w:tplc="04090005" w:tentative="1">
+      <w:start w:val="1"/>
+      <w:numFmt w:val="bullet"/>
+      <w:lvlText w:val=""/>
+      <w:lvlJc w:val="left"/>
+      <w:pPr>
+        <w:ind w:left="4860" w:hanging="360"/>
+      </w:pPr>
+      <w:rPr>
+        <w:rFonts w:ascii="Wingdings" w:hAnsi="Wingdings" w:hint="default"/>
+      </w:rPr>
+    </w:lvl>
+    <w:lvl w:ilvl="6" w:tplc="04090001" w:tentative="1">
+      <w:start w:val="1"/>
+      <w:numFmt w:val="bullet"/>
+      <w:lvlText w:val=""/>
+      <w:lvlJc w:val="left"/>
+      <w:pPr>
+        <w:ind w:left="5580" w:hanging="360"/>
+      </w:pPr>
+      <w:rPr>
+        <w:rFonts w:ascii="Symbol" w:hAnsi="Symbol" w:hint="default"/>
+      </w:rPr>
+    </w:lvl>
+    <w:lvl w:ilvl="7" w:tplc="04090003" w:tentative="1">
+      <w:start w:val="1"/>
+      <w:numFmt w:val="bullet"/>
+      <w:lvlText w:val="o"/>
+      <w:lvlJc w:val="left"/>
+      <w:pPr>
+        <w:ind w:left="6300" w:hanging="360"/>
+      </w:pPr>
+      <w:rPr>
+        <w:rFonts w:ascii="Courier New" w:hAnsi="Courier New" w:cs="Courier New" w:hint="default"/>
+      </w:rPr>
+    </w:lvl>
+    <w:lvl w:ilvl="8" w:tplc="04090005" w:tentative="1">
+      <w:start w:val="1"/>
+      <w:numFmt w:val="bullet"/>
+      <w:lvlText w:val=""/>
+      <w:lvlJc w:val="left"/>
+      <w:pPr>
+        <w:ind w:left="7020" w:hanging="360"/>
+      </w:pPr>
+      <w:rPr>
+        <w:rFonts w:ascii="Wingdings" w:hAnsi="Wingdings" w:hint="default"/>
+      </w:rPr>
+    </w:lvl>
+  </w:abstractNum>
+  <w:abstractNum w:abstractNumId="2" w15:restartNumberingAfterBreak="0">
+    <w:nsid w:val="0D621BC4"/>
+    <w:multiLevelType w:val="multilevel"/>
+    <w:tmpl w:val="C750C968"/>
+    <w:lvl w:ilvl="0">
+      <w:start w:val="1"/>
+      <w:numFmt w:val="bullet"/>
+      <w:lvlText w:val=""/>
+      <w:lvlJc w:val="left"/>
+      <w:pPr>
+        <w:tabs>
+          <w:tab w:val="num" w:pos="720"/>
+        </w:tabs>
+        <w:ind w:left="720" w:hanging="360"/>
+      </w:pPr>
+      <w:rPr>
+        <w:rFonts w:ascii="Symbol" w:hAnsi="Symbol" w:hint="default"/>
+        <w:sz w:val="20"/>
+      </w:rPr>
+    </w:lvl>
+    <w:lvl w:ilvl="1" w:tentative="1">
+      <w:start w:val="1"/>
+      <w:numFmt w:val="bullet"/>
+      <w:lvlText w:val="o"/>
+      <w:lvlJc w:val="left"/>
+      <w:pPr>
+        <w:tabs>
+          <w:tab w:val="num" w:pos="1440"/>
+        </w:tabs>
+        <w:ind w:left="1440" w:hanging="360"/>
+      </w:pPr>
+      <w:rPr>
+        <w:rFonts w:ascii="Courier New" w:hAnsi="Courier New" w:hint="default"/>
+        <w:sz w:val="20"/>
+      </w:rPr>
+    </w:lvl>
+    <w:lvl w:ilvl="2" w:tentative="1">
+      <w:start w:val="1"/>
+      <w:numFmt w:val="bullet"/>
+      <w:lvlText w:val=""/>
+      <w:lvlJc w:val="left"/>
+      <w:pPr>
+        <w:tabs>
+          <w:tab w:val="num" w:pos="2160"/>
+        </w:tabs>
+        <w:ind w:left="2160" w:hanging="360"/>
+      </w:pPr>
+      <w:rPr>
+        <w:rFonts w:ascii="Wingdings" w:hAnsi="Wingdings" w:hint="default"/>
+        <w:sz w:val="20"/>
+      </w:rPr>
+    </w:lvl>
+    <w:lvl w:ilvl="3" w:tentative="1">
+      <w:start w:val="1"/>
+      <w:numFmt w:val="bullet"/>
+      <w:lvlText w:val=""/>
+      <w:lvlJc w:val="left"/>
+      <w:pPr>
+        <w:tabs>
+          <w:tab w:val="num" w:pos="2880"/>
+        </w:tabs>
+        <w:ind w:left="2880" w:hanging="360"/>
+      </w:pPr>
+      <w:rPr>
+        <w:rFonts w:ascii="Wingdings" w:hAnsi="Wingdings" w:hint="default"/>
+        <w:sz w:val="20"/>
+      </w:rPr>
+    </w:lvl>
+    <w:lvl w:ilvl="4" w:tentative="1">
+      <w:start w:val="1"/>
+      <w:numFmt w:val="bullet"/>
+      <w:lvlText w:val=""/>
+      <w:lvlJc w:val="left"/>
+      <w:pPr>
+        <w:tabs>
+          <w:tab w:val="num" w:pos="3600"/>
+        </w:tabs>
+        <w:ind w:left="3600" w:hanging="360"/>
+      </w:pPr>
+      <w:rPr>
+        <w:rFonts w:ascii="Wingdings" w:hAnsi="Wingdings" w:hint="default"/>
+        <w:sz w:val="20"/>
+      </w:rPr>
+    </w:lvl>
+    <w:lvl w:ilvl="5" w:tentative="1">
+      <w:start w:val="1"/>
+      <w:numFmt w:val="bullet"/>
+      <w:lvlText w:val=""/>
+      <w:lvlJc w:val="left"/>
+      <w:pPr>
+        <w:tabs>
+          <w:tab w:val="num" w:pos="4320"/>
+        </w:tabs>
+        <w:ind w:left="4320" w:hanging="360"/>
+      </w:pPr>
+      <w:rPr>
+        <w:rFonts w:ascii="Wingdings" w:hAnsi="Wingdings" w:hint="default"/>
+        <w:sz w:val="20"/>
+      </w:rPr>
+    </w:lvl>
+    <w:lvl w:ilvl="6" w:tentative="1">
+      <w:start w:val="1"/>
+      <w:numFmt w:val="bullet"/>
+      <w:lvlText w:val=""/>
+      <w:lvlJc w:val="left"/>
+      <w:pPr>
+        <w:tabs>
+          <w:tab w:val="num" w:pos="5040"/>
+        </w:tabs>
+        <w:ind w:left="5040" w:hanging="360"/>
+      </w:pPr>
+      <w:rPr>
+        <w:rFonts w:ascii="Wingdings" w:hAnsi="Wingdings" w:hint="default"/>
+        <w:sz w:val="20"/>
+      </w:rPr>
+    </w:lvl>
+    <w:lvl w:ilvl="7" w:tentative="1">
+      <w:start w:val="1"/>
+      <w:numFmt w:val="bullet"/>
+      <w:lvlText w:val=""/>
+      <w:lvlJc w:val="left"/>
+      <w:pPr>
+        <w:tabs>
+          <w:tab w:val="num" w:pos="5760"/>
+        </w:tabs>
+        <w:ind w:left="5760" w:hanging="360"/>
+      </w:pPr>
+      <w:rPr>
+        <w:rFonts w:ascii="Wingdings" w:hAnsi="Wingdings" w:hint="default"/>
+        <w:sz w:val="20"/>
+      </w:rPr>
+    </w:lvl>
+    <w:lvl w:ilvl="8" w:tentative="1">
+      <w:start w:val="1"/>
+      <w:numFmt w:val="bullet"/>
+      <w:lvlText w:val=""/>
+      <w:lvlJc w:val="left"/>
+      <w:pPr>
+        <w:tabs>
+          <w:tab w:val="num" w:pos="6480"/>
+        </w:tabs>
+        <w:ind w:left="6480" w:hanging="360"/>
+      </w:pPr>
+      <w:rPr>
+        <w:rFonts w:ascii="Wingdings" w:hAnsi="Wingdings" w:hint="default"/>
+        <w:sz w:val="20"/>
+      </w:rPr>
+    </w:lvl>
+  </w:abstractNum>
+  <w:abstractNum w:abstractNumId="3" w15:restartNumberingAfterBreak="0">
+    <w:nsid w:val="0FFB458E"/>
+    <w:multiLevelType w:val="hybridMultilevel"/>
+    <w:tmpl w:val="2AAC7F0A"/>
+    <w:lvl w:ilvl="0" w:tplc="04090001">
+      <w:start w:val="1"/>
+      <w:numFmt w:val="bullet"/>
+      <w:lvlText w:val=""/>
+      <w:lvlJc w:val="left"/>
+      <w:pPr>
+        <w:ind w:left="1260" w:hanging="360"/>
+      </w:pPr>
+      <w:rPr>
+        <w:rFonts w:ascii="Symbol" w:hAnsi="Symbol" w:hint="default"/>
+      </w:rPr>
+    </w:lvl>
+    <w:lvl w:ilvl="1" w:tplc="04090003" w:tentative="1">
+      <w:start w:val="1"/>
+      <w:numFmt w:val="bullet"/>
+      <w:lvlText w:val="o"/>
+      <w:lvlJc w:val="left"/>
+      <w:pPr>
+        <w:ind w:left="1980" w:hanging="360"/>
+      </w:pPr>
+      <w:rPr>
+        <w:rFonts w:ascii="Courier New" w:hAnsi="Courier New" w:cs="Courier New" w:hint="default"/>
+      </w:rPr>
+    </w:lvl>
+    <w:lvl w:ilvl="2" w:tplc="04090005" w:tentative="1">
+      <w:start w:val="1"/>
+      <w:numFmt w:val="bullet"/>
+      <w:lvlText w:val=""/>
+      <w:lvlJc w:val="left"/>
+      <w:pPr>
+        <w:ind w:left="2700" w:hanging="360"/>
+      </w:pPr>
+      <w:rPr>
+        <w:rFonts w:ascii="Wingdings" w:hAnsi="Wingdings" w:hint="default"/>
+      </w:rPr>
+    </w:lvl>
+    <w:lvl w:ilvl="3" w:tplc="04090001" w:tentative="1">
+      <w:start w:val="1"/>
+      <w:numFmt w:val="bullet"/>
+      <w:lvlText w:val=""/>
+      <w:lvlJc w:val="left"/>
+      <w:pPr>
+        <w:ind w:left="3420" w:hanging="360"/>
+      </w:pPr>
+      <w:rPr>
+        <w:rFonts w:ascii="Symbol" w:hAnsi="Symbol" w:hint="default"/>
+      </w:rPr>
+    </w:lvl>
+    <w:lvl w:ilvl="4" w:tplc="04090003" w:tentative="1">
+      <w:start w:val="1"/>
+      <w:numFmt w:val="bullet"/>
+      <w:lvlText w:val="o"/>
+      <w:lvlJc w:val="left"/>
+      <w:pPr>
+        <w:ind w:left="4140" w:hanging="360"/>
+      </w:pPr>
+      <w:rPr>
+        <w:rFonts w:ascii="Courier New" w:hAnsi="Courier New" w:cs="Courier New" w:hint="default"/>
+      </w:rPr>
+    </w:lvl>
+    <w:lvl w:ilvl="5" w:tplc="04090005" w:tentative="1">
+      <w:start w:val="1"/>
+      <w:numFmt w:val="bullet"/>
+      <w:lvlText w:val=""/>
+      <w:lvlJc w:val="left"/>
+      <w:pPr>
+        <w:ind w:left="4860" w:hanging="360"/>
+      </w:pPr>
+      <w:rPr>
+        <w:rFonts w:ascii="Wingdings" w:hAnsi="Wingdings" w:hint="default"/>
+      </w:rPr>
+    </w:lvl>
+    <w:lvl w:ilvl="6" w:tplc="04090001" w:tentative="1">
+      <w:start w:val="1"/>
+      <w:numFmt w:val="bullet"/>
+      <w:lvlText w:val=""/>
+      <w:lvlJc w:val="left"/>
+      <w:pPr>
+        <w:ind w:left="5580" w:hanging="360"/>
+      </w:pPr>
+      <w:rPr>
+        <w:rFonts w:ascii="Symbol" w:hAnsi="Symbol" w:hint="default"/>
+      </w:rPr>
+    </w:lvl>
+    <w:lvl w:ilvl="7" w:tplc="04090003" w:tentative="1">
+      <w:start w:val="1"/>
+      <w:numFmt w:val="bullet"/>
+      <w:lvlText w:val="o"/>
+      <w:lvlJc w:val="left"/>
+      <w:pPr>
+        <w:ind w:left="6300" w:hanging="360"/>
+      </w:pPr>
+      <w:rPr>
+        <w:rFonts w:ascii="Courier New" w:hAnsi="Courier New" w:cs="Courier New" w:hint="default"/>
+      </w:rPr>
+    </w:lvl>
+    <w:lvl w:ilvl="8" w:tplc="04090005" w:tentative="1">
+      <w:start w:val="1"/>
+      <w:numFmt w:val="bullet"/>
+      <w:lvlText w:val=""/>
+      <w:lvlJc w:val="left"/>
+      <w:pPr>
+        <w:ind w:left="7020" w:hanging="360"/>
+      </w:pPr>
+      <w:rPr>
+        <w:rFonts w:ascii="Wingdings" w:hAnsi="Wingdings" w:hint="default"/>
+      </w:rPr>
+    </w:lvl>
+  </w:abstractNum>
+  <w:abstractNum w:abstractNumId="4" w15:restartNumberingAfterBreak="0">
     <w:nsid w:val="11772865"/>
-    <w:multiLevelType w:val="hybridMultilevel"/>
-    <w:tmpl w:val="A546E3E4"/>
-    <w:lvl w:ilvl="0" w:tplc="89342A9E">
+    <w:multiLevelType w:val="multilevel"/>
+    <w:tmpl w:val="910C110C"/>
+    <w:lvl w:ilvl="0">
       <w:start w:val="1"/>
       <w:numFmt w:val="decimal"/>
       <w:pStyle w:val="CMSOR"/>
@@ -907,80 +4040,489 @@
         <w:ind w:left="720" w:hanging="360"/>
       </w:pPr>
     </w:lvl>
-    <w:lvl w:ilvl="1" w:tplc="040E0019" w:tentative="1">
-      <w:start w:val="1"/>
-      <w:numFmt w:val="lowerLetter"/>
-      <w:lvlText w:val="%2."/>
-      <w:lvlJc w:val="left"/>
-      <w:pPr>
+    <w:lvl w:ilvl="1">
+      <w:start w:val="6"/>
+      <w:numFmt w:val="decimal"/>
+      <w:isLgl/>
+      <w:lvlText w:val="%1.%2."/>
+      <w:lvlJc w:val="left"/>
+      <w:pPr>
+        <w:ind w:left="1164" w:hanging="804"/>
+      </w:pPr>
+      <w:rPr>
+        <w:rFonts w:hint="default"/>
+      </w:rPr>
+    </w:lvl>
+    <w:lvl w:ilvl="2">
+      <w:start w:val="1"/>
+      <w:numFmt w:val="decimal"/>
+      <w:isLgl/>
+      <w:lvlText w:val="%1.%2.%3."/>
+      <w:lvlJc w:val="left"/>
+      <w:pPr>
+        <w:ind w:left="1164" w:hanging="804"/>
+      </w:pPr>
+      <w:rPr>
+        <w:rFonts w:hint="default"/>
+        <w:b w:val="0"/>
+        <w:bCs w:val="0"/>
+      </w:rPr>
+    </w:lvl>
+    <w:lvl w:ilvl="3">
+      <w:start w:val="1"/>
+      <w:numFmt w:val="decimal"/>
+      <w:isLgl/>
+      <w:lvlText w:val="%1.%2.%3.%4."/>
+      <w:lvlJc w:val="left"/>
+      <w:pPr>
+        <w:ind w:left="1440" w:hanging="1080"/>
+      </w:pPr>
+      <w:rPr>
+        <w:rFonts w:hint="default"/>
+      </w:rPr>
+    </w:lvl>
+    <w:lvl w:ilvl="4">
+      <w:start w:val="1"/>
+      <w:numFmt w:val="decimal"/>
+      <w:isLgl/>
+      <w:lvlText w:val="%1.%2.%3.%4.%5."/>
+      <w:lvlJc w:val="left"/>
+      <w:pPr>
+        <w:ind w:left="1440" w:hanging="1080"/>
+      </w:pPr>
+      <w:rPr>
+        <w:rFonts w:hint="default"/>
+      </w:rPr>
+    </w:lvl>
+    <w:lvl w:ilvl="5">
+      <w:start w:val="1"/>
+      <w:numFmt w:val="decimal"/>
+      <w:isLgl/>
+      <w:lvlText w:val="%1.%2.%3.%4.%5.%6."/>
+      <w:lvlJc w:val="left"/>
+      <w:pPr>
+        <w:ind w:left="1800" w:hanging="1440"/>
+      </w:pPr>
+      <w:rPr>
+        <w:rFonts w:hint="default"/>
+      </w:rPr>
+    </w:lvl>
+    <w:lvl w:ilvl="6">
+      <w:start w:val="1"/>
+      <w:numFmt w:val="decimal"/>
+      <w:isLgl/>
+      <w:lvlText w:val="%1.%2.%3.%4.%5.%6.%7."/>
+      <w:lvlJc w:val="left"/>
+      <w:pPr>
+        <w:ind w:left="1800" w:hanging="1440"/>
+      </w:pPr>
+      <w:rPr>
+        <w:rFonts w:hint="default"/>
+      </w:rPr>
+    </w:lvl>
+    <w:lvl w:ilvl="7">
+      <w:start w:val="1"/>
+      <w:numFmt w:val="decimal"/>
+      <w:isLgl/>
+      <w:lvlText w:val="%1.%2.%3.%4.%5.%6.%7.%8."/>
+      <w:lvlJc w:val="left"/>
+      <w:pPr>
+        <w:ind w:left="2160" w:hanging="1800"/>
+      </w:pPr>
+      <w:rPr>
+        <w:rFonts w:hint="default"/>
+      </w:rPr>
+    </w:lvl>
+    <w:lvl w:ilvl="8">
+      <w:start w:val="1"/>
+      <w:numFmt w:val="decimal"/>
+      <w:isLgl/>
+      <w:lvlText w:val="%1.%2.%3.%4.%5.%6.%7.%8.%9."/>
+      <w:lvlJc w:val="left"/>
+      <w:pPr>
+        <w:ind w:left="2160" w:hanging="1800"/>
+      </w:pPr>
+      <w:rPr>
+        <w:rFonts w:hint="default"/>
+      </w:rPr>
+    </w:lvl>
+  </w:abstractNum>
+  <w:abstractNum w:abstractNumId="5" w15:restartNumberingAfterBreak="0">
+    <w:nsid w:val="14F244B9"/>
+    <w:multiLevelType w:val="multilevel"/>
+    <w:tmpl w:val="4112CFFA"/>
+    <w:lvl w:ilvl="0">
+      <w:start w:val="1"/>
+      <w:numFmt w:val="bullet"/>
+      <w:lvlText w:val=""/>
+      <w:lvlJc w:val="left"/>
+      <w:pPr>
+        <w:tabs>
+          <w:tab w:val="num" w:pos="720"/>
+        </w:tabs>
+        <w:ind w:left="720" w:hanging="360"/>
+      </w:pPr>
+      <w:rPr>
+        <w:rFonts w:ascii="Symbol" w:hAnsi="Symbol" w:hint="default"/>
+        <w:sz w:val="20"/>
+      </w:rPr>
+    </w:lvl>
+    <w:lvl w:ilvl="1" w:tentative="1">
+      <w:start w:val="1"/>
+      <w:numFmt w:val="bullet"/>
+      <w:lvlText w:val="o"/>
+      <w:lvlJc w:val="left"/>
+      <w:pPr>
+        <w:tabs>
+          <w:tab w:val="num" w:pos="1440"/>
+        </w:tabs>
         <w:ind w:left="1440" w:hanging="360"/>
       </w:pPr>
-    </w:lvl>
-    <w:lvl w:ilvl="2" w:tplc="040E001B" w:tentative="1">
-      <w:start w:val="1"/>
-      <w:numFmt w:val="lowerRoman"/>
-      <w:lvlText w:val="%3."/>
-      <w:lvlJc w:val="right"/>
-      <w:pPr>
-        <w:ind w:left="2160" w:hanging="180"/>
-      </w:pPr>
-    </w:lvl>
-    <w:lvl w:ilvl="3" w:tplc="040E000F" w:tentative="1">
-      <w:start w:val="1"/>
-      <w:numFmt w:val="decimal"/>
-      <w:lvlText w:val="%4."/>
-      <w:lvlJc w:val="left"/>
-      <w:pPr>
+      <w:rPr>
+        <w:rFonts w:ascii="Courier New" w:hAnsi="Courier New" w:hint="default"/>
+        <w:sz w:val="20"/>
+      </w:rPr>
+    </w:lvl>
+    <w:lvl w:ilvl="2" w:tentative="1">
+      <w:start w:val="1"/>
+      <w:numFmt w:val="bullet"/>
+      <w:lvlText w:val=""/>
+      <w:lvlJc w:val="left"/>
+      <w:pPr>
+        <w:tabs>
+          <w:tab w:val="num" w:pos="2160"/>
+        </w:tabs>
+        <w:ind w:left="2160" w:hanging="360"/>
+      </w:pPr>
+      <w:rPr>
+        <w:rFonts w:ascii="Wingdings" w:hAnsi="Wingdings" w:hint="default"/>
+        <w:sz w:val="20"/>
+      </w:rPr>
+    </w:lvl>
+    <w:lvl w:ilvl="3" w:tentative="1">
+      <w:start w:val="1"/>
+      <w:numFmt w:val="bullet"/>
+      <w:lvlText w:val=""/>
+      <w:lvlJc w:val="left"/>
+      <w:pPr>
+        <w:tabs>
+          <w:tab w:val="num" w:pos="2880"/>
+        </w:tabs>
         <w:ind w:left="2880" w:hanging="360"/>
       </w:pPr>
-    </w:lvl>
-    <w:lvl w:ilvl="4" w:tplc="040E0019" w:tentative="1">
-      <w:start w:val="1"/>
-      <w:numFmt w:val="lowerLetter"/>
-      <w:lvlText w:val="%5."/>
-      <w:lvlJc w:val="left"/>
-      <w:pPr>
+      <w:rPr>
+        <w:rFonts w:ascii="Wingdings" w:hAnsi="Wingdings" w:hint="default"/>
+        <w:sz w:val="20"/>
+      </w:rPr>
+    </w:lvl>
+    <w:lvl w:ilvl="4" w:tentative="1">
+      <w:start w:val="1"/>
+      <w:numFmt w:val="bullet"/>
+      <w:lvlText w:val=""/>
+      <w:lvlJc w:val="left"/>
+      <w:pPr>
+        <w:tabs>
+          <w:tab w:val="num" w:pos="3600"/>
+        </w:tabs>
         <w:ind w:left="3600" w:hanging="360"/>
       </w:pPr>
-    </w:lvl>
-    <w:lvl w:ilvl="5" w:tplc="040E001B" w:tentative="1">
-      <w:start w:val="1"/>
-      <w:numFmt w:val="lowerRoman"/>
-      <w:lvlText w:val="%6."/>
-      <w:lvlJc w:val="right"/>
-      <w:pPr>
-        <w:ind w:left="4320" w:hanging="180"/>
-      </w:pPr>
-    </w:lvl>
-    <w:lvl w:ilvl="6" w:tplc="040E000F" w:tentative="1">
-      <w:start w:val="1"/>
-      <w:numFmt w:val="decimal"/>
-      <w:lvlText w:val="%7."/>
-      <w:lvlJc w:val="left"/>
-      <w:pPr>
+      <w:rPr>
+        <w:rFonts w:ascii="Wingdings" w:hAnsi="Wingdings" w:hint="default"/>
+        <w:sz w:val="20"/>
+      </w:rPr>
+    </w:lvl>
+    <w:lvl w:ilvl="5" w:tentative="1">
+      <w:start w:val="1"/>
+      <w:numFmt w:val="bullet"/>
+      <w:lvlText w:val=""/>
+      <w:lvlJc w:val="left"/>
+      <w:pPr>
+        <w:tabs>
+          <w:tab w:val="num" w:pos="4320"/>
+        </w:tabs>
+        <w:ind w:left="4320" w:hanging="360"/>
+      </w:pPr>
+      <w:rPr>
+        <w:rFonts w:ascii="Wingdings" w:hAnsi="Wingdings" w:hint="default"/>
+        <w:sz w:val="20"/>
+      </w:rPr>
+    </w:lvl>
+    <w:lvl w:ilvl="6" w:tentative="1">
+      <w:start w:val="1"/>
+      <w:numFmt w:val="bullet"/>
+      <w:lvlText w:val=""/>
+      <w:lvlJc w:val="left"/>
+      <w:pPr>
+        <w:tabs>
+          <w:tab w:val="num" w:pos="5040"/>
+        </w:tabs>
         <w:ind w:left="5040" w:hanging="360"/>
       </w:pPr>
-    </w:lvl>
-    <w:lvl w:ilvl="7" w:tplc="040E0019" w:tentative="1">
-      <w:start w:val="1"/>
-      <w:numFmt w:val="lowerLetter"/>
-      <w:lvlText w:val="%8."/>
-      <w:lvlJc w:val="left"/>
-      <w:pPr>
+      <w:rPr>
+        <w:rFonts w:ascii="Wingdings" w:hAnsi="Wingdings" w:hint="default"/>
+        <w:sz w:val="20"/>
+      </w:rPr>
+    </w:lvl>
+    <w:lvl w:ilvl="7" w:tentative="1">
+      <w:start w:val="1"/>
+      <w:numFmt w:val="bullet"/>
+      <w:lvlText w:val=""/>
+      <w:lvlJc w:val="left"/>
+      <w:pPr>
+        <w:tabs>
+          <w:tab w:val="num" w:pos="5760"/>
+        </w:tabs>
         <w:ind w:left="5760" w:hanging="360"/>
       </w:pPr>
-    </w:lvl>
-    <w:lvl w:ilvl="8" w:tplc="040E001B" w:tentative="1">
-      <w:start w:val="1"/>
-      <w:numFmt w:val="lowerRoman"/>
-      <w:lvlText w:val="%9."/>
-      <w:lvlJc w:val="right"/>
-      <w:pPr>
-        <w:ind w:left="6480" w:hanging="180"/>
-      </w:pPr>
+      <w:rPr>
+        <w:rFonts w:ascii="Wingdings" w:hAnsi="Wingdings" w:hint="default"/>
+        <w:sz w:val="20"/>
+      </w:rPr>
+    </w:lvl>
+    <w:lvl w:ilvl="8" w:tentative="1">
+      <w:start w:val="1"/>
+      <w:numFmt w:val="bullet"/>
+      <w:lvlText w:val=""/>
+      <w:lvlJc w:val="left"/>
+      <w:pPr>
+        <w:tabs>
+          <w:tab w:val="num" w:pos="6480"/>
+        </w:tabs>
+        <w:ind w:left="6480" w:hanging="360"/>
+      </w:pPr>
+      <w:rPr>
+        <w:rFonts w:ascii="Wingdings" w:hAnsi="Wingdings" w:hint="default"/>
+        <w:sz w:val="20"/>
+      </w:rPr>
     </w:lvl>
   </w:abstractNum>
-  <w:abstractNum w:abstractNumId="1" w15:restartNumberingAfterBreak="0">
+  <w:abstractNum w:abstractNumId="6" w15:restartNumberingAfterBreak="0">
+    <w:nsid w:val="1C8A1C27"/>
+    <w:multiLevelType w:val="hybridMultilevel"/>
+    <w:tmpl w:val="54188A28"/>
+    <w:lvl w:ilvl="0" w:tplc="04090001">
+      <w:start w:val="1"/>
+      <w:numFmt w:val="bullet"/>
+      <w:lvlText w:val=""/>
+      <w:lvlJc w:val="left"/>
+      <w:pPr>
+        <w:ind w:left="1260" w:hanging="360"/>
+      </w:pPr>
+      <w:rPr>
+        <w:rFonts w:ascii="Symbol" w:hAnsi="Symbol" w:hint="default"/>
+      </w:rPr>
+    </w:lvl>
+    <w:lvl w:ilvl="1" w:tplc="04090003" w:tentative="1">
+      <w:start w:val="1"/>
+      <w:numFmt w:val="bullet"/>
+      <w:lvlText w:val="o"/>
+      <w:lvlJc w:val="left"/>
+      <w:pPr>
+        <w:ind w:left="1980" w:hanging="360"/>
+      </w:pPr>
+      <w:rPr>
+        <w:rFonts w:ascii="Courier New" w:hAnsi="Courier New" w:cs="Courier New" w:hint="default"/>
+      </w:rPr>
+    </w:lvl>
+    <w:lvl w:ilvl="2" w:tplc="04090005" w:tentative="1">
+      <w:start w:val="1"/>
+      <w:numFmt w:val="bullet"/>
+      <w:lvlText w:val=""/>
+      <w:lvlJc w:val="left"/>
+      <w:pPr>
+        <w:ind w:left="2700" w:hanging="360"/>
+      </w:pPr>
+      <w:rPr>
+        <w:rFonts w:ascii="Wingdings" w:hAnsi="Wingdings" w:hint="default"/>
+      </w:rPr>
+    </w:lvl>
+    <w:lvl w:ilvl="3" w:tplc="04090001" w:tentative="1">
+      <w:start w:val="1"/>
+      <w:numFmt w:val="bullet"/>
+      <w:lvlText w:val=""/>
+      <w:lvlJc w:val="left"/>
+      <w:pPr>
+        <w:ind w:left="3420" w:hanging="360"/>
+      </w:pPr>
+      <w:rPr>
+        <w:rFonts w:ascii="Symbol" w:hAnsi="Symbol" w:hint="default"/>
+      </w:rPr>
+    </w:lvl>
+    <w:lvl w:ilvl="4" w:tplc="04090003" w:tentative="1">
+      <w:start w:val="1"/>
+      <w:numFmt w:val="bullet"/>
+      <w:lvlText w:val="o"/>
+      <w:lvlJc w:val="left"/>
+      <w:pPr>
+        <w:ind w:left="4140" w:hanging="360"/>
+      </w:pPr>
+      <w:rPr>
+        <w:rFonts w:ascii="Courier New" w:hAnsi="Courier New" w:cs="Courier New" w:hint="default"/>
+      </w:rPr>
+    </w:lvl>
+    <w:lvl w:ilvl="5" w:tplc="04090005" w:tentative="1">
+      <w:start w:val="1"/>
+      <w:numFmt w:val="bullet"/>
+      <w:lvlText w:val=""/>
+      <w:lvlJc w:val="left"/>
+      <w:pPr>
+        <w:ind w:left="4860" w:hanging="360"/>
+      </w:pPr>
+      <w:rPr>
+        <w:rFonts w:ascii="Wingdings" w:hAnsi="Wingdings" w:hint="default"/>
+      </w:rPr>
+    </w:lvl>
+    <w:lvl w:ilvl="6" w:tplc="04090001" w:tentative="1">
+      <w:start w:val="1"/>
+      <w:numFmt w:val="bullet"/>
+      <w:lvlText w:val=""/>
+      <w:lvlJc w:val="left"/>
+      <w:pPr>
+        <w:ind w:left="5580" w:hanging="360"/>
+      </w:pPr>
+      <w:rPr>
+        <w:rFonts w:ascii="Symbol" w:hAnsi="Symbol" w:hint="default"/>
+      </w:rPr>
+    </w:lvl>
+    <w:lvl w:ilvl="7" w:tplc="04090003" w:tentative="1">
+      <w:start w:val="1"/>
+      <w:numFmt w:val="bullet"/>
+      <w:lvlText w:val="o"/>
+      <w:lvlJc w:val="left"/>
+      <w:pPr>
+        <w:ind w:left="6300" w:hanging="360"/>
+      </w:pPr>
+      <w:rPr>
+        <w:rFonts w:ascii="Courier New" w:hAnsi="Courier New" w:cs="Courier New" w:hint="default"/>
+      </w:rPr>
+    </w:lvl>
+    <w:lvl w:ilvl="8" w:tplc="04090005" w:tentative="1">
+      <w:start w:val="1"/>
+      <w:numFmt w:val="bullet"/>
+      <w:lvlText w:val=""/>
+      <w:lvlJc w:val="left"/>
+      <w:pPr>
+        <w:ind w:left="7020" w:hanging="360"/>
+      </w:pPr>
+      <w:rPr>
+        <w:rFonts w:ascii="Wingdings" w:hAnsi="Wingdings" w:hint="default"/>
+      </w:rPr>
+    </w:lvl>
+  </w:abstractNum>
+  <w:abstractNum w:abstractNumId="7" w15:restartNumberingAfterBreak="0">
+    <w:nsid w:val="20104EF5"/>
+    <w:multiLevelType w:val="hybridMultilevel"/>
+    <w:tmpl w:val="CB7608A4"/>
+    <w:lvl w:ilvl="0" w:tplc="04090001">
+      <w:start w:val="1"/>
+      <w:numFmt w:val="bullet"/>
+      <w:lvlText w:val=""/>
+      <w:lvlJc w:val="left"/>
+      <w:pPr>
+        <w:ind w:left="1260" w:hanging="360"/>
+      </w:pPr>
+      <w:rPr>
+        <w:rFonts w:ascii="Symbol" w:hAnsi="Symbol" w:hint="default"/>
+      </w:rPr>
+    </w:lvl>
+    <w:lvl w:ilvl="1" w:tplc="FFFFFFFF" w:tentative="1">
+      <w:start w:val="1"/>
+      <w:numFmt w:val="bullet"/>
+      <w:lvlText w:val="o"/>
+      <w:lvlJc w:val="left"/>
+      <w:pPr>
+        <w:ind w:left="1980" w:hanging="360"/>
+      </w:pPr>
+      <w:rPr>
+        <w:rFonts w:ascii="Courier New" w:hAnsi="Courier New" w:cs="Courier New" w:hint="default"/>
+      </w:rPr>
+    </w:lvl>
+    <w:lvl w:ilvl="2" w:tplc="FFFFFFFF" w:tentative="1">
+      <w:start w:val="1"/>
+      <w:numFmt w:val="bullet"/>
+      <w:lvlText w:val=""/>
+      <w:lvlJc w:val="left"/>
+      <w:pPr>
+        <w:ind w:left="2700" w:hanging="360"/>
+      </w:pPr>
+      <w:rPr>
+        <w:rFonts w:ascii="Wingdings" w:hAnsi="Wingdings" w:hint="default"/>
+      </w:rPr>
+    </w:lvl>
+    <w:lvl w:ilvl="3" w:tplc="FFFFFFFF" w:tentative="1">
+      <w:start w:val="1"/>
+      <w:numFmt w:val="bullet"/>
+      <w:lvlText w:val=""/>
+      <w:lvlJc w:val="left"/>
+      <w:pPr>
+        <w:ind w:left="3420" w:hanging="360"/>
+      </w:pPr>
+      <w:rPr>
+        <w:rFonts w:ascii="Symbol" w:hAnsi="Symbol" w:hint="default"/>
+      </w:rPr>
+    </w:lvl>
+    <w:lvl w:ilvl="4" w:tplc="FFFFFFFF" w:tentative="1">
+      <w:start w:val="1"/>
+      <w:numFmt w:val="bullet"/>
+      <w:lvlText w:val="o"/>
+      <w:lvlJc w:val="left"/>
+      <w:pPr>
+        <w:ind w:left="4140" w:hanging="360"/>
+      </w:pPr>
+      <w:rPr>
+        <w:rFonts w:ascii="Courier New" w:hAnsi="Courier New" w:cs="Courier New" w:hint="default"/>
+      </w:rPr>
+    </w:lvl>
+    <w:lvl w:ilvl="5" w:tplc="FFFFFFFF" w:tentative="1">
+      <w:start w:val="1"/>
+      <w:numFmt w:val="bullet"/>
+      <w:lvlText w:val=""/>
+      <w:lvlJc w:val="left"/>
+      <w:pPr>
+        <w:ind w:left="4860" w:hanging="360"/>
+      </w:pPr>
+      <w:rPr>
+        <w:rFonts w:ascii="Wingdings" w:hAnsi="Wingdings" w:hint="default"/>
+      </w:rPr>
+    </w:lvl>
+    <w:lvl w:ilvl="6" w:tplc="FFFFFFFF" w:tentative="1">
+      <w:start w:val="1"/>
+      <w:numFmt w:val="bullet"/>
+      <w:lvlText w:val=""/>
+      <w:lvlJc w:val="left"/>
+      <w:pPr>
+        <w:ind w:left="5580" w:hanging="360"/>
+      </w:pPr>
+      <w:rPr>
+        <w:rFonts w:ascii="Symbol" w:hAnsi="Symbol" w:hint="default"/>
+      </w:rPr>
+    </w:lvl>
+    <w:lvl w:ilvl="7" w:tplc="FFFFFFFF" w:tentative="1">
+      <w:start w:val="1"/>
+      <w:numFmt w:val="bullet"/>
+      <w:lvlText w:val="o"/>
+      <w:lvlJc w:val="left"/>
+      <w:pPr>
+        <w:ind w:left="6300" w:hanging="360"/>
+      </w:pPr>
+      <w:rPr>
+        <w:rFonts w:ascii="Courier New" w:hAnsi="Courier New" w:cs="Courier New" w:hint="default"/>
+      </w:rPr>
+    </w:lvl>
+    <w:lvl w:ilvl="8" w:tplc="FFFFFFFF" w:tentative="1">
+      <w:start w:val="1"/>
+      <w:numFmt w:val="bullet"/>
+      <w:lvlText w:val=""/>
+      <w:lvlJc w:val="left"/>
+      <w:pPr>
+        <w:ind w:left="7020" w:hanging="360"/>
+      </w:pPr>
+      <w:rPr>
+        <w:rFonts w:ascii="Wingdings" w:hAnsi="Wingdings" w:hint="default"/>
+      </w:rPr>
+    </w:lvl>
+  </w:abstractNum>
+  <w:abstractNum w:abstractNumId="8" w15:restartNumberingAfterBreak="0">
     <w:nsid w:val="22833881"/>
     <w:multiLevelType w:val="multilevel"/>
     <w:tmpl w:val="DE8EA536"/>
@@ -1093,10 +4635,871 @@
       </w:pPr>
     </w:lvl>
   </w:abstractNum>
+  <w:abstractNum w:abstractNumId="9" w15:restartNumberingAfterBreak="0">
+    <w:nsid w:val="5529604E"/>
+    <w:multiLevelType w:val="multilevel"/>
+    <w:tmpl w:val="9F9EEFC4"/>
+    <w:lvl w:ilvl="0">
+      <w:start w:val="1"/>
+      <w:numFmt w:val="bullet"/>
+      <w:lvlText w:val=""/>
+      <w:lvlJc w:val="left"/>
+      <w:pPr>
+        <w:tabs>
+          <w:tab w:val="num" w:pos="720"/>
+        </w:tabs>
+        <w:ind w:left="720" w:hanging="360"/>
+      </w:pPr>
+      <w:rPr>
+        <w:rFonts w:ascii="Symbol" w:hAnsi="Symbol" w:hint="default"/>
+        <w:sz w:val="20"/>
+      </w:rPr>
+    </w:lvl>
+    <w:lvl w:ilvl="1" w:tentative="1">
+      <w:start w:val="1"/>
+      <w:numFmt w:val="bullet"/>
+      <w:lvlText w:val="o"/>
+      <w:lvlJc w:val="left"/>
+      <w:pPr>
+        <w:tabs>
+          <w:tab w:val="num" w:pos="1440"/>
+        </w:tabs>
+        <w:ind w:left="1440" w:hanging="360"/>
+      </w:pPr>
+      <w:rPr>
+        <w:rFonts w:ascii="Courier New" w:hAnsi="Courier New" w:hint="default"/>
+        <w:sz w:val="20"/>
+      </w:rPr>
+    </w:lvl>
+    <w:lvl w:ilvl="2" w:tentative="1">
+      <w:start w:val="1"/>
+      <w:numFmt w:val="bullet"/>
+      <w:lvlText w:val=""/>
+      <w:lvlJc w:val="left"/>
+      <w:pPr>
+        <w:tabs>
+          <w:tab w:val="num" w:pos="2160"/>
+        </w:tabs>
+        <w:ind w:left="2160" w:hanging="360"/>
+      </w:pPr>
+      <w:rPr>
+        <w:rFonts w:ascii="Wingdings" w:hAnsi="Wingdings" w:hint="default"/>
+        <w:sz w:val="20"/>
+      </w:rPr>
+    </w:lvl>
+    <w:lvl w:ilvl="3" w:tentative="1">
+      <w:start w:val="1"/>
+      <w:numFmt w:val="bullet"/>
+      <w:lvlText w:val=""/>
+      <w:lvlJc w:val="left"/>
+      <w:pPr>
+        <w:tabs>
+          <w:tab w:val="num" w:pos="2880"/>
+        </w:tabs>
+        <w:ind w:left="2880" w:hanging="360"/>
+      </w:pPr>
+      <w:rPr>
+        <w:rFonts w:ascii="Wingdings" w:hAnsi="Wingdings" w:hint="default"/>
+        <w:sz w:val="20"/>
+      </w:rPr>
+    </w:lvl>
+    <w:lvl w:ilvl="4" w:tentative="1">
+      <w:start w:val="1"/>
+      <w:numFmt w:val="bullet"/>
+      <w:lvlText w:val=""/>
+      <w:lvlJc w:val="left"/>
+      <w:pPr>
+        <w:tabs>
+          <w:tab w:val="num" w:pos="3600"/>
+        </w:tabs>
+        <w:ind w:left="3600" w:hanging="360"/>
+      </w:pPr>
+      <w:rPr>
+        <w:rFonts w:ascii="Wingdings" w:hAnsi="Wingdings" w:hint="default"/>
+        <w:sz w:val="20"/>
+      </w:rPr>
+    </w:lvl>
+    <w:lvl w:ilvl="5" w:tentative="1">
+      <w:start w:val="1"/>
+      <w:numFmt w:val="bullet"/>
+      <w:lvlText w:val=""/>
+      <w:lvlJc w:val="left"/>
+      <w:pPr>
+        <w:tabs>
+          <w:tab w:val="num" w:pos="4320"/>
+        </w:tabs>
+        <w:ind w:left="4320" w:hanging="360"/>
+      </w:pPr>
+      <w:rPr>
+        <w:rFonts w:ascii="Wingdings" w:hAnsi="Wingdings" w:hint="default"/>
+        <w:sz w:val="20"/>
+      </w:rPr>
+    </w:lvl>
+    <w:lvl w:ilvl="6" w:tentative="1">
+      <w:start w:val="1"/>
+      <w:numFmt w:val="bullet"/>
+      <w:lvlText w:val=""/>
+      <w:lvlJc w:val="left"/>
+      <w:pPr>
+        <w:tabs>
+          <w:tab w:val="num" w:pos="5040"/>
+        </w:tabs>
+        <w:ind w:left="5040" w:hanging="360"/>
+      </w:pPr>
+      <w:rPr>
+        <w:rFonts w:ascii="Wingdings" w:hAnsi="Wingdings" w:hint="default"/>
+        <w:sz w:val="20"/>
+      </w:rPr>
+    </w:lvl>
+    <w:lvl w:ilvl="7" w:tentative="1">
+      <w:start w:val="1"/>
+      <w:numFmt w:val="bullet"/>
+      <w:lvlText w:val=""/>
+      <w:lvlJc w:val="left"/>
+      <w:pPr>
+        <w:tabs>
+          <w:tab w:val="num" w:pos="5760"/>
+        </w:tabs>
+        <w:ind w:left="5760" w:hanging="360"/>
+      </w:pPr>
+      <w:rPr>
+        <w:rFonts w:ascii="Wingdings" w:hAnsi="Wingdings" w:hint="default"/>
+        <w:sz w:val="20"/>
+      </w:rPr>
+    </w:lvl>
+    <w:lvl w:ilvl="8" w:tentative="1">
+      <w:start w:val="1"/>
+      <w:numFmt w:val="bullet"/>
+      <w:lvlText w:val=""/>
+      <w:lvlJc w:val="left"/>
+      <w:pPr>
+        <w:tabs>
+          <w:tab w:val="num" w:pos="6480"/>
+        </w:tabs>
+        <w:ind w:left="6480" w:hanging="360"/>
+      </w:pPr>
+      <w:rPr>
+        <w:rFonts w:ascii="Wingdings" w:hAnsi="Wingdings" w:hint="default"/>
+        <w:sz w:val="20"/>
+      </w:rPr>
+    </w:lvl>
+  </w:abstractNum>
+  <w:abstractNum w:abstractNumId="10" w15:restartNumberingAfterBreak="0">
+    <w:nsid w:val="5BCC6C22"/>
+    <w:multiLevelType w:val="multilevel"/>
+    <w:tmpl w:val="3C0E769A"/>
+    <w:lvl w:ilvl="0">
+      <w:start w:val="1"/>
+      <w:numFmt w:val="bullet"/>
+      <w:lvlText w:val=""/>
+      <w:lvlJc w:val="left"/>
+      <w:pPr>
+        <w:tabs>
+          <w:tab w:val="num" w:pos="720"/>
+        </w:tabs>
+        <w:ind w:left="720" w:hanging="360"/>
+      </w:pPr>
+      <w:rPr>
+        <w:rFonts w:ascii="Symbol" w:hAnsi="Symbol" w:hint="default"/>
+        <w:sz w:val="20"/>
+      </w:rPr>
+    </w:lvl>
+    <w:lvl w:ilvl="1" w:tentative="1">
+      <w:start w:val="1"/>
+      <w:numFmt w:val="bullet"/>
+      <w:lvlText w:val="o"/>
+      <w:lvlJc w:val="left"/>
+      <w:pPr>
+        <w:tabs>
+          <w:tab w:val="num" w:pos="1440"/>
+        </w:tabs>
+        <w:ind w:left="1440" w:hanging="360"/>
+      </w:pPr>
+      <w:rPr>
+        <w:rFonts w:ascii="Courier New" w:hAnsi="Courier New" w:hint="default"/>
+        <w:sz w:val="20"/>
+      </w:rPr>
+    </w:lvl>
+    <w:lvl w:ilvl="2" w:tentative="1">
+      <w:start w:val="1"/>
+      <w:numFmt w:val="bullet"/>
+      <w:lvlText w:val=""/>
+      <w:lvlJc w:val="left"/>
+      <w:pPr>
+        <w:tabs>
+          <w:tab w:val="num" w:pos="2160"/>
+        </w:tabs>
+        <w:ind w:left="2160" w:hanging="360"/>
+      </w:pPr>
+      <w:rPr>
+        <w:rFonts w:ascii="Wingdings" w:hAnsi="Wingdings" w:hint="default"/>
+        <w:sz w:val="20"/>
+      </w:rPr>
+    </w:lvl>
+    <w:lvl w:ilvl="3" w:tentative="1">
+      <w:start w:val="1"/>
+      <w:numFmt w:val="bullet"/>
+      <w:lvlText w:val=""/>
+      <w:lvlJc w:val="left"/>
+      <w:pPr>
+        <w:tabs>
+          <w:tab w:val="num" w:pos="2880"/>
+        </w:tabs>
+        <w:ind w:left="2880" w:hanging="360"/>
+      </w:pPr>
+      <w:rPr>
+        <w:rFonts w:ascii="Wingdings" w:hAnsi="Wingdings" w:hint="default"/>
+        <w:sz w:val="20"/>
+      </w:rPr>
+    </w:lvl>
+    <w:lvl w:ilvl="4" w:tentative="1">
+      <w:start w:val="1"/>
+      <w:numFmt w:val="bullet"/>
+      <w:lvlText w:val=""/>
+      <w:lvlJc w:val="left"/>
+      <w:pPr>
+        <w:tabs>
+          <w:tab w:val="num" w:pos="3600"/>
+        </w:tabs>
+        <w:ind w:left="3600" w:hanging="360"/>
+      </w:pPr>
+      <w:rPr>
+        <w:rFonts w:ascii="Wingdings" w:hAnsi="Wingdings" w:hint="default"/>
+        <w:sz w:val="20"/>
+      </w:rPr>
+    </w:lvl>
+    <w:lvl w:ilvl="5" w:tentative="1">
+      <w:start w:val="1"/>
+      <w:numFmt w:val="bullet"/>
+      <w:lvlText w:val=""/>
+      <w:lvlJc w:val="left"/>
+      <w:pPr>
+        <w:tabs>
+          <w:tab w:val="num" w:pos="4320"/>
+        </w:tabs>
+        <w:ind w:left="4320" w:hanging="360"/>
+      </w:pPr>
+      <w:rPr>
+        <w:rFonts w:ascii="Wingdings" w:hAnsi="Wingdings" w:hint="default"/>
+        <w:sz w:val="20"/>
+      </w:rPr>
+    </w:lvl>
+    <w:lvl w:ilvl="6" w:tentative="1">
+      <w:start w:val="1"/>
+      <w:numFmt w:val="bullet"/>
+      <w:lvlText w:val=""/>
+      <w:lvlJc w:val="left"/>
+      <w:pPr>
+        <w:tabs>
+          <w:tab w:val="num" w:pos="5040"/>
+        </w:tabs>
+        <w:ind w:left="5040" w:hanging="360"/>
+      </w:pPr>
+      <w:rPr>
+        <w:rFonts w:ascii="Wingdings" w:hAnsi="Wingdings" w:hint="default"/>
+        <w:sz w:val="20"/>
+      </w:rPr>
+    </w:lvl>
+    <w:lvl w:ilvl="7" w:tentative="1">
+      <w:start w:val="1"/>
+      <w:numFmt w:val="bullet"/>
+      <w:lvlText w:val=""/>
+      <w:lvlJc w:val="left"/>
+      <w:pPr>
+        <w:tabs>
+          <w:tab w:val="num" w:pos="5760"/>
+        </w:tabs>
+        <w:ind w:left="5760" w:hanging="360"/>
+      </w:pPr>
+      <w:rPr>
+        <w:rFonts w:ascii="Wingdings" w:hAnsi="Wingdings" w:hint="default"/>
+        <w:sz w:val="20"/>
+      </w:rPr>
+    </w:lvl>
+    <w:lvl w:ilvl="8" w:tentative="1">
+      <w:start w:val="1"/>
+      <w:numFmt w:val="bullet"/>
+      <w:lvlText w:val=""/>
+      <w:lvlJc w:val="left"/>
+      <w:pPr>
+        <w:tabs>
+          <w:tab w:val="num" w:pos="6480"/>
+        </w:tabs>
+        <w:ind w:left="6480" w:hanging="360"/>
+      </w:pPr>
+      <w:rPr>
+        <w:rFonts w:ascii="Wingdings" w:hAnsi="Wingdings" w:hint="default"/>
+        <w:sz w:val="20"/>
+      </w:rPr>
+    </w:lvl>
+  </w:abstractNum>
+  <w:abstractNum w:abstractNumId="11" w15:restartNumberingAfterBreak="0">
+    <w:nsid w:val="649315F6"/>
+    <w:multiLevelType w:val="hybridMultilevel"/>
+    <w:tmpl w:val="4860DDBE"/>
+    <w:lvl w:ilvl="0" w:tplc="04090001">
+      <w:start w:val="1"/>
+      <w:numFmt w:val="bullet"/>
+      <w:lvlText w:val=""/>
+      <w:lvlJc w:val="left"/>
+      <w:pPr>
+        <w:ind w:left="1260" w:hanging="360"/>
+      </w:pPr>
+      <w:rPr>
+        <w:rFonts w:ascii="Symbol" w:hAnsi="Symbol" w:hint="default"/>
+      </w:rPr>
+    </w:lvl>
+    <w:lvl w:ilvl="1" w:tplc="04090003" w:tentative="1">
+      <w:start w:val="1"/>
+      <w:numFmt w:val="bullet"/>
+      <w:lvlText w:val="o"/>
+      <w:lvlJc w:val="left"/>
+      <w:pPr>
+        <w:ind w:left="1980" w:hanging="360"/>
+      </w:pPr>
+      <w:rPr>
+        <w:rFonts w:ascii="Courier New" w:hAnsi="Courier New" w:cs="Courier New" w:hint="default"/>
+      </w:rPr>
+    </w:lvl>
+    <w:lvl w:ilvl="2" w:tplc="04090005" w:tentative="1">
+      <w:start w:val="1"/>
+      <w:numFmt w:val="bullet"/>
+      <w:lvlText w:val=""/>
+      <w:lvlJc w:val="left"/>
+      <w:pPr>
+        <w:ind w:left="2700" w:hanging="360"/>
+      </w:pPr>
+      <w:rPr>
+        <w:rFonts w:ascii="Wingdings" w:hAnsi="Wingdings" w:hint="default"/>
+      </w:rPr>
+    </w:lvl>
+    <w:lvl w:ilvl="3" w:tplc="04090001" w:tentative="1">
+      <w:start w:val="1"/>
+      <w:numFmt w:val="bullet"/>
+      <w:lvlText w:val=""/>
+      <w:lvlJc w:val="left"/>
+      <w:pPr>
+        <w:ind w:left="3420" w:hanging="360"/>
+      </w:pPr>
+      <w:rPr>
+        <w:rFonts w:ascii="Symbol" w:hAnsi="Symbol" w:hint="default"/>
+      </w:rPr>
+    </w:lvl>
+    <w:lvl w:ilvl="4" w:tplc="04090003" w:tentative="1">
+      <w:start w:val="1"/>
+      <w:numFmt w:val="bullet"/>
+      <w:lvlText w:val="o"/>
+      <w:lvlJc w:val="left"/>
+      <w:pPr>
+        <w:ind w:left="4140" w:hanging="360"/>
+      </w:pPr>
+      <w:rPr>
+        <w:rFonts w:ascii="Courier New" w:hAnsi="Courier New" w:cs="Courier New" w:hint="default"/>
+      </w:rPr>
+    </w:lvl>
+    <w:lvl w:ilvl="5" w:tplc="04090005" w:tentative="1">
+      <w:start w:val="1"/>
+      <w:numFmt w:val="bullet"/>
+      <w:lvlText w:val=""/>
+      <w:lvlJc w:val="left"/>
+      <w:pPr>
+        <w:ind w:left="4860" w:hanging="360"/>
+      </w:pPr>
+      <w:rPr>
+        <w:rFonts w:ascii="Wingdings" w:hAnsi="Wingdings" w:hint="default"/>
+      </w:rPr>
+    </w:lvl>
+    <w:lvl w:ilvl="6" w:tplc="04090001" w:tentative="1">
+      <w:start w:val="1"/>
+      <w:numFmt w:val="bullet"/>
+      <w:lvlText w:val=""/>
+      <w:lvlJc w:val="left"/>
+      <w:pPr>
+        <w:ind w:left="5580" w:hanging="360"/>
+      </w:pPr>
+      <w:rPr>
+        <w:rFonts w:ascii="Symbol" w:hAnsi="Symbol" w:hint="default"/>
+      </w:rPr>
+    </w:lvl>
+    <w:lvl w:ilvl="7" w:tplc="04090003" w:tentative="1">
+      <w:start w:val="1"/>
+      <w:numFmt w:val="bullet"/>
+      <w:lvlText w:val="o"/>
+      <w:lvlJc w:val="left"/>
+      <w:pPr>
+        <w:ind w:left="6300" w:hanging="360"/>
+      </w:pPr>
+      <w:rPr>
+        <w:rFonts w:ascii="Courier New" w:hAnsi="Courier New" w:cs="Courier New" w:hint="default"/>
+      </w:rPr>
+    </w:lvl>
+    <w:lvl w:ilvl="8" w:tplc="04090005" w:tentative="1">
+      <w:start w:val="1"/>
+      <w:numFmt w:val="bullet"/>
+      <w:lvlText w:val=""/>
+      <w:lvlJc w:val="left"/>
+      <w:pPr>
+        <w:ind w:left="7020" w:hanging="360"/>
+      </w:pPr>
+      <w:rPr>
+        <w:rFonts w:ascii="Wingdings" w:hAnsi="Wingdings" w:hint="default"/>
+      </w:rPr>
+    </w:lvl>
+  </w:abstractNum>
+  <w:abstractNum w:abstractNumId="12" w15:restartNumberingAfterBreak="0">
+    <w:nsid w:val="67E22560"/>
+    <w:multiLevelType w:val="multilevel"/>
+    <w:tmpl w:val="1E78582A"/>
+    <w:lvl w:ilvl="0">
+      <w:start w:val="1"/>
+      <w:numFmt w:val="bullet"/>
+      <w:lvlText w:val=""/>
+      <w:lvlJc w:val="left"/>
+      <w:pPr>
+        <w:tabs>
+          <w:tab w:val="num" w:pos="720"/>
+        </w:tabs>
+        <w:ind w:left="720" w:hanging="360"/>
+      </w:pPr>
+      <w:rPr>
+        <w:rFonts w:ascii="Symbol" w:hAnsi="Symbol" w:hint="default"/>
+        <w:sz w:val="20"/>
+      </w:rPr>
+    </w:lvl>
+    <w:lvl w:ilvl="1" w:tentative="1">
+      <w:start w:val="1"/>
+      <w:numFmt w:val="bullet"/>
+      <w:lvlText w:val="o"/>
+      <w:lvlJc w:val="left"/>
+      <w:pPr>
+        <w:tabs>
+          <w:tab w:val="num" w:pos="1440"/>
+        </w:tabs>
+        <w:ind w:left="1440" w:hanging="360"/>
+      </w:pPr>
+      <w:rPr>
+        <w:rFonts w:ascii="Courier New" w:hAnsi="Courier New" w:hint="default"/>
+        <w:sz w:val="20"/>
+      </w:rPr>
+    </w:lvl>
+    <w:lvl w:ilvl="2" w:tentative="1">
+      <w:start w:val="1"/>
+      <w:numFmt w:val="bullet"/>
+      <w:lvlText w:val=""/>
+      <w:lvlJc w:val="left"/>
+      <w:pPr>
+        <w:tabs>
+          <w:tab w:val="num" w:pos="2160"/>
+        </w:tabs>
+        <w:ind w:left="2160" w:hanging="360"/>
+      </w:pPr>
+      <w:rPr>
+        <w:rFonts w:ascii="Wingdings" w:hAnsi="Wingdings" w:hint="default"/>
+        <w:sz w:val="20"/>
+      </w:rPr>
+    </w:lvl>
+    <w:lvl w:ilvl="3" w:tentative="1">
+      <w:start w:val="1"/>
+      <w:numFmt w:val="bullet"/>
+      <w:lvlText w:val=""/>
+      <w:lvlJc w:val="left"/>
+      <w:pPr>
+        <w:tabs>
+          <w:tab w:val="num" w:pos="2880"/>
+        </w:tabs>
+        <w:ind w:left="2880" w:hanging="360"/>
+      </w:pPr>
+      <w:rPr>
+        <w:rFonts w:ascii="Wingdings" w:hAnsi="Wingdings" w:hint="default"/>
+        <w:sz w:val="20"/>
+      </w:rPr>
+    </w:lvl>
+    <w:lvl w:ilvl="4" w:tentative="1">
+      <w:start w:val="1"/>
+      <w:numFmt w:val="bullet"/>
+      <w:lvlText w:val=""/>
+      <w:lvlJc w:val="left"/>
+      <w:pPr>
+        <w:tabs>
+          <w:tab w:val="num" w:pos="3600"/>
+        </w:tabs>
+        <w:ind w:left="3600" w:hanging="360"/>
+      </w:pPr>
+      <w:rPr>
+        <w:rFonts w:ascii="Wingdings" w:hAnsi="Wingdings" w:hint="default"/>
+        <w:sz w:val="20"/>
+      </w:rPr>
+    </w:lvl>
+    <w:lvl w:ilvl="5" w:tentative="1">
+      <w:start w:val="1"/>
+      <w:numFmt w:val="bullet"/>
+      <w:lvlText w:val=""/>
+      <w:lvlJc w:val="left"/>
+      <w:pPr>
+        <w:tabs>
+          <w:tab w:val="num" w:pos="4320"/>
+        </w:tabs>
+        <w:ind w:left="4320" w:hanging="360"/>
+      </w:pPr>
+      <w:rPr>
+        <w:rFonts w:ascii="Wingdings" w:hAnsi="Wingdings" w:hint="default"/>
+        <w:sz w:val="20"/>
+      </w:rPr>
+    </w:lvl>
+    <w:lvl w:ilvl="6" w:tentative="1">
+      <w:start w:val="1"/>
+      <w:numFmt w:val="bullet"/>
+      <w:lvlText w:val=""/>
+      <w:lvlJc w:val="left"/>
+      <w:pPr>
+        <w:tabs>
+          <w:tab w:val="num" w:pos="5040"/>
+        </w:tabs>
+        <w:ind w:left="5040" w:hanging="360"/>
+      </w:pPr>
+      <w:rPr>
+        <w:rFonts w:ascii="Wingdings" w:hAnsi="Wingdings" w:hint="default"/>
+        <w:sz w:val="20"/>
+      </w:rPr>
+    </w:lvl>
+    <w:lvl w:ilvl="7" w:tentative="1">
+      <w:start w:val="1"/>
+      <w:numFmt w:val="bullet"/>
+      <w:lvlText w:val=""/>
+      <w:lvlJc w:val="left"/>
+      <w:pPr>
+        <w:tabs>
+          <w:tab w:val="num" w:pos="5760"/>
+        </w:tabs>
+        <w:ind w:left="5760" w:hanging="360"/>
+      </w:pPr>
+      <w:rPr>
+        <w:rFonts w:ascii="Wingdings" w:hAnsi="Wingdings" w:hint="default"/>
+        <w:sz w:val="20"/>
+      </w:rPr>
+    </w:lvl>
+    <w:lvl w:ilvl="8" w:tentative="1">
+      <w:start w:val="1"/>
+      <w:numFmt w:val="bullet"/>
+      <w:lvlText w:val=""/>
+      <w:lvlJc w:val="left"/>
+      <w:pPr>
+        <w:tabs>
+          <w:tab w:val="num" w:pos="6480"/>
+        </w:tabs>
+        <w:ind w:left="6480" w:hanging="360"/>
+      </w:pPr>
+      <w:rPr>
+        <w:rFonts w:ascii="Wingdings" w:hAnsi="Wingdings" w:hint="default"/>
+        <w:sz w:val="20"/>
+      </w:rPr>
+    </w:lvl>
+  </w:abstractNum>
+  <w:abstractNum w:abstractNumId="13" w15:restartNumberingAfterBreak="0">
+    <w:nsid w:val="6ADD5D9C"/>
+    <w:multiLevelType w:val="hybridMultilevel"/>
+    <w:tmpl w:val="CF4E7252"/>
+    <w:lvl w:ilvl="0" w:tplc="04090001">
+      <w:start w:val="1"/>
+      <w:numFmt w:val="bullet"/>
+      <w:lvlText w:val=""/>
+      <w:lvlJc w:val="left"/>
+      <w:pPr>
+        <w:ind w:left="1260" w:hanging="360"/>
+      </w:pPr>
+      <w:rPr>
+        <w:rFonts w:ascii="Symbol" w:hAnsi="Symbol" w:hint="default"/>
+      </w:rPr>
+    </w:lvl>
+    <w:lvl w:ilvl="1" w:tplc="04090003" w:tentative="1">
+      <w:start w:val="1"/>
+      <w:numFmt w:val="bullet"/>
+      <w:lvlText w:val="o"/>
+      <w:lvlJc w:val="left"/>
+      <w:pPr>
+        <w:ind w:left="1980" w:hanging="360"/>
+      </w:pPr>
+      <w:rPr>
+        <w:rFonts w:ascii="Courier New" w:hAnsi="Courier New" w:cs="Courier New" w:hint="default"/>
+      </w:rPr>
+    </w:lvl>
+    <w:lvl w:ilvl="2" w:tplc="04090005" w:tentative="1">
+      <w:start w:val="1"/>
+      <w:numFmt w:val="bullet"/>
+      <w:lvlText w:val=""/>
+      <w:lvlJc w:val="left"/>
+      <w:pPr>
+        <w:ind w:left="2700" w:hanging="360"/>
+      </w:pPr>
+      <w:rPr>
+        <w:rFonts w:ascii="Wingdings" w:hAnsi="Wingdings" w:hint="default"/>
+      </w:rPr>
+    </w:lvl>
+    <w:lvl w:ilvl="3" w:tplc="04090001" w:tentative="1">
+      <w:start w:val="1"/>
+      <w:numFmt w:val="bullet"/>
+      <w:lvlText w:val=""/>
+      <w:lvlJc w:val="left"/>
+      <w:pPr>
+        <w:ind w:left="3420" w:hanging="360"/>
+      </w:pPr>
+      <w:rPr>
+        <w:rFonts w:ascii="Symbol" w:hAnsi="Symbol" w:hint="default"/>
+      </w:rPr>
+    </w:lvl>
+    <w:lvl w:ilvl="4" w:tplc="04090003" w:tentative="1">
+      <w:start w:val="1"/>
+      <w:numFmt w:val="bullet"/>
+      <w:lvlText w:val="o"/>
+      <w:lvlJc w:val="left"/>
+      <w:pPr>
+        <w:ind w:left="4140" w:hanging="360"/>
+      </w:pPr>
+      <w:rPr>
+        <w:rFonts w:ascii="Courier New" w:hAnsi="Courier New" w:cs="Courier New" w:hint="default"/>
+      </w:rPr>
+    </w:lvl>
+    <w:lvl w:ilvl="5" w:tplc="04090005" w:tentative="1">
+      <w:start w:val="1"/>
+      <w:numFmt w:val="bullet"/>
+      <w:lvlText w:val=""/>
+      <w:lvlJc w:val="left"/>
+      <w:pPr>
+        <w:ind w:left="4860" w:hanging="360"/>
+      </w:pPr>
+      <w:rPr>
+        <w:rFonts w:ascii="Wingdings" w:hAnsi="Wingdings" w:hint="default"/>
+      </w:rPr>
+    </w:lvl>
+    <w:lvl w:ilvl="6" w:tplc="04090001" w:tentative="1">
+      <w:start w:val="1"/>
+      <w:numFmt w:val="bullet"/>
+      <w:lvlText w:val=""/>
+      <w:lvlJc w:val="left"/>
+      <w:pPr>
+        <w:ind w:left="5580" w:hanging="360"/>
+      </w:pPr>
+      <w:rPr>
+        <w:rFonts w:ascii="Symbol" w:hAnsi="Symbol" w:hint="default"/>
+      </w:rPr>
+    </w:lvl>
+    <w:lvl w:ilvl="7" w:tplc="04090003" w:tentative="1">
+      <w:start w:val="1"/>
+      <w:numFmt w:val="bullet"/>
+      <w:lvlText w:val="o"/>
+      <w:lvlJc w:val="left"/>
+      <w:pPr>
+        <w:ind w:left="6300" w:hanging="360"/>
+      </w:pPr>
+      <w:rPr>
+        <w:rFonts w:ascii="Courier New" w:hAnsi="Courier New" w:cs="Courier New" w:hint="default"/>
+      </w:rPr>
+    </w:lvl>
+    <w:lvl w:ilvl="8" w:tplc="04090005" w:tentative="1">
+      <w:start w:val="1"/>
+      <w:numFmt w:val="bullet"/>
+      <w:lvlText w:val=""/>
+      <w:lvlJc w:val="left"/>
+      <w:pPr>
+        <w:ind w:left="7020" w:hanging="360"/>
+      </w:pPr>
+      <w:rPr>
+        <w:rFonts w:ascii="Wingdings" w:hAnsi="Wingdings" w:hint="default"/>
+      </w:rPr>
+    </w:lvl>
+  </w:abstractNum>
+  <w:abstractNum w:abstractNumId="14" w15:restartNumberingAfterBreak="0">
+    <w:nsid w:val="6DFC2503"/>
+    <w:multiLevelType w:val="multilevel"/>
+    <w:tmpl w:val="5DA62FAA"/>
+    <w:lvl w:ilvl="0">
+      <w:start w:val="1"/>
+      <w:numFmt w:val="bullet"/>
+      <w:lvlText w:val=""/>
+      <w:lvlJc w:val="left"/>
+      <w:pPr>
+        <w:tabs>
+          <w:tab w:val="num" w:pos="720"/>
+        </w:tabs>
+        <w:ind w:left="720" w:hanging="360"/>
+      </w:pPr>
+      <w:rPr>
+        <w:rFonts w:ascii="Symbol" w:hAnsi="Symbol" w:hint="default"/>
+        <w:sz w:val="20"/>
+      </w:rPr>
+    </w:lvl>
+    <w:lvl w:ilvl="1" w:tentative="1">
+      <w:start w:val="1"/>
+      <w:numFmt w:val="bullet"/>
+      <w:lvlText w:val="o"/>
+      <w:lvlJc w:val="left"/>
+      <w:pPr>
+        <w:tabs>
+          <w:tab w:val="num" w:pos="1440"/>
+        </w:tabs>
+        <w:ind w:left="1440" w:hanging="360"/>
+      </w:pPr>
+      <w:rPr>
+        <w:rFonts w:ascii="Courier New" w:hAnsi="Courier New" w:hint="default"/>
+        <w:sz w:val="20"/>
+      </w:rPr>
+    </w:lvl>
+    <w:lvl w:ilvl="2" w:tentative="1">
+      <w:start w:val="1"/>
+      <w:numFmt w:val="bullet"/>
+      <w:lvlText w:val=""/>
+      <w:lvlJc w:val="left"/>
+      <w:pPr>
+        <w:tabs>
+          <w:tab w:val="num" w:pos="2160"/>
+        </w:tabs>
+        <w:ind w:left="2160" w:hanging="360"/>
+      </w:pPr>
+      <w:rPr>
+        <w:rFonts w:ascii="Wingdings" w:hAnsi="Wingdings" w:hint="default"/>
+        <w:sz w:val="20"/>
+      </w:rPr>
+    </w:lvl>
+    <w:lvl w:ilvl="3" w:tentative="1">
+      <w:start w:val="1"/>
+      <w:numFmt w:val="bullet"/>
+      <w:lvlText w:val=""/>
+      <w:lvlJc w:val="left"/>
+      <w:pPr>
+        <w:tabs>
+          <w:tab w:val="num" w:pos="2880"/>
+        </w:tabs>
+        <w:ind w:left="2880" w:hanging="360"/>
+      </w:pPr>
+      <w:rPr>
+        <w:rFonts w:ascii="Wingdings" w:hAnsi="Wingdings" w:hint="default"/>
+        <w:sz w:val="20"/>
+      </w:rPr>
+    </w:lvl>
+    <w:lvl w:ilvl="4" w:tentative="1">
+      <w:start w:val="1"/>
+      <w:numFmt w:val="bullet"/>
+      <w:lvlText w:val=""/>
+      <w:lvlJc w:val="left"/>
+      <w:pPr>
+        <w:tabs>
+          <w:tab w:val="num" w:pos="3600"/>
+        </w:tabs>
+        <w:ind w:left="3600" w:hanging="360"/>
+      </w:pPr>
+      <w:rPr>
+        <w:rFonts w:ascii="Wingdings" w:hAnsi="Wingdings" w:hint="default"/>
+        <w:sz w:val="20"/>
+      </w:rPr>
+    </w:lvl>
+    <w:lvl w:ilvl="5" w:tentative="1">
+      <w:start w:val="1"/>
+      <w:numFmt w:val="bullet"/>
+      <w:lvlText w:val=""/>
+      <w:lvlJc w:val="left"/>
+      <w:pPr>
+        <w:tabs>
+          <w:tab w:val="num" w:pos="4320"/>
+        </w:tabs>
+        <w:ind w:left="4320" w:hanging="360"/>
+      </w:pPr>
+      <w:rPr>
+        <w:rFonts w:ascii="Wingdings" w:hAnsi="Wingdings" w:hint="default"/>
+        <w:sz w:val="20"/>
+      </w:rPr>
+    </w:lvl>
+    <w:lvl w:ilvl="6" w:tentative="1">
+      <w:start w:val="1"/>
+      <w:numFmt w:val="bullet"/>
+      <w:lvlText w:val=""/>
+      <w:lvlJc w:val="left"/>
+      <w:pPr>
+        <w:tabs>
+          <w:tab w:val="num" w:pos="5040"/>
+        </w:tabs>
+        <w:ind w:left="5040" w:hanging="360"/>
+      </w:pPr>
+      <w:rPr>
+        <w:rFonts w:ascii="Wingdings" w:hAnsi="Wingdings" w:hint="default"/>
+        <w:sz w:val="20"/>
+      </w:rPr>
+    </w:lvl>
+    <w:lvl w:ilvl="7" w:tentative="1">
+      <w:start w:val="1"/>
+      <w:numFmt w:val="bullet"/>
+      <w:lvlText w:val=""/>
+      <w:lvlJc w:val="left"/>
+      <w:pPr>
+        <w:tabs>
+          <w:tab w:val="num" w:pos="5760"/>
+        </w:tabs>
+        <w:ind w:left="5760" w:hanging="360"/>
+      </w:pPr>
+      <w:rPr>
+        <w:rFonts w:ascii="Wingdings" w:hAnsi="Wingdings" w:hint="default"/>
+        <w:sz w:val="20"/>
+      </w:rPr>
+    </w:lvl>
+    <w:lvl w:ilvl="8" w:tentative="1">
+      <w:start w:val="1"/>
+      <w:numFmt w:val="bullet"/>
+      <w:lvlText w:val=""/>
+      <w:lvlJc w:val="left"/>
+      <w:pPr>
+        <w:tabs>
+          <w:tab w:val="num" w:pos="6480"/>
+        </w:tabs>
+        <w:ind w:left="6480" w:hanging="360"/>
+      </w:pPr>
+      <w:rPr>
+        <w:rFonts w:ascii="Wingdings" w:hAnsi="Wingdings" w:hint="default"/>
+        <w:sz w:val="20"/>
+      </w:rPr>
+    </w:lvl>
+  </w:abstractNum>
   <w:num w:numId="1" w16cid:durableId="1149902910">
+    <w:abstractNumId w:val="8"/>
+  </w:num>
+  <w:num w:numId="2" w16cid:durableId="605427793">
+    <w:abstractNumId w:val="4"/>
+  </w:num>
+  <w:num w:numId="3" w16cid:durableId="377508460">
+    <w:abstractNumId w:val="5"/>
+  </w:num>
+  <w:num w:numId="4" w16cid:durableId="183789900">
+    <w:abstractNumId w:val="14"/>
+  </w:num>
+  <w:num w:numId="5" w16cid:durableId="1862351125">
+    <w:abstractNumId w:val="9"/>
+  </w:num>
+  <w:num w:numId="6" w16cid:durableId="356347902">
+    <w:abstractNumId w:val="2"/>
+  </w:num>
+  <w:num w:numId="7" w16cid:durableId="1793666519">
+    <w:abstractNumId w:val="12"/>
+  </w:num>
+  <w:num w:numId="8" w16cid:durableId="867909033">
+    <w:abstractNumId w:val="10"/>
+  </w:num>
+  <w:num w:numId="9" w16cid:durableId="1275138656">
+    <w:abstractNumId w:val="6"/>
+  </w:num>
+  <w:num w:numId="10" w16cid:durableId="1237205852">
+    <w:abstractNumId w:val="7"/>
+  </w:num>
+  <w:num w:numId="11" w16cid:durableId="1355619675">
+    <w:abstractNumId w:val="13"/>
+  </w:num>
+  <w:num w:numId="12" w16cid:durableId="1957712793">
+    <w:abstractNumId w:val="11"/>
+  </w:num>
+  <w:num w:numId="13" w16cid:durableId="2134327076">
     <w:abstractNumId w:val="1"/>
   </w:num>
-  <w:num w:numId="2" w16cid:durableId="605427793">
+  <w:num w:numId="14" w16cid:durableId="634287875">
+    <w:abstractNumId w:val="3"/>
+  </w:num>
+  <w:num w:numId="15" w16cid:durableId="646132895">
     <w:abstractNumId w:val="0"/>
   </w:num>
 </w:numbering>
@@ -1117,7 +5520,7 @@
     </w:rPrDefault>
     <w:pPrDefault>
       <w:pPr>
-        <w:spacing w:after="160" w:line="278" w:lineRule="auto"/>
+        <w:spacing w:after="80"/>
       </w:pPr>
     </w:pPrDefault>
   </w:docDefaults>
@@ -1514,7 +5917,7 @@
     <w:pPr>
       <w:keepNext/>
       <w:keepLines/>
-      <w:spacing w:before="360" w:after="80"/>
+      <w:spacing w:before="360"/>
       <w:outlineLvl w:val="0"/>
     </w:pPr>
     <w:rPr>
@@ -1537,7 +5940,7 @@
     <w:pPr>
       <w:keepNext/>
       <w:keepLines/>
-      <w:spacing w:before="160" w:after="80"/>
+      <w:spacing w:before="160"/>
       <w:outlineLvl w:val="1"/>
     </w:pPr>
     <w:rPr>
@@ -1559,7 +5962,7 @@
     <w:pPr>
       <w:keepNext/>
       <w:keepLines/>
-      <w:spacing w:before="160" w:after="80"/>
+      <w:spacing w:before="160"/>
       <w:outlineLvl w:val="2"/>
     </w:pPr>
     <w:rPr>
@@ -1575,7 +5978,6 @@
     <w:next w:val="Norml"/>
     <w:link w:val="Cmsor4Char"/>
     <w:uiPriority w:val="9"/>
-    <w:semiHidden/>
     <w:unhideWhenUsed/>
     <w:qFormat/>
     <w:rsid w:val="005634C4"/>
@@ -1773,7 +6175,6 @@
     <w:basedOn w:val="Bekezdsalapbettpusa"/>
     <w:link w:val="Cmsor4"/>
     <w:uiPriority w:val="9"/>
-    <w:semiHidden/>
     <w:rsid w:val="005634C4"/>
     <w:rPr>
       <w:rFonts w:eastAsiaTheme="majorEastAsia" w:cstheme="majorBidi"/>
@@ -1855,7 +6256,6 @@
     <w:qFormat/>
     <w:rsid w:val="005634C4"/>
     <w:pPr>
-      <w:spacing w:after="80" w:line="240" w:lineRule="auto"/>
       <w:contextualSpacing/>
     </w:pPr>
     <w:rPr>
@@ -2096,7 +6496,7 @@
         <w:tab w:val="center" w:pos="4536"/>
         <w:tab w:val="right" w:pos="9072"/>
       </w:tabs>
-      <w:spacing w:after="0" w:line="240" w:lineRule="auto"/>
+      <w:spacing w:after="0"/>
     </w:pPr>
   </w:style>
   <w:style w:type="character" w:customStyle="1" w:styleId="lfejChar">
@@ -2118,7 +6518,7 @@
         <w:tab w:val="center" w:pos="4536"/>
         <w:tab w:val="right" w:pos="9072"/>
       </w:tabs>
-      <w:spacing w:after="0" w:line="240" w:lineRule="auto"/>
+      <w:spacing w:after="0"/>
     </w:pPr>
   </w:style>
   <w:style w:type="character" w:customStyle="1" w:styleId="llbChar">
@@ -2138,7 +6538,7 @@
       <w:numPr>
         <w:numId w:val="2"/>
       </w:numPr>
-      <w:spacing w:before="120" w:after="240" w:line="240" w:lineRule="auto"/>
+      <w:spacing w:before="120" w:after="240"/>
       <w:ind w:left="360"/>
     </w:pPr>
     <w:rPr>
@@ -2473,21 +6873,6 @@
 </file>
 
 <file path=customXml/item1.xml><?xml version="1.0" encoding="utf-8"?>
-<p:properties xmlns:p="http://schemas.microsoft.com/office/2006/metadata/properties" xmlns:xsi="http://www.w3.org/2001/XMLSchema-instance" xmlns:pc="http://schemas.microsoft.com/office/infopath/2007/PartnerControls">
-  <documentManagement/>
-</p:properties>
-</file>
-
-<file path=customXml/item2.xml><?xml version="1.0" encoding="utf-8"?>
-<?mso-contentType ?>
-<FormTemplates xmlns="http://schemas.microsoft.com/sharepoint/v3/contenttype/forms">
-  <Display>DocumentLibraryForm</Display>
-  <Edit>DocumentLibraryForm</Edit>
-  <New>DocumentLibraryForm</New>
-</FormTemplates>
-</file>
-
-<file path=customXml/item3.xml><?xml version="1.0" encoding="utf-8"?>
 <ct:contentTypeSchema xmlns:ct="http://schemas.microsoft.com/office/2006/metadata/contentType" xmlns:ma="http://schemas.microsoft.com/office/2006/metadata/properties/metaAttributes" ct:_="" ma:_="" ma:contentTypeName="Dokumentum" ma:contentTypeID="0x010100CF5AA9B53FABF646827934C523D61C06" ma:contentTypeVersion="4" ma:contentTypeDescription="Új dokumentum létrehozása." ma:contentTypeScope="" ma:versionID="bfdd40c17a84a1cdccd3a96df49036dc">
   <xsd:schema xmlns:xsd="http://www.w3.org/2001/XMLSchema" xmlns:xs="http://www.w3.org/2001/XMLSchema" xmlns:p="http://schemas.microsoft.com/office/2006/metadata/properties" xmlns:ns3="66c951f3-fdf2-422c-8610-ac1d80a6cc93" targetNamespace="http://schemas.microsoft.com/office/2006/metadata/properties" ma:root="true" ma:fieldsID="9b639d8ba067bd2af0c9d340d0549deb" ns3:_="">
     <xsd:import namespace="66c951f3-fdf2-422c-8610-ac1d80a6cc93"/>
@@ -2631,28 +7016,26 @@
 </ct:contentTypeSchema>
 </file>
 
+<file path=customXml/item2.xml><?xml version="1.0" encoding="utf-8"?>
+<?mso-contentType ?>
+<FormTemplates xmlns="http://schemas.microsoft.com/sharepoint/v3/contenttype/forms">
+  <Display>DocumentLibraryForm</Display>
+  <Edit>DocumentLibraryForm</Edit>
+  <New>DocumentLibraryForm</New>
+</FormTemplates>
+</file>
+
+<file path=customXml/item3.xml><?xml version="1.0" encoding="utf-8"?>
+<p:properties xmlns:p="http://schemas.microsoft.com/office/2006/metadata/properties" xmlns:xsi="http://www.w3.org/2001/XMLSchema-instance" xmlns:pc="http://schemas.microsoft.com/office/infopath/2007/PartnerControls">
+  <documentManagement/>
+</p:properties>
+</file>
+
 <file path=customXml/item4.xml><?xml version="1.0" encoding="utf-8"?>
 <b:Sources xmlns:b="http://schemas.openxmlformats.org/officeDocument/2006/bibliography" xmlns="http://schemas.openxmlformats.org/officeDocument/2006/bibliography" SelectedStyle="\APASixthEditionOfficeOnline.xsl" StyleName="APA" Version="6"/>
 </file>
 
 <file path=customXml/itemProps1.xml><?xml version="1.0" encoding="utf-8"?>
-<ds:datastoreItem xmlns:ds="http://schemas.openxmlformats.org/officeDocument/2006/customXml" ds:itemID="{C75898AE-DBCE-4140-860B-13E91FB175F0}">
-  <ds:schemaRefs>
-    <ds:schemaRef ds:uri="http://schemas.microsoft.com/office/2006/metadata/properties"/>
-    <ds:schemaRef ds:uri="http://schemas.microsoft.com/office/infopath/2007/PartnerControls"/>
-  </ds:schemaRefs>
-</ds:datastoreItem>
-</file>
-
-<file path=customXml/itemProps2.xml><?xml version="1.0" encoding="utf-8"?>
-<ds:datastoreItem xmlns:ds="http://schemas.openxmlformats.org/officeDocument/2006/customXml" ds:itemID="{A71388C8-9E1C-48F1-A607-4AC1D0917D49}">
-  <ds:schemaRefs>
-    <ds:schemaRef ds:uri="http://schemas.microsoft.com/sharepoint/v3/contenttype/forms"/>
-  </ds:schemaRefs>
-</ds:datastoreItem>
-</file>
-
-<file path=customXml/itemProps3.xml><?xml version="1.0" encoding="utf-8"?>
 <ds:datastoreItem xmlns:ds="http://schemas.openxmlformats.org/officeDocument/2006/customXml" ds:itemID="{9E9E7E54-6552-4B63-A3A3-326F44A7311E}">
   <ds:schemaRefs>
     <ds:schemaRef ds:uri="http://schemas.microsoft.com/office/2006/metadata/contentType"/>
@@ -2670,6 +7053,23 @@
 </ds:datastoreItem>
 </file>
 
+<file path=customXml/itemProps2.xml><?xml version="1.0" encoding="utf-8"?>
+<ds:datastoreItem xmlns:ds="http://schemas.openxmlformats.org/officeDocument/2006/customXml" ds:itemID="{A71388C8-9E1C-48F1-A607-4AC1D0917D49}">
+  <ds:schemaRefs>
+    <ds:schemaRef ds:uri="http://schemas.microsoft.com/sharepoint/v3/contenttype/forms"/>
+  </ds:schemaRefs>
+</ds:datastoreItem>
+</file>
+
+<file path=customXml/itemProps3.xml><?xml version="1.0" encoding="utf-8"?>
+<ds:datastoreItem xmlns:ds="http://schemas.openxmlformats.org/officeDocument/2006/customXml" ds:itemID="{C75898AE-DBCE-4140-860B-13E91FB175F0}">
+  <ds:schemaRefs>
+    <ds:schemaRef ds:uri="http://schemas.microsoft.com/office/2006/metadata/properties"/>
+    <ds:schemaRef ds:uri="http://schemas.microsoft.com/office/infopath/2007/PartnerControls"/>
+  </ds:schemaRefs>
+</ds:datastoreItem>
+</file>
+
 <file path=customXml/itemProps4.xml><?xml version="1.0" encoding="utf-8"?>
 <ds:datastoreItem xmlns:ds="http://schemas.openxmlformats.org/officeDocument/2006/customXml" ds:itemID="{3597B07C-AE35-433A-AF12-4301C619B830}">
   <ds:schemaRefs>
